--- a/docs/admin/scenario_scripts_v4/carnf_scenario_v4.docx
+++ b/docs/admin/scenario_scripts_v4/carnf_scenario_v4.docx
@@ -11,7 +11,7 @@
           <w:color w:val="888888"/>
           <w:sz w:val="18"/>
         </w:rPr>
-        <w:t>生成日: 2026-04-19    対応アプリ: v4    コミット: f9c2a0d</w:t>
+        <w:t>生成日: 2026-04-19    対応アプリ: v4    コミット: 1ecb3c1</w:t>
       </w:r>
     </w:p>
     <w:p>
@@ -711,6 +711,158 @@
           <w:sz w:val="22"/>
         </w:rPr>
         <w:t>「前回 4/12 のカンファからステータス変更が 3 件、新規入院 1 件、退院 2 件です。黒帯のハイライトが付いているのが前回から変わった患者さんなので、そこから確認していきます」</w:t>
+      </w:r>
+    </w:p>
+    <w:p>
+      <w:pPr>
+        <w:pStyle w:val="Heading3"/>
+      </w:pPr>
+      <w:r>
+        <w:rPr>
+          <w:rFonts w:ascii="Hiragino Kaku Gothic ProN" w:hAnsi="Hiragino Kaku Gothic ProN" w:eastAsia="Hiragino Kaku Gothic ProN" w:cs="Hiragino Kaku Gothic ProN"/>
+          <w:b/>
+          <w:i w:val="0"/>
+          <w:sz w:val="28"/>
+        </w:rPr>
+        <w:t>スタッフ向け定型句（カンファ開会時・新任参加者がいるとき）</w:t>
+      </w:r>
+    </w:p>
+    <w:p>
+      <w:r>
+        <w:rPr>
+          <w:rFonts w:ascii="Hiragino Kaku Gothic ProN" w:hAnsi="Hiragino Kaku Gothic ProN" w:eastAsia="Hiragino Kaku Gothic ProN" w:cs="Hiragino Kaku Gothic ProN"/>
+          <w:b w:val="0"/>
+          <w:i w:val="0"/>
+          <w:sz w:val="22"/>
+        </w:rPr>
+        <w:t>参加者に「なぜ日曜退院・連休中退院を推奨しているのか」を最初に共有します。これにより、個別の退院判断で家族に「連休中のお迎えはいかがですか」と切り出す心理的ハードルが下がります。</w:t>
+      </w:r>
+    </w:p>
+    <w:p>
+      <w:r>
+        <w:rPr>
+          <w:rFonts w:ascii="Hiragino Kaku Gothic ProN" w:hAnsi="Hiragino Kaku Gothic ProN" w:eastAsia="Hiragino Kaku Gothic ProN" w:cs="Hiragino Kaku Gothic ProN"/>
+          <w:b/>
+          <w:i w:val="0"/>
+          <w:sz w:val="22"/>
+        </w:rPr>
+        <w:t>発言例（副院長または師長）：</w:t>
+      </w:r>
+    </w:p>
+    <w:p>
+      <w:pPr>
+        <w:spacing w:before="60" w:after="60"/>
+        <w:ind w:left="397"/>
+      </w:pPr>
+      <w:r>
+        <w:rPr>
+          <w:rFonts w:ascii="Hiragino Kaku Gothic ProN" w:hAnsi="Hiragino Kaku Gothic ProN" w:eastAsia="Hiragino Kaku Gothic ProN" w:cs="Hiragino Kaku Gothic ProN"/>
+          <w:b w:val="0"/>
+          <w:i/>
+          <w:color w:val="555555"/>
+          <w:sz w:val="22"/>
+        </w:rPr>
+        <w:t>「このカンファでは『連休前退院集中』ではなく、</w:t>
+      </w:r>
+      <w:r>
+        <w:rPr>
+          <w:rFonts w:ascii="Hiragino Kaku Gothic ProN" w:hAnsi="Hiragino Kaku Gothic ProN" w:eastAsia="Hiragino Kaku Gothic ProN" w:cs="Hiragino Kaku Gothic ProN"/>
+          <w:b/>
+          <w:i/>
+          <w:color w:val="555555"/>
+          <w:sz w:val="22"/>
+        </w:rPr>
+        <w:t>『連休前 + 連休中の分散退院』</w:t>
+      </w:r>
+      <w:r>
+        <w:rPr>
+          <w:rFonts w:ascii="Hiragino Kaku Gothic ProN" w:hAnsi="Hiragino Kaku Gothic ProN" w:eastAsia="Hiragino Kaku Gothic ProN" w:cs="Hiragino Kaku Gothic ProN"/>
+          <w:b w:val="0"/>
+          <w:i/>
+          <w:color w:val="555555"/>
+          <w:sz w:val="22"/>
+        </w:rPr>
+        <w:t xml:space="preserve"> を基本運用としています。理由は 2 つです。  1 つ目、患者さんとご家族への優しさ。休日は家族もお休みなので、お迎えの都合がつきやすい。平日に仕事を休んで来院いただく必要がなくなります。  2 つ目、皆さんの賞与原資の確保。当院はスタッフ 290 名、人件費率 58%、賞与は月給の 190-200%（年 3.9 ヶ月分）という経営構造です。日曜退院 2 床/週と連休中退院の分散を徹底すると、年間 </w:t>
+      </w:r>
+      <w:r>
+        <w:rPr>
+          <w:rFonts w:ascii="Hiragino Kaku Gothic ProN" w:hAnsi="Hiragino Kaku Gothic ProN" w:eastAsia="Hiragino Kaku Gothic ProN" w:cs="Hiragino Kaku Gothic ProN"/>
+          <w:b/>
+          <w:i/>
+          <w:color w:val="555555"/>
+          <w:sz w:val="22"/>
+        </w:rPr>
+        <w:t>約 2,400 万円</w:t>
+      </w:r>
+      <w:r>
+        <w:rPr>
+          <w:rFonts w:ascii="Hiragino Kaku Gothic ProN" w:hAnsi="Hiragino Kaku Gothic ProN" w:eastAsia="Hiragino Kaku Gothic ProN" w:cs="Hiragino Kaku Gothic ProN"/>
+          <w:b w:val="0"/>
+          <w:i/>
+          <w:color w:val="555555"/>
+          <w:sz w:val="22"/>
+        </w:rPr>
+        <w:t xml:space="preserve"> の運営貢献が守られ、</w:t>
+      </w:r>
+      <w:r>
+        <w:rPr>
+          <w:rFonts w:ascii="Hiragino Kaku Gothic ProN" w:hAnsi="Hiragino Kaku Gothic ProN" w:eastAsia="Hiragino Kaku Gothic ProN" w:cs="Hiragino Kaku Gothic ProN"/>
+          <w:b/>
+          <w:i/>
+          <w:color w:val="555555"/>
+          <w:sz w:val="22"/>
+        </w:rPr>
+        <w:t>全員の年間賞与が 4% 前後、夏冬のボーナスそれぞれで約 2 万円ずつ</w:t>
+      </w:r>
+      <w:r>
+        <w:rPr>
+          <w:rFonts w:ascii="Hiragino Kaku Gothic ProN" w:hAnsi="Hiragino Kaku Gothic ProN" w:eastAsia="Hiragino Kaku Gothic ProN" w:cs="Hiragino Kaku Gothic ProN"/>
+          <w:b w:val="0"/>
+          <w:i/>
+          <w:color w:val="555555"/>
+          <w:sz w:val="22"/>
+        </w:rPr>
+        <w:t xml:space="preserve"> 上乗せされる余地が生まれます。既存の『稼働率 +5% → 賞与原資 +10%』という当院のファクトとも整合します。  今日のカンファでも、『連休中退院可（Day 2-3）』に振り分けられる患者さんがいたら、担当から家族に『</w:t>
+      </w:r>
+      <w:r>
+        <w:rPr>
+          <w:rFonts w:ascii="Hiragino Kaku Gothic ProN" w:hAnsi="Hiragino Kaku Gothic ProN" w:eastAsia="Hiragino Kaku Gothic ProN" w:cs="Hiragino Kaku Gothic ProN"/>
+          <w:b/>
+          <w:i/>
+          <w:color w:val="555555"/>
+          <w:sz w:val="22"/>
+        </w:rPr>
+        <w:t>休日のお迎えはご都合いかがですか</w:t>
+      </w:r>
+      <w:r>
+        <w:rPr>
+          <w:rFonts w:ascii="Hiragino Kaku Gothic ProN" w:hAnsi="Hiragino Kaku Gothic ProN" w:eastAsia="Hiragino Kaku Gothic ProN" w:cs="Hiragino Kaku Gothic ProN"/>
+          <w:b w:val="0"/>
+          <w:i/>
+          <w:color w:val="555555"/>
+          <w:sz w:val="22"/>
+        </w:rPr>
+        <w:t>』とお声かけをお願いします」</w:t>
+      </w:r>
+    </w:p>
+    <w:p>
+      <w:r>
+        <w:rPr>
+          <w:rFonts w:ascii="Hiragino Kaku Gothic ProN" w:hAnsi="Hiragino Kaku Gothic ProN" w:eastAsia="Hiragino Kaku Gothic ProN" w:cs="Hiragino Kaku Gothic ProN"/>
+          <w:b/>
+          <w:i w:val="0"/>
+          <w:sz w:val="22"/>
+        </w:rPr>
+        <w:t>詳細試算</w:t>
+      </w:r>
+      <w:r>
+        <w:rPr>
+          <w:rFonts w:ascii="Hiragino Kaku Gothic ProN" w:hAnsi="Hiragino Kaku Gothic ProN" w:eastAsia="Hiragino Kaku Gothic ProN" w:cs="Hiragino Kaku Gothic ProN"/>
+          <w:b w:val="0"/>
+          <w:i w:val="0"/>
+          <w:sz w:val="22"/>
+        </w:rPr>
+        <w:t>: bonus_impact_discharge_timing.md (bonus_impact_discharge_timing.md) 参照。初回参加者には印刷して配布可能。</w:t>
       </w:r>
     </w:p>
     <w:p>

--- a/docs/admin/scenario_scripts_v4/carnf_scenario_v4.docx
+++ b/docs/admin/scenario_scripts_v4/carnf_scenario_v4.docx
@@ -11,7 +11,7 @@
           <w:color w:val="888888"/>
           <w:sz w:val="18"/>
         </w:rPr>
-        <w:t>生成日: 2026-04-19    対応アプリ: v4    コミット: 1ecb3c1</w:t>
+        <w:t>生成日: 2026-04-19    対応アプリ: v4    コミット: 9b6041c</w:t>
       </w:r>
     </w:p>
     <w:p>
@@ -644,7 +644,7 @@
           <w:i w:val="0"/>
           <w:sz w:val="28"/>
         </w:rPr>
-        <w:t>前回カンファからの変化差分の確認（v4 新機能）</w:t>
+        <w:t>前回カンファからの変化差分の確認（v4 新機能、2026-04-19 対応策 B 実装済）</w:t>
       </w:r>
     </w:p>
     <w:p>
@@ -669,7 +669,25 @@
           <w:i w:val="0"/>
           <w:sz w:val="22"/>
         </w:rPr>
-        <w:t>ブロック C の患者一覧の冒頭に「📝 前回（yyyy/mm/dd）からの変化: ステータス変更 3 件 / 新規 1 件 / 退院 2 件」と要約バッジが表示される</w:t>
+        <w:t xml:space="preserve">ブロック C の患者一覧の冒頭に </w:t>
+      </w:r>
+      <w:r>
+        <w:rPr>
+          <w:rFonts w:ascii="Hiragino Kaku Gothic ProN" w:hAnsi="Hiragino Kaku Gothic ProN" w:eastAsia="Hiragino Kaku Gothic ProN" w:cs="Hiragino Kaku Gothic ProN"/>
+          <w:b/>
+          <w:i w:val="0"/>
+          <w:sz w:val="22"/>
+        </w:rPr>
+        <w:t>「📝 前回からの変化: ステータス変更 N 件 / 新規登録 N 件」</w:t>
+      </w:r>
+      <w:r>
+        <w:rPr>
+          <w:rFonts w:ascii="Hiragino Kaku Gothic ProN" w:hAnsi="Hiragino Kaku Gothic ProN" w:eastAsia="Hiragino Kaku Gothic ProN" w:cs="Hiragino Kaku Gothic ProN"/>
+          <w:b w:val="0"/>
+          <w:i w:val="0"/>
+          <w:sz w:val="22"/>
+        </w:rPr>
+        <w:t xml:space="preserve"> の要約バッジが表示される（グレー背景 + 左端グレーボーダー）</w:t>
       </w:r>
     </w:p>
     <w:p>
@@ -683,10 +701,22 @@
           <w:i w:val="0"/>
           <w:sz w:val="22"/>
         </w:rPr>
-        <w:t>変化のあった患者行は左端に薄いハイライト（グレー背景）が付く</w:t>
+        <w:t>右側に「（詳細は下部『📈 先週からの変化』で確認）」の誘導文</w:t>
       </w:r>
     </w:p>
     <w:p>
+      <w:pPr>
+        <w:pStyle w:val="ListBullet"/>
+      </w:pPr>
+      <w:r>
+        <w:rPr>
+          <w:rFonts w:ascii="Hiragino Kaku Gothic ProN" w:hAnsi="Hiragino Kaku Gothic ProN" w:eastAsia="Hiragino Kaku Gothic ProN" w:cs="Hiragino Kaku Gothic ProN"/>
+          <w:b w:val="0"/>
+          <w:i w:val="0"/>
+          <w:sz w:val="22"/>
+        </w:rPr>
+        <w:t xml:space="preserve">変化のあった患者行は </w:t>
+      </w:r>
       <w:r>
         <w:rPr>
           <w:rFonts w:ascii="Hiragino Kaku Gothic ProN" w:hAnsi="Hiragino Kaku Gothic ProN" w:eastAsia="Hiragino Kaku Gothic ProN" w:cs="Hiragino Kaku Gothic ProN"/>
@@ -694,7 +724,59 @@
           <w:i w:val="0"/>
           <w:sz w:val="22"/>
         </w:rPr>
-        <w:t>発言例（司会）：</w:t>
+        <w:t>左端にグレーの縦ライン（4px）</w:t>
+      </w:r>
+      <w:r>
+        <w:rPr>
+          <w:rFonts w:ascii="Hiragino Kaku Gothic ProN" w:hAnsi="Hiragino Kaku Gothic ProN" w:eastAsia="Hiragino Kaku Gothic ProN" w:cs="Hiragino Kaku Gothic ProN"/>
+          <w:b w:val="0"/>
+          <w:i w:val="0"/>
+          <w:sz w:val="22"/>
+        </w:rPr>
+        <w:t xml:space="preserve"> が付く（</w:t>
+      </w:r>
+      <w:r>
+        <w:rPr>
+          <w:rFonts w:ascii="Hiragino Kaku Gothic ProN" w:hAnsi="Hiragino Kaku Gothic ProN" w:eastAsia="Hiragino Kaku Gothic ProN" w:cs="Hiragino Kaku Gothic ProN"/>
+          <w:b w:val="0"/>
+          <w:i w:val="0"/>
+          <w:sz w:val="20"/>
+        </w:rPr>
+        <w:t>conf-patient-row-changed</w:t>
+      </w:r>
+      <w:r>
+        <w:rPr>
+          <w:rFonts w:ascii="Hiragino Kaku Gothic ProN" w:hAnsi="Hiragino Kaku Gothic ProN" w:eastAsia="Hiragino Kaku Gothic ProN" w:cs="Hiragino Kaku Gothic ProN"/>
+          <w:b w:val="0"/>
+          <w:i w:val="0"/>
+          <w:sz w:val="22"/>
+        </w:rPr>
+        <w:t xml:space="preserve"> クラス）</w:t>
+      </w:r>
+    </w:p>
+    <w:p>
+      <w:pPr>
+        <w:pStyle w:val="ListBullet"/>
+      </w:pPr>
+      <w:r>
+        <w:rPr>
+          <w:rFonts w:ascii="Hiragino Kaku Gothic ProN" w:hAnsi="Hiragino Kaku Gothic ProN" w:eastAsia="Hiragino Kaku Gothic ProN" w:cs="Hiragino Kaku Gothic ProN"/>
+          <w:b w:val="0"/>
+          <w:i w:val="0"/>
+          <w:sz w:val="22"/>
+        </w:rPr>
+        <w:t>履歴データがまだない場合（初回運用）は「履歴データ蓄積中（次回カンファから変化を表示します）」と表示される</w:t>
+      </w:r>
+    </w:p>
+    <w:p>
+      <w:r>
+        <w:rPr>
+          <w:rFonts w:ascii="Hiragino Kaku Gothic ProN" w:hAnsi="Hiragino Kaku Gothic ProN" w:eastAsia="Hiragino Kaku Gothic ProN" w:cs="Hiragino Kaku Gothic ProN"/>
+          <w:b/>
+          <w:i w:val="0"/>
+          <w:sz w:val="22"/>
+        </w:rPr>
+        <w:t>発言例（司会、初回運用時）：</w:t>
       </w:r>
     </w:p>
     <w:p>
@@ -710,7 +792,60 @@
           <w:color w:val="555555"/>
           <w:sz w:val="22"/>
         </w:rPr>
-        <w:t>「前回 4/12 のカンファからステータス変更が 3 件、新規入院 1 件、退院 2 件です。黒帯のハイライトが付いているのが前回から変わった患者さんなので、そこから確認していきます」</w:t>
+        <w:t>「まだ履歴データが蓄積されていませんので、今日は初回カテゴライズからスタートします。来週以降のカンファでは、前回からの変化が Block C 冒頭のバッジで確認できるようになります」</w:t>
+      </w:r>
+    </w:p>
+    <w:p>
+      <w:r>
+        <w:rPr>
+          <w:rFonts w:ascii="Hiragino Kaku Gothic ProN" w:hAnsi="Hiragino Kaku Gothic ProN" w:eastAsia="Hiragino Kaku Gothic ProN" w:cs="Hiragino Kaku Gothic ProN"/>
+          <w:b/>
+          <w:i w:val="0"/>
+          <w:sz w:val="22"/>
+        </w:rPr>
+        <w:t>発言例（司会、継続運用時）：</w:t>
+      </w:r>
+    </w:p>
+    <w:p>
+      <w:pPr>
+        <w:spacing w:before="60" w:after="60"/>
+        <w:ind w:left="397"/>
+      </w:pPr>
+      <w:r>
+        <w:rPr>
+          <w:rFonts w:ascii="Hiragino Kaku Gothic ProN" w:hAnsi="Hiragino Kaku Gothic ProN" w:eastAsia="Hiragino Kaku Gothic ProN" w:cs="Hiragino Kaku Gothic ProN"/>
+          <w:b w:val="0"/>
+          <w:i/>
+          <w:color w:val="555555"/>
+          <w:sz w:val="22"/>
+        </w:rPr>
+        <w:t>「前回 4/12 のカンファからステータス変更が 3 件、新規登録 1 件です。左端にグレーの縦ラインが付いているのが前回から変わった患者さんなので、そこから確認していきます。退院された方や新規入院の詳細は、画面下部の『📈 先週からの変化』セクションで確認できます」</w:t>
+      </w:r>
+    </w:p>
+    <w:p>
+      <w:pPr>
+        <w:spacing w:before="60" w:after="60"/>
+        <w:ind w:left="397"/>
+      </w:pPr>
+      <w:r>
+        <w:rPr>
+          <w:rFonts w:ascii="Hiragino Kaku Gothic ProN" w:hAnsi="Hiragino Kaku Gothic ProN" w:eastAsia="Hiragino Kaku Gothic ProN" w:cs="Hiragino Kaku Gothic ProN"/>
+          <w:b/>
+          <w:i/>
+          <w:color w:val="555555"/>
+          <w:sz w:val="22"/>
+        </w:rPr>
+        <w:t>実装メモ（副院長指示 2026-04-19）:</w:t>
+      </w:r>
+      <w:r>
+        <w:rPr>
+          <w:rFonts w:ascii="Hiragino Kaku Gothic ProN" w:hAnsi="Hiragino Kaku Gothic ProN" w:eastAsia="Hiragino Kaku Gothic ProN" w:cs="Hiragino Kaku Gothic ProN"/>
+          <w:b w:val="0"/>
+          <w:i/>
+          <w:color w:val="555555"/>
+          <w:sz w:val="22"/>
+        </w:rPr>
+        <w:t xml:space="preserve"> 旧 v3.6 時代は「黒帯のハイライト」という表現でしたが、v4 実装では視認性と印刷適性を考慮して「左端 4px グレーライン + 薄グラデーション背景」にしています。退院件数は履歴 JSON だけでは正確に追跡できないため、Block C 上部バッジでは「ステータス変更」と「新規登録」の 2 項目のみ表示します。退院含む詳細は下部「📈 先週からの変化」セクションで確認してください。</w:t>
       </w:r>
     </w:p>
     <w:p>

--- a/docs/admin/scenario_scripts_v4/carnf_scenario_v4.docx
+++ b/docs/admin/scenario_scripts_v4/carnf_scenario_v4.docx
@@ -11,7 +11,7 @@
           <w:color w:val="888888"/>
           <w:sz w:val="18"/>
         </w:rPr>
-        <w:t>生成日: 2026-04-19    対応アプリ: v4    コミット: 9b6041c</w:t>
+        <w:t>生成日: 2026-04-19    対応アプリ: v4    コミット: b34c220</w:t>
       </w:r>
     </w:p>
     <w:p>
@@ -3875,7 +3875,25 @@
           <w:i w:val="0"/>
           <w:sz w:val="28"/>
         </w:rPr>
-        <w:t>編集ボタン（✏️）— 患者名・ID の追加入力（任意）</w:t>
+        <w:t>編集ボタン（✏️）— 患者名・ID・</w:t>
+      </w:r>
+      <w:r>
+        <w:rPr>
+          <w:rFonts w:ascii="Hiragino Kaku Gothic ProN" w:hAnsi="Hiragino Kaku Gothic ProN" w:eastAsia="Hiragino Kaku Gothic ProN" w:cs="Hiragino Kaku Gothic ProN"/>
+          <w:b/>
+          <w:i w:val="0"/>
+          <w:sz w:val="28"/>
+        </w:rPr>
+        <w:t>確認事項</w:t>
+      </w:r>
+      <w:r>
+        <w:rPr>
+          <w:rFonts w:ascii="Hiragino Kaku Gothic ProN" w:hAnsi="Hiragino Kaku Gothic ProN" w:eastAsia="Hiragino Kaku Gothic ProN" w:cs="Hiragino Kaku Gothic ProN"/>
+          <w:b/>
+          <w:i w:val="0"/>
+          <w:sz w:val="28"/>
+        </w:rPr>
+        <w:t xml:space="preserve"> の入力</w:t>
       </w:r>
     </w:p>
     <w:p>
@@ -3914,12 +3932,31 @@
           <w:i w:val="0"/>
           <w:sz w:val="22"/>
         </w:rPr>
-        <w:t>ポップオーバー内に「主治医名」「患者名」「患者 ID」のテキストフィールド</w:t>
+        <w:t xml:space="preserve">ポップオーバー内に </w:t>
+      </w:r>
+      <w:r>
+        <w:rPr>
+          <w:rFonts w:ascii="Hiragino Kaku Gothic ProN" w:hAnsi="Hiragino Kaku Gothic ProN" w:eastAsia="Hiragino Kaku Gothic ProN" w:cs="Hiragino Kaku Gothic ProN"/>
+          <w:b/>
+          <w:i w:val="0"/>
+          <w:sz w:val="22"/>
+        </w:rPr>
+        <w:t>4 つのフィールド</w:t>
+      </w:r>
+      <w:r>
+        <w:rPr>
+          <w:rFonts w:ascii="Hiragino Kaku Gothic ProN" w:hAnsi="Hiragino Kaku Gothic ProN" w:eastAsia="Hiragino Kaku Gothic ProN" w:cs="Hiragino Kaku Gothic ProN"/>
+          <w:b w:val="0"/>
+          <w:i w:val="0"/>
+          <w:sz w:val="22"/>
+        </w:rPr>
+        <w:t xml:space="preserve"> が表示される（副院長指示 2026-04-19）:</w:t>
       </w:r>
     </w:p>
     <w:p>
       <w:pPr>
-        <w:pStyle w:val="ListNumber"/>
+        <w:pStyle w:val="ListBullet"/>
+        <w:ind w:left="794"/>
       </w:pPr>
       <w:r>
         <w:rPr>
@@ -3928,23 +3965,28 @@
           <w:i w:val="0"/>
           <w:sz w:val="22"/>
         </w:rPr>
-        <w:t>入力してフォーカスを外すと即保存</w:t>
+        <w:t>主治医名（text_input、1 行）</w:t>
       </w:r>
     </w:p>
     <w:p>
-      <w:r>
-        <w:rPr>
-          <w:rFonts w:ascii="Hiragino Kaku Gothic ProN" w:hAnsi="Hiragino Kaku Gothic ProN" w:eastAsia="Hiragino Kaku Gothic ProN" w:cs="Hiragino Kaku Gothic ProN"/>
-          <w:b/>
-          <w:i w:val="0"/>
-          <w:sz w:val="22"/>
-        </w:rPr>
-        <w:t>運用ルール（厳守）：</w:t>
+      <w:pPr>
+        <w:pStyle w:val="ListBullet"/>
+        <w:ind w:left="794"/>
+      </w:pPr>
+      <w:r>
+        <w:rPr>
+          <w:rFonts w:ascii="Hiragino Kaku Gothic ProN" w:hAnsi="Hiragino Kaku Gothic ProN" w:eastAsia="Hiragino Kaku Gothic ProN" w:cs="Hiragino Kaku Gothic ProN"/>
+          <w:b w:val="0"/>
+          <w:i w:val="0"/>
+          <w:sz w:val="22"/>
+        </w:rPr>
+        <w:t>患者名（text_input、1 行）</w:t>
       </w:r>
     </w:p>
     <w:p>
       <w:pPr>
         <w:pStyle w:val="ListBullet"/>
+        <w:ind w:left="794"/>
       </w:pPr>
       <w:r>
         <w:rPr>
@@ -3953,67 +3995,23 @@
           <w:i w:val="0"/>
           <w:sz w:val="22"/>
         </w:rPr>
-        <w:t xml:space="preserve">個人情報は </w:t>
-      </w:r>
-      <w:r>
-        <w:rPr>
-          <w:rFonts w:ascii="Hiragino Kaku Gothic ProN" w:hAnsi="Hiragino Kaku Gothic ProN" w:eastAsia="Hiragino Kaku Gothic ProN" w:cs="Hiragino Kaku Gothic ProN"/>
-          <w:b/>
-          <w:i w:val="0"/>
-          <w:sz w:val="22"/>
-        </w:rPr>
-        <w:t>現場 PC 内で完結</w:t>
-      </w:r>
-      <w:r>
-        <w:rPr>
-          <w:rFonts w:ascii="Hiragino Kaku Gothic ProN" w:hAnsi="Hiragino Kaku Gothic ProN" w:eastAsia="Hiragino Kaku Gothic ProN" w:cs="Hiragino Kaku Gothic ProN"/>
-          <w:b w:val="0"/>
-          <w:i w:val="0"/>
-          <w:sz w:val="22"/>
-        </w:rPr>
-        <w:t>（</w:t>
-      </w:r>
-      <w:r>
-        <w:rPr>
-          <w:rFonts w:ascii="Hiragino Kaku Gothic ProN" w:hAnsi="Hiragino Kaku Gothic ProN" w:eastAsia="Hiragino Kaku Gothic ProN" w:cs="Hiragino Kaku Gothic ProN"/>
-          <w:b w:val="0"/>
-          <w:i w:val="0"/>
-          <w:sz w:val="20"/>
-        </w:rPr>
-        <w:t>data/patient_names.json</w:t>
-      </w:r>
-      <w:r>
-        <w:rPr>
-          <w:rFonts w:ascii="Hiragino Kaku Gothic ProN" w:hAnsi="Hiragino Kaku Gothic ProN" w:eastAsia="Hiragino Kaku Gothic ProN" w:cs="Hiragino Kaku Gothic ProN"/>
-          <w:b w:val="0"/>
-          <w:i w:val="0"/>
-          <w:sz w:val="22"/>
-        </w:rPr>
-        <w:t xml:space="preserve"> は </w:t>
-      </w:r>
-      <w:r>
-        <w:rPr>
-          <w:rFonts w:ascii="Hiragino Kaku Gothic ProN" w:hAnsi="Hiragino Kaku Gothic ProN" w:eastAsia="Hiragino Kaku Gothic ProN" w:cs="Hiragino Kaku Gothic ProN"/>
-          <w:b w:val="0"/>
-          <w:i w:val="0"/>
-          <w:sz w:val="20"/>
-        </w:rPr>
-        <w:t>.gitignore</w:t>
-      </w:r>
-      <w:r>
-        <w:rPr>
-          <w:rFonts w:ascii="Hiragino Kaku Gothic ProN" w:hAnsi="Hiragino Kaku Gothic ProN" w:eastAsia="Hiragino Kaku Gothic ProN" w:cs="Hiragino Kaku Gothic ProN"/>
-          <w:b w:val="0"/>
-          <w:i w:val="0"/>
-          <w:sz w:val="22"/>
-        </w:rPr>
-        <w:t xml:space="preserve"> で除外）</w:t>
+        <w:t>患者 ID（text_input、1 行）</w:t>
       </w:r>
     </w:p>
     <w:p>
       <w:pPr>
         <w:pStyle w:val="ListBullet"/>
-      </w:pPr>
+        <w:ind w:left="794"/>
+      </w:pPr>
+      <w:r>
+        <w:rPr>
+          <w:rFonts w:ascii="Hiragino Kaku Gothic ProN" w:hAnsi="Hiragino Kaku Gothic ProN" w:eastAsia="Hiragino Kaku Gothic ProN" w:cs="Hiragino Kaku Gothic ProN"/>
+          <w:b/>
+          <w:i w:val="0"/>
+          <w:sz w:val="22"/>
+        </w:rPr>
+        <w:t>確認事項（text_area、複数行、高さ 80px）</w:t>
+      </w:r>
       <w:r>
         <w:rPr>
           <w:rFonts w:ascii="Hiragino Kaku Gothic ProN" w:hAnsi="Hiragino Kaku Gothic ProN" w:eastAsia="Hiragino Kaku Gothic ProN" w:cs="Hiragino Kaku Gothic ProN"/>
@@ -4021,12 +4019,12 @@
           <w:i w:val="0"/>
           <w:sz w:val="22"/>
         </w:rPr>
-        <w:t>クラウド同期対象外、院内 PC にのみ残る</w:t>
+        <w:t xml:space="preserve"> ← v4 新機能</w:t>
       </w:r>
     </w:p>
     <w:p>
       <w:pPr>
-        <w:pStyle w:val="ListBullet"/>
+        <w:pStyle w:val="ListNumber"/>
       </w:pPr>
       <w:r>
         <w:rPr>
@@ -4035,11 +4033,81 @@
           <w:i w:val="0"/>
           <w:sz w:val="22"/>
         </w:rPr>
-        <w:t>スクリーンショット共有時は事前に「🗑 データ管理（一括クリア）」で氏名・ID をクリア</w:t>
+        <w:t xml:space="preserve">入力してフォーカスを外すと </w:t>
+      </w:r>
+      <w:r>
+        <w:rPr>
+          <w:rFonts w:ascii="Hiragino Kaku Gothic ProN" w:hAnsi="Hiragino Kaku Gothic ProN" w:eastAsia="Hiragino Kaku Gothic ProN" w:cs="Hiragino Kaku Gothic ProN"/>
+          <w:b/>
+          <w:i w:val="0"/>
+          <w:sz w:val="22"/>
+        </w:rPr>
+        <w:t>即保存</w:t>
+      </w:r>
+      <w:r>
+        <w:rPr>
+          <w:rFonts w:ascii="Hiragino Kaku Gothic ProN" w:hAnsi="Hiragino Kaku Gothic ProN" w:eastAsia="Hiragino Kaku Gothic ProN" w:cs="Hiragino Kaku Gothic ProN"/>
+          <w:b w:val="0"/>
+          <w:i w:val="0"/>
+          <w:sz w:val="22"/>
+        </w:rPr>
+        <w:t xml:space="preserve"> + 行の「確認事項」列に反映される</w:t>
       </w:r>
     </w:p>
     <w:p>
       <w:pPr>
+        <w:pStyle w:val="ListNumber"/>
+      </w:pPr>
+      <w:r>
+        <w:rPr>
+          <w:rFonts w:ascii="Hiragino Kaku Gothic ProN" w:hAnsi="Hiragino Kaku Gothic ProN" w:eastAsia="Hiragino Kaku Gothic ProN" w:cs="Hiragino Kaku Gothic ProN"/>
+          <w:b w:val="0"/>
+          <w:i w:val="0"/>
+          <w:sz w:val="22"/>
+        </w:rPr>
+        <w:t>未入力の確認事項はサンプル既定値がプレースホルダーとして表示される</w:t>
+      </w:r>
+    </w:p>
+    <w:p>
+      <w:r>
+        <w:rPr>
+          <w:rFonts w:ascii="Hiragino Kaku Gothic ProN" w:hAnsi="Hiragino Kaku Gothic ProN" w:eastAsia="Hiragino Kaku Gothic ProN" w:cs="Hiragino Kaku Gothic ProN"/>
+          <w:b/>
+          <w:i w:val="0"/>
+          <w:sz w:val="22"/>
+        </w:rPr>
+        <w:t>発言例（師長）：</w:t>
+      </w:r>
+    </w:p>
+    <w:p>
+      <w:pPr>
+        <w:spacing w:before="60" w:after="60"/>
+        <w:ind w:left="397"/>
+      </w:pPr>
+      <w:r>
+        <w:rPr>
+          <w:rFonts w:ascii="Hiragino Kaku Gothic ProN" w:hAnsi="Hiragino Kaku Gothic ProN" w:eastAsia="Hiragino Kaku Gothic ProN" w:cs="Hiragino Kaku Gothic ProN"/>
+          <w:b w:val="0"/>
+          <w:i/>
+          <w:color w:val="555555"/>
+          <w:sz w:val="22"/>
+        </w:rPr>
+        <w:t>「伊藤さんの ✏️ を開いて、確認事項に『4/24 田中医師と再カンファ、家族から連絡待ち』と書き換えてください。行の確認事項欄にすぐ反映されます」</w:t>
+      </w:r>
+    </w:p>
+    <w:p>
+      <w:r>
+        <w:rPr>
+          <w:rFonts w:ascii="Hiragino Kaku Gothic ProN" w:hAnsi="Hiragino Kaku Gothic ProN" w:eastAsia="Hiragino Kaku Gothic ProN" w:cs="Hiragino Kaku Gothic ProN"/>
+          <w:b/>
+          <w:i w:val="0"/>
+          <w:sz w:val="22"/>
+        </w:rPr>
+        <w:t>確認事項の活用シーン：</w:t>
+      </w:r>
+    </w:p>
+    <w:p>
+      <w:pPr>
         <w:pStyle w:val="ListBullet"/>
       </w:pPr>
       <w:r>
@@ -4049,7 +4117,281 @@
           <w:i w:val="0"/>
           <w:sz w:val="22"/>
         </w:rPr>
-        <w:t>カンファ中だけ一時入力し、終了時にクリアする運用も可</w:t>
+        <w:t xml:space="preserve">カンファで議論した </w:t>
+      </w:r>
+      <w:r>
+        <w:rPr>
+          <w:rFonts w:ascii="Hiragino Kaku Gothic ProN" w:hAnsi="Hiragino Kaku Gothic ProN" w:eastAsia="Hiragino Kaku Gothic ProN" w:cs="Hiragino Kaku Gothic ProN"/>
+          <w:b/>
+          <w:i w:val="0"/>
+          <w:sz w:val="22"/>
+        </w:rPr>
+        <w:t>次のアクション</w:t>
+      </w:r>
+      <w:r>
+        <w:rPr>
+          <w:rFonts w:ascii="Hiragino Kaku Gothic ProN" w:hAnsi="Hiragino Kaku Gothic ProN" w:eastAsia="Hiragino Kaku Gothic ProN" w:cs="Hiragino Kaku Gothic ProN"/>
+          <w:b w:val="0"/>
+          <w:i w:val="0"/>
+          <w:sz w:val="22"/>
+        </w:rPr>
+        <w:t xml:space="preserve"> を患者ごとに記録</w:t>
+      </w:r>
+    </w:p>
+    <w:p>
+      <w:pPr>
+        <w:pStyle w:val="ListBullet"/>
+      </w:pPr>
+      <w:r>
+        <w:rPr>
+          <w:rFonts w:ascii="Hiragino Kaku Gothic ProN" w:hAnsi="Hiragino Kaku Gothic ProN" w:eastAsia="Hiragino Kaku Gothic ProN" w:cs="Hiragino Kaku Gothic ProN"/>
+          <w:b w:val="0"/>
+          <w:i w:val="0"/>
+          <w:sz w:val="22"/>
+        </w:rPr>
+        <w:t>「誰がいつまでに何をするか」を短文で残す</w:t>
+      </w:r>
+    </w:p>
+    <w:p>
+      <w:pPr>
+        <w:pStyle w:val="ListBullet"/>
+      </w:pPr>
+      <w:r>
+        <w:rPr>
+          <w:rFonts w:ascii="Hiragino Kaku Gothic ProN" w:hAnsi="Hiragino Kaku Gothic ProN" w:eastAsia="Hiragino Kaku Gothic ProN" w:cs="Hiragino Kaku Gothic ProN"/>
+          <w:b w:val="0"/>
+          <w:i w:val="0"/>
+          <w:sz w:val="22"/>
+        </w:rPr>
+        <w:t>次回カンファで 📜 履歴と併せて進捗確認</w:t>
+      </w:r>
+    </w:p>
+    <w:p>
+      <w:pPr>
+        <w:pStyle w:val="ListBullet"/>
+      </w:pPr>
+      <w:r>
+        <w:rPr>
+          <w:rFonts w:ascii="Hiragino Kaku Gothic ProN" w:hAnsi="Hiragino Kaku Gothic ProN" w:eastAsia="Hiragino Kaku Gothic ProN" w:cs="Hiragino Kaku Gothic ProN"/>
+          <w:b w:val="0"/>
+          <w:i w:val="0"/>
+          <w:sz w:val="22"/>
+        </w:rPr>
+        <w:t xml:space="preserve">スクリーンショット 1 枚が </w:t>
+      </w:r>
+      <w:r>
+        <w:rPr>
+          <w:rFonts w:ascii="Hiragino Kaku Gothic ProN" w:hAnsi="Hiragino Kaku Gothic ProN" w:eastAsia="Hiragino Kaku Gothic ProN" w:cs="Hiragino Kaku Gothic ProN"/>
+          <w:b/>
+          <w:i w:val="0"/>
+          <w:sz w:val="22"/>
+        </w:rPr>
+        <w:t>そのまま会議録</w:t>
+      </w:r>
+      <w:r>
+        <w:rPr>
+          <w:rFonts w:ascii="Hiragino Kaku Gothic ProN" w:hAnsi="Hiragino Kaku Gothic ProN" w:eastAsia="Hiragino Kaku Gothic ProN" w:cs="Hiragino Kaku Gothic ProN"/>
+          <w:b w:val="0"/>
+          <w:i w:val="0"/>
+          <w:sz w:val="22"/>
+        </w:rPr>
+        <w:t xml:space="preserve"> として機能する</w:t>
+      </w:r>
+    </w:p>
+    <w:p>
+      <w:r>
+        <w:rPr>
+          <w:rFonts w:ascii="Hiragino Kaku Gothic ProN" w:hAnsi="Hiragino Kaku Gothic ProN" w:eastAsia="Hiragino Kaku Gothic ProN" w:cs="Hiragino Kaku Gothic ProN"/>
+          <w:b/>
+          <w:i w:val="0"/>
+          <w:sz w:val="22"/>
+        </w:rPr>
+        <w:t>🗑 クリアチェックボックス（ポップオーバー下部）：</w:t>
+      </w:r>
+    </w:p>
+    <w:p>
+      <w:pPr>
+        <w:pStyle w:val="ListBullet"/>
+      </w:pPr>
+      <w:r>
+        <w:rPr>
+          <w:rFonts w:ascii="Hiragino Kaku Gothic ProN" w:hAnsi="Hiragino Kaku Gothic ProN" w:eastAsia="Hiragino Kaku Gothic ProN" w:cs="Hiragino Kaku Gothic ProN"/>
+          <w:b w:val="0"/>
+          <w:i w:val="0"/>
+          <w:sz w:val="22"/>
+        </w:rPr>
+        <w:t>主治医名・患者名・患者ID・</w:t>
+      </w:r>
+      <w:r>
+        <w:rPr>
+          <w:rFonts w:ascii="Hiragino Kaku Gothic ProN" w:hAnsi="Hiragino Kaku Gothic ProN" w:eastAsia="Hiragino Kaku Gothic ProN" w:cs="Hiragino Kaku Gothic ProN"/>
+          <w:b/>
+          <w:i w:val="0"/>
+          <w:sz w:val="22"/>
+        </w:rPr>
+        <w:t>確認事項</w:t>
+      </w:r>
+      <w:r>
+        <w:rPr>
+          <w:rFonts w:ascii="Hiragino Kaku Gothic ProN" w:hAnsi="Hiragino Kaku Gothic ProN" w:eastAsia="Hiragino Kaku Gothic ProN" w:cs="Hiragino Kaku Gothic ProN"/>
+          <w:b w:val="0"/>
+          <w:i w:val="0"/>
+          <w:sz w:val="22"/>
+        </w:rPr>
+        <w:t>・ステータス の 5 項目を選択してクリア</w:t>
+      </w:r>
+    </w:p>
+    <w:p>
+      <w:pPr>
+        <w:pStyle w:val="ListBullet"/>
+      </w:pPr>
+      <w:r>
+        <w:rPr>
+          <w:rFonts w:ascii="Hiragino Kaku Gothic ProN" w:hAnsi="Hiragino Kaku Gothic ProN" w:eastAsia="Hiragino Kaku Gothic ProN" w:cs="Hiragino Kaku Gothic ProN"/>
+          <w:b w:val="0"/>
+          <w:i w:val="0"/>
+          <w:sz w:val="22"/>
+        </w:rPr>
+        <w:t>誤入力時の取り消しや、カンファ終了時の一括消去に使用</w:t>
+      </w:r>
+    </w:p>
+    <w:p>
+      <w:r>
+        <w:rPr>
+          <w:rFonts w:ascii="Hiragino Kaku Gothic ProN" w:hAnsi="Hiragino Kaku Gothic ProN" w:eastAsia="Hiragino Kaku Gothic ProN" w:cs="Hiragino Kaku Gothic ProN"/>
+          <w:b/>
+          <w:i w:val="0"/>
+          <w:sz w:val="22"/>
+        </w:rPr>
+        <w:t>運用ルール（厳守）：</w:t>
+      </w:r>
+    </w:p>
+    <w:p>
+      <w:pPr>
+        <w:pStyle w:val="ListBullet"/>
+      </w:pPr>
+      <w:r>
+        <w:rPr>
+          <w:rFonts w:ascii="Hiragino Kaku Gothic ProN" w:hAnsi="Hiragino Kaku Gothic ProN" w:eastAsia="Hiragino Kaku Gothic ProN" w:cs="Hiragino Kaku Gothic ProN"/>
+          <w:b w:val="0"/>
+          <w:i w:val="0"/>
+          <w:sz w:val="22"/>
+        </w:rPr>
+        <w:t xml:space="preserve">個人情報（患者名・ID・確認事項に書く内容）は </w:t>
+      </w:r>
+      <w:r>
+        <w:rPr>
+          <w:rFonts w:ascii="Hiragino Kaku Gothic ProN" w:hAnsi="Hiragino Kaku Gothic ProN" w:eastAsia="Hiragino Kaku Gothic ProN" w:cs="Hiragino Kaku Gothic ProN"/>
+          <w:b/>
+          <w:i w:val="0"/>
+          <w:sz w:val="22"/>
+        </w:rPr>
+        <w:t>現場 PC 内で完結</w:t>
+      </w:r>
+      <w:r>
+        <w:rPr>
+          <w:rFonts w:ascii="Hiragino Kaku Gothic ProN" w:hAnsi="Hiragino Kaku Gothic ProN" w:eastAsia="Hiragino Kaku Gothic ProN" w:cs="Hiragino Kaku Gothic ProN"/>
+          <w:b w:val="0"/>
+          <w:i w:val="0"/>
+          <w:sz w:val="22"/>
+        </w:rPr>
+        <w:t>（</w:t>
+      </w:r>
+      <w:r>
+        <w:rPr>
+          <w:rFonts w:ascii="Hiragino Kaku Gothic ProN" w:hAnsi="Hiragino Kaku Gothic ProN" w:eastAsia="Hiragino Kaku Gothic ProN" w:cs="Hiragino Kaku Gothic ProN"/>
+          <w:b w:val="0"/>
+          <w:i w:val="0"/>
+          <w:sz w:val="20"/>
+        </w:rPr>
+        <w:t>data/patient_names.json</w:t>
+      </w:r>
+      <w:r>
+        <w:rPr>
+          <w:rFonts w:ascii="Hiragino Kaku Gothic ProN" w:hAnsi="Hiragino Kaku Gothic ProN" w:eastAsia="Hiragino Kaku Gothic ProN" w:cs="Hiragino Kaku Gothic ProN"/>
+          <w:b w:val="0"/>
+          <w:i w:val="0"/>
+          <w:sz w:val="22"/>
+        </w:rPr>
+        <w:t xml:space="preserve"> は </w:t>
+      </w:r>
+      <w:r>
+        <w:rPr>
+          <w:rFonts w:ascii="Hiragino Kaku Gothic ProN" w:hAnsi="Hiragino Kaku Gothic ProN" w:eastAsia="Hiragino Kaku Gothic ProN" w:cs="Hiragino Kaku Gothic ProN"/>
+          <w:b w:val="0"/>
+          <w:i w:val="0"/>
+          <w:sz w:val="20"/>
+        </w:rPr>
+        <w:t>.gitignore</w:t>
+      </w:r>
+      <w:r>
+        <w:rPr>
+          <w:rFonts w:ascii="Hiragino Kaku Gothic ProN" w:hAnsi="Hiragino Kaku Gothic ProN" w:eastAsia="Hiragino Kaku Gothic ProN" w:cs="Hiragino Kaku Gothic ProN"/>
+          <w:b w:val="0"/>
+          <w:i w:val="0"/>
+          <w:sz w:val="22"/>
+        </w:rPr>
+        <w:t xml:space="preserve"> で除外）</w:t>
+      </w:r>
+    </w:p>
+    <w:p>
+      <w:pPr>
+        <w:pStyle w:val="ListBullet"/>
+      </w:pPr>
+      <w:r>
+        <w:rPr>
+          <w:rFonts w:ascii="Hiragino Kaku Gothic ProN" w:hAnsi="Hiragino Kaku Gothic ProN" w:eastAsia="Hiragino Kaku Gothic ProN" w:cs="Hiragino Kaku Gothic ProN"/>
+          <w:b w:val="0"/>
+          <w:i w:val="0"/>
+          <w:sz w:val="22"/>
+        </w:rPr>
+        <w:t>クラウド同期対象外、院内 PC にのみ残る</w:t>
+      </w:r>
+    </w:p>
+    <w:p>
+      <w:pPr>
+        <w:pStyle w:val="ListBullet"/>
+      </w:pPr>
+      <w:r>
+        <w:rPr>
+          <w:rFonts w:ascii="Hiragino Kaku Gothic ProN" w:hAnsi="Hiragino Kaku Gothic ProN" w:eastAsia="Hiragino Kaku Gothic ProN" w:cs="Hiragino Kaku Gothic ProN"/>
+          <w:b w:val="0"/>
+          <w:i w:val="0"/>
+          <w:sz w:val="22"/>
+        </w:rPr>
+        <w:t>スクリーンショット共有時は事前に「🗑 データ管理（一括クリア）」で氏名・ID・確認事項をクリア</w:t>
+      </w:r>
+    </w:p>
+    <w:p>
+      <w:pPr>
+        <w:pStyle w:val="ListBullet"/>
+      </w:pPr>
+      <w:r>
+        <w:rPr>
+          <w:rFonts w:ascii="Hiragino Kaku Gothic ProN" w:hAnsi="Hiragino Kaku Gothic ProN" w:eastAsia="Hiragino Kaku Gothic ProN" w:cs="Hiragino Kaku Gothic ProN"/>
+          <w:b w:val="0"/>
+          <w:i w:val="0"/>
+          <w:sz w:val="22"/>
+        </w:rPr>
+        <w:t xml:space="preserve">確認事項には </w:t>
+      </w:r>
+      <w:r>
+        <w:rPr>
+          <w:rFonts w:ascii="Hiragino Kaku Gothic ProN" w:hAnsi="Hiragino Kaku Gothic ProN" w:eastAsia="Hiragino Kaku Gothic ProN" w:cs="Hiragino Kaku Gothic ProN"/>
+          <w:b/>
+          <w:i w:val="0"/>
+          <w:sz w:val="22"/>
+        </w:rPr>
+        <w:t>患者氏名を書かない</w:t>
+      </w:r>
+      <w:r>
+        <w:rPr>
+          <w:rFonts w:ascii="Hiragino Kaku Gothic ProN" w:hAnsi="Hiragino Kaku Gothic ProN" w:eastAsia="Hiragino Kaku Gothic ProN" w:cs="Hiragino Kaku Gothic ProN"/>
+          <w:b w:val="0"/>
+          <w:i w:val="0"/>
+          <w:sz w:val="22"/>
+        </w:rPr>
+        <w:t>（匿名化可能な表現で）。例: 「田中医師と退院目処再評価」「ケアマネから連絡待ち」</w:t>
       </w:r>
     </w:p>
     <w:p>

--- a/docs/admin/scenario_scripts_v4/carnf_scenario_v4.docx
+++ b/docs/admin/scenario_scripts_v4/carnf_scenario_v4.docx
@@ -11,7 +11,7 @@
           <w:color w:val="888888"/>
           <w:sz w:val="18"/>
         </w:rPr>
-        <w:t>生成日: 2026-04-19    対応アプリ: v4    コミット: b34c220</w:t>
+        <w:t>生成日: 2026-04-20    対応アプリ: v4    コミット: 3a07880</w:t>
       </w:r>
     </w:p>
     <w:p>
@@ -1233,7 +1233,7 @@
                 <w:i w:val="0"/>
                 <w:sz w:val="20"/>
               </w:rPr>
-              <w:t>制度上限 21 日が基準、推定 LOS 5F 16.5 日 / 6F 15.6 日</w:t>
+              <w:t>制度上限 21 日が基準。参考: 2025FY 実績 推定 LOS 5F 16.5 日 / 6F 15.6 日</w:t>
             </w:r>
           </w:p>
         </w:tc>
@@ -1289,7 +1289,7 @@
                 <w:i w:val="0"/>
                 <w:sz w:val="20"/>
               </w:rPr>
-              <w:t>地域包括医療病棟の施設基準。参考: 5F 実績 53.1% / 6F 61.1%</w:t>
+              <w:t>地域包括医療病棟の施設基準。参考: 2025FY 実績 5F 53.1% / 6F 61.1%</w:t>
             </w:r>
           </w:p>
         </w:tc>
@@ -1327,7 +1327,7 @@
                 <w:i w:val="0"/>
                 <w:sz w:val="20"/>
               </w:rPr>
-              <w:t>フェーズ構成</w:t>
+              <w:t>残り診療日</w:t>
             </w:r>
           </w:p>
         </w:tc>
@@ -1345,7 +1345,7 @@
                 <w:i w:val="0"/>
                 <w:sz w:val="20"/>
               </w:rPr>
-              <w:t>導入期 / 治療期 / 退院調整期の人数と比率</w:t>
+              <w:t>当月の残り診療日数と、稼働率目標に必要な追加床日</w:t>
             </w:r>
           </w:p>
         </w:tc>
@@ -1383,7 +1383,7 @@
                 <w:i w:val="0"/>
                 <w:sz w:val="20"/>
               </w:rPr>
-              <w:t>退院候補</w:t>
+              <w:t>次の大型連休</w:t>
             </w:r>
           </w:p>
         </w:tc>
@@ -1401,7 +1401,7 @@
                 <w:i w:val="0"/>
                 <w:sz w:val="20"/>
               </w:rPr>
-              <w:t>今週中に退院可能な患者数（Block C と連動）</w:t>
+              <w:t>次の GW・お盆・年末年始までの日数と期間</w:t>
             </w:r>
           </w:p>
         </w:tc>
@@ -1454,7 +1454,7 @@
           <w:color w:val="555555"/>
           <w:sz w:val="22"/>
         </w:rPr>
-        <w:t>「今月の稼働率は 87%、目標 90% に対してマイナス 3 ポイント。ALOS は 16.8 日で制度上限 21 日までまだ余裕があります。救急搬送後は rolling 3 ヶ月で 5F 54%、基準達成。フェーズ構成は導入期 8 名・治療期 24 名・退院調整期 15 名。今週の退院候補は 6 名と出ています」 &lt;!-- qa-skip --&gt;</w:t>
+        <w:t>「今月の稼働率は 86%、目標 90% に対してマイナス 4 ポイント。ALOS は 17.7 日で制度上限 21 日までまだ余裕があります。救急搬送後は rolling 3 ヶ月で 22%、基準達成。残り診療日 10 日で必要床日が +16、GW まで 12 日です」 &lt;!-- qa-skip --&gt;</w:t>
       </w:r>
     </w:p>
     <w:p>
@@ -1482,7 +1482,25 @@
           <w:i w:val="0"/>
           <w:sz w:val="22"/>
         </w:rPr>
-        <w:t>「稼働率が低い」だけでは対策が決まらない</w:t>
+        <w:t>「稼働率が低い」だけでは対策は決まらない。</w:t>
+      </w:r>
+      <w:r>
+        <w:rPr>
+          <w:rFonts w:ascii="Hiragino Kaku Gothic ProN" w:hAnsi="Hiragino Kaku Gothic ProN" w:eastAsia="Hiragino Kaku Gothic ProN" w:cs="Hiragino Kaku Gothic ProN"/>
+          <w:b/>
+          <w:i w:val="0"/>
+          <w:sz w:val="22"/>
+        </w:rPr>
+        <w:t>入口 × ALOS × 出口</w:t>
+      </w:r>
+      <w:r>
+        <w:rPr>
+          <w:rFonts w:ascii="Hiragino Kaku Gothic ProN" w:hAnsi="Hiragino Kaku Gothic ProN" w:eastAsia="Hiragino Kaku Gothic ProN" w:cs="Hiragino Kaku Gothic ProN"/>
+          <w:b w:val="0"/>
+          <w:i w:val="0"/>
+          <w:sz w:val="22"/>
+        </w:rPr>
+        <w:t xml:space="preserve"> の 3 軸で判断する</w:t>
       </w:r>
     </w:p>
     <w:p>
@@ -1492,34 +1510,26 @@
       <w:r>
         <w:rPr>
           <w:rFonts w:ascii="Hiragino Kaku Gothic ProN" w:hAnsi="Hiragino Kaku Gothic ProN" w:eastAsia="Hiragino Kaku Gothic ProN" w:cs="Hiragino Kaku Gothic ProN"/>
+          <w:b/>
+          <w:i w:val="0"/>
+          <w:sz w:val="22"/>
+        </w:rPr>
+        <w:t>稼働率 86% / ALOS 余裕 / 救急達成</w:t>
+      </w:r>
+      <w:r>
+        <w:rPr>
+          <w:rFonts w:ascii="Hiragino Kaku Gothic ProN" w:hAnsi="Hiragino Kaku Gothic ProN" w:eastAsia="Hiragino Kaku Gothic ProN" w:cs="Hiragino Kaku Gothic ProN"/>
           <w:b w:val="0"/>
           <w:i w:val="0"/>
           <w:sz w:val="22"/>
         </w:rPr>
-        <w:t>「稼働率 87%・ALOS 余裕・救急達成」なら、</w:t>
-      </w:r>
-      <w:r>
-        <w:rPr>
-          <w:rFonts w:ascii="Hiragino Kaku Gothic ProN" w:hAnsi="Hiragino Kaku Gothic ProN" w:eastAsia="Hiragino Kaku Gothic ProN" w:cs="Hiragino Kaku Gothic ProN"/>
-          <w:b/>
-          <w:i w:val="0"/>
-          <w:sz w:val="22"/>
-        </w:rPr>
-        <w:t>延ばすより新しい患者を受け入れる</w:t>
-      </w:r>
-      <w:r>
-        <w:rPr>
-          <w:rFonts w:ascii="Hiragino Kaku Gothic ProN" w:hAnsi="Hiragino Kaku Gothic ProN" w:eastAsia="Hiragino Kaku Gothic ProN" w:cs="Hiragino Kaku Gothic ProN"/>
-          <w:b w:val="0"/>
-          <w:i w:val="0"/>
-          <w:sz w:val="22"/>
-        </w:rPr>
-        <w:t xml:space="preserve"> 方針 &lt;!-- qa-skip --&gt;</w:t>
+        <w:t xml:space="preserve"> なら：</w:t>
       </w:r>
     </w:p>
     <w:p>
       <w:pPr>
         <w:pStyle w:val="ListBullet"/>
+        <w:ind w:left="794"/>
       </w:pPr>
       <w:r>
         <w:rPr>
@@ -1528,7 +1538,7 @@
           <w:i w:val="0"/>
           <w:sz w:val="22"/>
         </w:rPr>
-        <w:t>「稼働率高い・ALOS 21 日近い・救急ぎりぎり」なら、</w:t>
+        <w:t>第一選択：</w:t>
       </w:r>
       <w:r>
         <w:rPr>
@@ -1537,7 +1547,7 @@
           <w:i w:val="0"/>
           <w:sz w:val="22"/>
         </w:rPr>
-        <w:t>連休前退院を加速</w:t>
+        <w:t>入口を増やす</w:t>
       </w:r>
       <w:r>
         <w:rPr>
@@ -1546,12 +1556,13 @@
           <w:i w:val="0"/>
           <w:sz w:val="22"/>
         </w:rPr>
-        <w:t xml:space="preserve"> する方針</w:t>
+        <w:t>（救急・外来・連携からの受入強化）</w:t>
       </w:r>
     </w:p>
     <w:p>
       <w:pPr>
         <w:pStyle w:val="ListBullet"/>
+        <w:ind w:left="794"/>
       </w:pPr>
       <w:r>
         <w:rPr>
@@ -1560,7 +1571,176 @@
           <w:i w:val="0"/>
           <w:sz w:val="22"/>
         </w:rPr>
-        <w:t>この 2 分の状況確認で、今日のカンファのトーンが決まる</w:t>
+        <w:t>入口だけで埋まらない局面では、</w:t>
+      </w:r>
+      <w:r>
+        <w:rPr>
+          <w:rFonts w:ascii="Hiragino Kaku Gothic ProN" w:hAnsi="Hiragino Kaku Gothic ProN" w:eastAsia="Hiragino Kaku Gothic ProN" w:cs="Hiragino Kaku Gothic ProN"/>
+          <w:b/>
+          <w:i w:val="0"/>
+          <w:sz w:val="22"/>
+        </w:rPr>
+        <w:t>ALOS を戦略的に延ばして稼働率を守る判断も積極的に選ぶ</w:t>
+      </w:r>
+      <w:r>
+        <w:rPr>
+          <w:rFonts w:ascii="Hiragino Kaku Gothic ProN" w:hAnsi="Hiragino Kaku Gothic ProN" w:eastAsia="Hiragino Kaku Gothic ProN" w:cs="Hiragino Kaku Gothic ProN"/>
+          <w:b w:val="0"/>
+          <w:i w:val="0"/>
+          <w:sz w:val="22"/>
+        </w:rPr>
+        <w:t xml:space="preserve"> &lt;!-- qa-skip --&gt;</w:t>
+      </w:r>
+    </w:p>
+    <w:p>
+      <w:pPr>
+        <w:pStyle w:val="ListBullet"/>
+        <w:ind w:left="1191"/>
+      </w:pPr>
+      <w:r>
+        <w:rPr>
+          <w:rFonts w:ascii="Hiragino Kaku Gothic ProN" w:hAnsi="Hiragino Kaku Gothic ProN" w:eastAsia="Hiragino Kaku Gothic ProN" w:cs="Hiragino Kaku Gothic ProN"/>
+          <w:b w:val="0"/>
+          <w:i w:val="0"/>
+          <w:sz w:val="22"/>
+        </w:rPr>
+        <w:t>地域包括医療病棟の原則は「早期退院で機能を保つ」</w:t>
+      </w:r>
+    </w:p>
+    <w:p>
+      <w:pPr>
+        <w:pStyle w:val="ListBullet"/>
+        <w:ind w:left="1191"/>
+      </w:pPr>
+      <w:r>
+        <w:rPr>
+          <w:rFonts w:ascii="Hiragino Kaku Gothic ProN" w:hAnsi="Hiragino Kaku Gothic ProN" w:eastAsia="Hiragino Kaku Gothic ProN" w:cs="Hiragino Kaku Gothic ProN"/>
+          <w:b w:val="0"/>
+          <w:i w:val="0"/>
+          <w:sz w:val="22"/>
+        </w:rPr>
+        <w:t xml:space="preserve">ただし </w:t>
+      </w:r>
+      <w:r>
+        <w:rPr>
+          <w:rFonts w:ascii="Hiragino Kaku Gothic ProN" w:hAnsi="Hiragino Kaku Gothic ProN" w:eastAsia="Hiragino Kaku Gothic ProN" w:cs="Hiragino Kaku Gothic ProN"/>
+          <w:b/>
+          <w:i w:val="0"/>
+          <w:sz w:val="22"/>
+        </w:rPr>
+        <w:t>ALOS ≤ 21 日・救急搬送後 ≥ 15% の 2 条件を守る範囲は、国が制度として認めた運営領域</w:t>
+      </w:r>
+      <w:r>
+        <w:rPr>
+          <w:rFonts w:ascii="Hiragino Kaku Gothic ProN" w:hAnsi="Hiragino Kaku Gothic ProN" w:eastAsia="Hiragino Kaku Gothic ProN" w:cs="Hiragino Kaku Gothic ProN"/>
+          <w:b w:val="0"/>
+          <w:i w:val="0"/>
+          <w:sz w:val="22"/>
+        </w:rPr>
+        <w:t xml:space="preserve">。この枠内での延長は </w:t>
+      </w:r>
+      <w:r>
+        <w:rPr>
+          <w:rFonts w:ascii="Hiragino Kaku Gothic ProN" w:hAnsi="Hiragino Kaku Gothic ProN" w:eastAsia="Hiragino Kaku Gothic ProN" w:cs="Hiragino Kaku Gothic ProN"/>
+          <w:b/>
+          <w:i w:val="0"/>
+          <w:sz w:val="22"/>
+        </w:rPr>
+        <w:t>制度的にも正当</w:t>
+      </w:r>
+    </w:p>
+    <w:p>
+      <w:pPr>
+        <w:pStyle w:val="ListBullet"/>
+        <w:ind w:left="1191"/>
+      </w:pPr>
+      <w:r>
+        <w:rPr>
+          <w:rFonts w:ascii="Hiragino Kaku Gothic ProN" w:hAnsi="Hiragino Kaku Gothic ProN" w:eastAsia="Hiragino Kaku Gothic ProN" w:cs="Hiragino Kaku Gothic ProN"/>
+          <w:b w:val="0"/>
+          <w:i w:val="0"/>
+          <w:sz w:val="22"/>
+        </w:rPr>
+        <w:t>その正当性の根拠は明確：病院を持続させ、職員の雇用と賃金を守ることが、地域医療の継続を保証し、長期的に患者を守ることにつながる</w:t>
+      </w:r>
+    </w:p>
+    <w:p>
+      <w:pPr>
+        <w:pStyle w:val="ListBullet"/>
+        <w:ind w:left="1191"/>
+      </w:pPr>
+      <w:r>
+        <w:rPr>
+          <w:rFonts w:ascii="Hiragino Kaku Gothic ProN" w:hAnsi="Hiragino Kaku Gothic ProN" w:eastAsia="Hiragino Kaku Gothic ProN" w:cs="Hiragino Kaku Gothic ProN"/>
+          <w:b w:val="0"/>
+          <w:i w:val="0"/>
+          <w:sz w:val="22"/>
+        </w:rPr>
+        <w:t>「手抜き」や「不適切延長」ではなく、</w:t>
+      </w:r>
+      <w:r>
+        <w:rPr>
+          <w:rFonts w:ascii="Hiragino Kaku Gothic ProN" w:hAnsi="Hiragino Kaku Gothic ProN" w:eastAsia="Hiragino Kaku Gothic ProN" w:cs="Hiragino Kaku Gothic ProN"/>
+          <w:b/>
+          <w:i w:val="0"/>
+          <w:sz w:val="22"/>
+        </w:rPr>
+        <w:t>入口が細い局面に対する、制度内で認められた運営選択</w:t>
+      </w:r>
+    </w:p>
+    <w:p>
+      <w:pPr>
+        <w:pStyle w:val="ListBullet"/>
+      </w:pPr>
+      <w:r>
+        <w:rPr>
+          <w:rFonts w:ascii="Hiragino Kaku Gothic ProN" w:hAnsi="Hiragino Kaku Gothic ProN" w:eastAsia="Hiragino Kaku Gothic ProN" w:cs="Hiragino Kaku Gothic ProN"/>
+          <w:b/>
+          <w:i w:val="0"/>
+          <w:sz w:val="22"/>
+        </w:rPr>
+        <w:t>稼働率 95%+ / ALOS 21 日近い / 救急ぎりぎり</w:t>
+      </w:r>
+      <w:r>
+        <w:rPr>
+          <w:rFonts w:ascii="Hiragino Kaku Gothic ProN" w:hAnsi="Hiragino Kaku Gothic ProN" w:eastAsia="Hiragino Kaku Gothic ProN" w:cs="Hiragino Kaku Gothic ProN"/>
+          <w:b w:val="0"/>
+          <w:i w:val="0"/>
+          <w:sz w:val="22"/>
+        </w:rPr>
+        <w:t xml:space="preserve"> なら → </w:t>
+      </w:r>
+      <w:r>
+        <w:rPr>
+          <w:rFonts w:ascii="Hiragino Kaku Gothic ProN" w:hAnsi="Hiragino Kaku Gothic ProN" w:eastAsia="Hiragino Kaku Gothic ProN" w:cs="Hiragino Kaku Gothic ProN"/>
+          <w:b/>
+          <w:i w:val="0"/>
+          <w:sz w:val="22"/>
+        </w:rPr>
+        <w:t>出口を加速</w:t>
+      </w:r>
+      <w:r>
+        <w:rPr>
+          <w:rFonts w:ascii="Hiragino Kaku Gothic ProN" w:hAnsi="Hiragino Kaku Gothic ProN" w:eastAsia="Hiragino Kaku Gothic ProN" w:cs="Hiragino Kaku Gothic ProN"/>
+          <w:b w:val="0"/>
+          <w:i w:val="0"/>
+          <w:sz w:val="22"/>
+        </w:rPr>
+        <w:t>（連休前退院を前倒し）</w:t>
+      </w:r>
+    </w:p>
+    <w:p>
+      <w:pPr>
+        <w:pStyle w:val="ListBullet"/>
+      </w:pPr>
+      <w:r>
+        <w:rPr>
+          <w:rFonts w:ascii="Hiragino Kaku Gothic ProN" w:hAnsi="Hiragino Kaku Gothic ProN" w:eastAsia="Hiragino Kaku Gothic ProN" w:cs="Hiragino Kaku Gothic ProN"/>
+          <w:b w:val="0"/>
+          <w:i w:val="0"/>
+          <w:sz w:val="22"/>
+        </w:rPr>
+        <w:t>この 2 分の状況確認で「入口を増やすか／ALOS を調整するか／出口を加速するか」のトーンが決まる</w:t>
       </w:r>
     </w:p>
     <w:p>

--- a/docs/admin/scenario_scripts_v4/carnf_scenario_v4.docx
+++ b/docs/admin/scenario_scripts_v4/carnf_scenario_v4.docx
@@ -11,7 +11,7 @@
           <w:color w:val="888888"/>
           <w:sz w:val="18"/>
         </w:rPr>
-        <w:t>生成日: 2026-04-20    対応アプリ: v4    コミット: 3a07880</w:t>
+        <w:t>生成日: 2026-04-20    対応アプリ: v4    コミット: c6260b5</w:t>
       </w:r>
     </w:p>
     <w:p>
@@ -1454,7 +1454,7 @@
           <w:color w:val="555555"/>
           <w:sz w:val="22"/>
         </w:rPr>
-        <w:t>「今月の稼働率は 86%、目標 90% に対してマイナス 4 ポイント。ALOS は 17.7 日で制度上限 21 日までまだ余裕があります。救急搬送後は rolling 3 ヶ月で 22%、基準達成。残り診療日 10 日で必要床日が +16、GW まで 12 日です」 &lt;!-- qa-skip --&gt;</w:t>
+        <w:t>「今月の稼働率は 86%、目標 90% に対してマイナス 4 ポイント。ALOS は 17.7 日で制度上限 21 日までまだ余裕があります。救急搬送後は rolling 3 ヶ月で 22%、基準達成。残り診療日 10 日で必要床日が +16、GW まで 12 日です」</w:t>
       </w:r>
     </w:p>
     <w:p>
@@ -1589,7 +1589,7 @@
           <w:i w:val="0"/>
           <w:sz w:val="22"/>
         </w:rPr>
-        <w:t xml:space="preserve"> &lt;!-- qa-skip --&gt;</w:t>
+        <w:t xml:space="preserve"> </w:t>
       </w:r>
     </w:p>
     <w:p>
@@ -1800,7 +1800,7 @@
           <w:i w:val="0"/>
           <w:sz w:val="22"/>
         </w:rPr>
-        <w:t>通常モード：金・土・日の 3 日分の空床予測と救急余力（棒グラフ + 数値）</w:t>
+        <w:t>通常モード：金・土・日の 3 日分の空床予測と救急余力（日別の行表示、数値のみ）</w:t>
       </w:r>
     </w:p>
     <w:p>
@@ -1814,7 +1814,7 @@
           <w:i w:val="0"/>
           <w:sz w:val="22"/>
         </w:rPr>
-        <w:t>連休対策モード：連休 5 日分（例：4/29 水〜5/3 日）の空床予測と救急余力</w:t>
+        <w:t>連休対策モード：連休 5 日分（例：4/29 水〜5/3 日）の空床予測と救急余力（日別の行表示、数値のみ）</w:t>
       </w:r>
     </w:p>
     <w:p>
@@ -5779,7 +5779,7 @@
           <w:i w:val="0"/>
           <w:sz w:val="22"/>
         </w:rPr>
-        <w:t>連休中の稼働率が 60% 台まで落ち込み、診療報酬が大幅低下 &lt;!-- qa-skip --&gt;（従来型の問題イメージ）</w:t>
+        <w:t>連休中の稼働率が 60% 台まで落ち込み、診療報酬が大幅低下 （従来型の問題イメージ）</w:t>
       </w:r>
     </w:p>
     <w:p>
@@ -5893,7 +5893,7 @@
           <w:i w:val="0"/>
           <w:sz w:val="22"/>
         </w:rPr>
-        <w:t xml:space="preserve"> 連休中稼働率 60% → 85% に改善、連休 1 回あたり数百万円規模の診療報酬改善。 &lt;!-- qa-skip --&gt;（前後比較イメージ）</w:t>
+        <w:t xml:space="preserve"> 連休中稼働率 60% → 85% に改善、連休 1 回あたり数百万円規模の診療報酬改善。 （前後比較イメージ）</w:t>
       </w:r>
     </w:p>
     <w:p>

--- a/docs/admin/scenario_scripts_v4/carnf_scenario_v4.docx
+++ b/docs/admin/scenario_scripts_v4/carnf_scenario_v4.docx
@@ -11,7 +11,7 @@
           <w:color w:val="888888"/>
           <w:sz w:val="18"/>
         </w:rPr>
-        <w:t>生成日: 2026-04-20    対応アプリ: v4    コミット: c6260b5</w:t>
+        <w:t>生成日: 2026-04-20    対応アプリ: v4    コミット: a1fee86</w:t>
       </w:r>
     </w:p>
     <w:p>
@@ -1289,7 +1289,25 @@
                 <w:i w:val="0"/>
                 <w:sz w:val="20"/>
               </w:rPr>
-              <w:t>地域包括医療病棟の施設基準。参考: 2025FY 実績 5F 53.1% / 6F 61.1%</w:t>
+              <w:t xml:space="preserve">地域包括医療病棟の施設基準。参考: 2025FY </w:t>
+            </w:r>
+            <w:r>
+              <w:rPr>
+                <w:rFonts w:ascii="Hiragino Kaku Gothic ProN" w:hAnsi="Hiragino Kaku Gothic ProN" w:eastAsia="Hiragino Kaku Gothic ProN" w:cs="Hiragino Kaku Gothic ProN"/>
+                <w:b/>
+                <w:i w:val="0"/>
+                <w:sz w:val="20"/>
+              </w:rPr>
+              <w:t>予定外入院率</w:t>
+            </w:r>
+            <w:r>
+              <w:rPr>
+                <w:rFonts w:ascii="Hiragino Kaku Gothic ProN" w:hAnsi="Hiragino Kaku Gothic ProN" w:eastAsia="Hiragino Kaku Gothic ProN" w:cs="Hiragino Kaku Gothic ProN"/>
+                <w:b w:val="0"/>
+                <w:i w:val="0"/>
+                <w:sz w:val="20"/>
+              </w:rPr>
+              <w:t xml:space="preserve"> 5F 53.1% / 6F 61.1%（※事務データの 2 値分類のため、制度上の救急搬送後値とは一致しない。厳密値は再分類後確定）</w:t>
             </w:r>
           </w:p>
         </w:tc>
@@ -5676,7 +5694,7 @@
           <w:i w:val="0"/>
           <w:sz w:val="22"/>
         </w:rPr>
-        <w:t>過去実績 1965 件は救急率 5F 53.1% / 6F 61.1%、85 歳以上 27.3% 等の実データで、当院の「普通」を定量的に知る根拠になる</w:t>
+        <w:t>過去実績 1965 件は予定外入院率 5F 53.1% / 6F 61.1%（※事務データの 2 値分類、制度上の救急搬送後値とは一致しない）、85 歳以上 27.3% 等の実データで、当院の「普通」を定量的に知る根拠になる</w:t>
       </w:r>
     </w:p>
     <w:p>

--- a/docs/admin/scenario_scripts_v4/carnf_scenario_v4.docx
+++ b/docs/admin/scenario_scripts_v4/carnf_scenario_v4.docx
@@ -11,7 +11,7 @@
           <w:color w:val="888888"/>
           <w:sz w:val="18"/>
         </w:rPr>
-        <w:t>生成日: 2026-04-20    対応アプリ: v4    コミット: a1fee86</w:t>
+        <w:t>生成日: 2026-04-20    対応アプリ: v4    コミット: f52f04b</w:t>
       </w:r>
     </w:p>
     <w:p>

--- a/docs/admin/scenario_scripts_v4/carnf_scenario_v4.docx
+++ b/docs/admin/scenario_scripts_v4/carnf_scenario_v4.docx
@@ -11,7 +11,7 @@
           <w:color w:val="888888"/>
           <w:sz w:val="18"/>
         </w:rPr>
-        <w:t>生成日: 2026-04-20    対応アプリ: v4    コミット: f52f04b</w:t>
+        <w:t>生成日: 2026-04-21    対応アプリ: v4    コミット: bf97a91</w:t>
       </w:r>
     </w:p>
     <w:p>
@@ -1233,7 +1233,7 @@
                 <w:i w:val="0"/>
                 <w:sz w:val="20"/>
               </w:rPr>
-              <w:t>制度上限 21 日が基準。参考: 2025FY 実績 推定 LOS 5F 16.5 日 / 6F 15.6 日</w:t>
+              <w:t>制度上限 21 日が基準。rolling 90 日の実績値を自動計算</w:t>
             </w:r>
           </w:p>
         </w:tc>
@@ -1289,25 +1289,7 @@
                 <w:i w:val="0"/>
                 <w:sz w:val="20"/>
               </w:rPr>
-              <w:t xml:space="preserve">地域包括医療病棟の施設基準。参考: 2025FY </w:t>
-            </w:r>
-            <w:r>
-              <w:rPr>
-                <w:rFonts w:ascii="Hiragino Kaku Gothic ProN" w:hAnsi="Hiragino Kaku Gothic ProN" w:eastAsia="Hiragino Kaku Gothic ProN" w:cs="Hiragino Kaku Gothic ProN"/>
-                <w:b/>
-                <w:i w:val="0"/>
-                <w:sz w:val="20"/>
-              </w:rPr>
-              <w:t>予定外入院率</w:t>
-            </w:r>
-            <w:r>
-              <w:rPr>
-                <w:rFonts w:ascii="Hiragino Kaku Gothic ProN" w:hAnsi="Hiragino Kaku Gothic ProN" w:eastAsia="Hiragino Kaku Gothic ProN" w:cs="Hiragino Kaku Gothic ProN"/>
-                <w:b w:val="0"/>
-                <w:i w:val="0"/>
-                <w:sz w:val="20"/>
-              </w:rPr>
-              <w:t xml:space="preserve"> 5F 53.1% / 6F 61.1%（※事務データの 2 値分類のため、制度上の救急搬送後値とは一致しない。厳密値は再分類後確定）</w:t>
+              <w:t>地域包括医療病棟の施設基準。分子＝救急車搬送＋下り搬送、分母＝全入院（短手3 含む）。2026-06-01 以降は rolling 3 ヶ月・病棟別で判定</w:t>
             </w:r>
           </w:p>
         </w:tc>
@@ -1442,7 +1424,7 @@
           <w:i w:val="0"/>
           <w:sz w:val="22"/>
         </w:rPr>
-        <w:t xml:space="preserve"> 2026-06-01 以降は救急搬送後 15% が本則適用（rolling 3 ヶ月・病棟別）で運用されます。</w:t>
+        <w:t xml:space="preserve"> 2026-06-01 以降は救急搬送後 15% が本則適用（rolling 3 ヶ月・病棟別）で運用されます。入院時に入力された経路（救急・下り搬送・外来紹介・連携室・ウォークイン）から、救急車搬送＋下り搬送のみを分子にして自動計算されます。</w:t>
       </w:r>
     </w:p>
     <w:p>

--- a/docs/admin/scenario_scripts_v4/carnf_scenario_v4.docx
+++ b/docs/admin/scenario_scripts_v4/carnf_scenario_v4.docx
@@ -11,7 +11,7 @@
           <w:color w:val="888888"/>
           <w:sz w:val="18"/>
         </w:rPr>
-        <w:t>生成日: 2026-04-21    対応アプリ: v4    コミット: bf97a91</w:t>
+        <w:t>生成日: 2026-04-21    対応アプリ: v4    コミット: e107ee2</w:t>
       </w:r>
     </w:p>
     <w:p>
@@ -1761,7 +1761,7 @@
           <w:i w:val="0"/>
           <w:sz w:val="36"/>
         </w:rPr>
-        <w:t>第2章：Block B — 今週の見通し（需要予測、3 分）</w:t>
+        <w:t>第2章：Block B — 来週末の見通し（需要予測、3 分）</w:t>
       </w:r>
     </w:p>
     <w:p>
@@ -1782,17 +1782,59 @@
       <w:r>
         <w:rPr>
           <w:rFonts w:ascii="Hiragino Kaku Gothic ProN" w:hAnsi="Hiragino Kaku Gothic ProN" w:eastAsia="Hiragino Kaku Gothic ProN" w:cs="Hiragino Kaku Gothic ProN"/>
+          <w:b/>
+          <w:i w:val="0"/>
+          <w:sz w:val="22"/>
+        </w:rPr>
+        <w:t>なぜ「今週末」ではなく「来週末」か（副院長決定 2026-04-20）:</w:t>
+      </w:r>
+      <w:r>
+        <w:rPr>
+          <w:rFonts w:ascii="Hiragino Kaku Gothic ProN" w:hAnsi="Hiragino Kaku Gothic ProN" w:eastAsia="Hiragino Kaku Gothic ProN" w:cs="Hiragino Kaku Gothic ProN"/>
           <w:b w:val="0"/>
           <w:i w:val="0"/>
           <w:sz w:val="22"/>
         </w:rPr>
-        <w:t>Block B に表示されるもの：</w:t>
+        <w:t xml:space="preserve"> カンファは </w:t>
+      </w:r>
+      <w:r>
+        <w:rPr>
+          <w:rFonts w:ascii="Hiragino Kaku Gothic ProN" w:hAnsi="Hiragino Kaku Gothic ProN" w:eastAsia="Hiragino Kaku Gothic ProN" w:cs="Hiragino Kaku Gothic ProN"/>
+          <w:b/>
+          <w:i w:val="0"/>
+          <w:sz w:val="22"/>
+        </w:rPr>
+        <w:t>来週以降</w:t>
+      </w:r>
+      <w:r>
+        <w:rPr>
+          <w:rFonts w:ascii="Hiragino Kaku Gothic ProN" w:hAnsi="Hiragino Kaku Gothic ProN" w:eastAsia="Hiragino Kaku Gothic ProN" w:cs="Hiragino Kaku Gothic ProN"/>
+          <w:b w:val="0"/>
+          <w:i w:val="0"/>
+          <w:sz w:val="22"/>
+        </w:rPr>
+        <w:t xml:space="preserve"> の退院戦略を議論する場。今週末の退院は先週のカンファで既に確定しているため、今更議論しても結果を動かせない。Block B を「来週末」に据えることで、</w:t>
+      </w:r>
+      <w:r>
+        <w:rPr>
+          <w:rFonts w:ascii="Hiragino Kaku Gothic ProN" w:hAnsi="Hiragino Kaku Gothic ProN" w:eastAsia="Hiragino Kaku Gothic ProN" w:cs="Hiragino Kaku Gothic ProN"/>
+          <w:b/>
+          <w:i w:val="0"/>
+          <w:sz w:val="22"/>
+        </w:rPr>
+        <w:t>カンファで決める退院計画（Block C のレバー）と、その結果として来週末に出てくる空床（Block B の指標）が同じ画面で繋がる</w:t>
+      </w:r>
+      <w:r>
+        <w:rPr>
+          <w:rFonts w:ascii="Hiragino Kaku Gothic ProN" w:hAnsi="Hiragino Kaku Gothic ProN" w:eastAsia="Hiragino Kaku Gothic ProN" w:cs="Hiragino Kaku Gothic ProN"/>
+          <w:b w:val="0"/>
+          <w:i w:val="0"/>
+          <w:sz w:val="22"/>
+        </w:rPr>
+        <w:t xml:space="preserve"> 構造になる。</w:t>
       </w:r>
     </w:p>
     <w:p>
-      <w:pPr>
-        <w:pStyle w:val="ListBullet"/>
-      </w:pPr>
       <w:r>
         <w:rPr>
           <w:rFonts w:ascii="Hiragino Kaku Gothic ProN" w:hAnsi="Hiragino Kaku Gothic ProN" w:eastAsia="Hiragino Kaku Gothic ProN" w:cs="Hiragino Kaku Gothic ProN"/>
@@ -1800,7 +1842,7 @@
           <w:i w:val="0"/>
           <w:sz w:val="22"/>
         </w:rPr>
-        <w:t>通常モード：金・土・日の 3 日分の空床予測と救急余力（日別の行表示、数値のみ）</w:t>
+        <w:t>Block B に表示されるもの：</w:t>
       </w:r>
     </w:p>
     <w:p>
@@ -1814,7 +1856,25 @@
           <w:i w:val="0"/>
           <w:sz w:val="22"/>
         </w:rPr>
-        <w:t>連休対策モード：連休 5 日分（例：4/29 水〜5/3 日）の空床予測と救急余力（日別の行表示、数値のみ）</w:t>
+        <w:t>通常モード：</w:t>
+      </w:r>
+      <w:r>
+        <w:rPr>
+          <w:rFonts w:ascii="Hiragino Kaku Gothic ProN" w:hAnsi="Hiragino Kaku Gothic ProN" w:eastAsia="Hiragino Kaku Gothic ProN" w:cs="Hiragino Kaku Gothic ProN"/>
+          <w:b/>
+          <w:i w:val="0"/>
+          <w:sz w:val="22"/>
+        </w:rPr>
+        <w:t>来週の金・土・日</w:t>
+      </w:r>
+      <w:r>
+        <w:rPr>
+          <w:rFonts w:ascii="Hiragino Kaku Gothic ProN" w:hAnsi="Hiragino Kaku Gothic ProN" w:eastAsia="Hiragino Kaku Gothic ProN" w:cs="Hiragino Kaku Gothic ProN"/>
+          <w:b w:val="0"/>
+          <w:i w:val="0"/>
+          <w:sz w:val="22"/>
+        </w:rPr>
+        <w:t xml:space="preserve"> の 3 日分の空床予測と救急余力（日別の行表示、±バンド付き）</w:t>
       </w:r>
     </w:p>
     <w:p>
@@ -1828,7 +1888,7 @@
           <w:i w:val="0"/>
           <w:sz w:val="22"/>
         </w:rPr>
-        <w:t>下段に「週末受入余力 XX 床日（応需可能だった患者機会）」</w:t>
+        <w:t>連休対策モード：連休 5 日分（例：4/29 水〜5/3 日）の空床予測と救急余力</w:t>
       </w:r>
     </w:p>
     <w:p>
@@ -1842,32 +1902,874 @@
           <w:i w:val="0"/>
           <w:sz w:val="22"/>
         </w:rPr>
-        <w:t>さらに下にステータス内訳（Block C で更新される値が自動集計される）</w:t>
+        <w:t>下段に「来週末受入余力 XX 床日 (± Y 床日、応需可能な患者機会)」</w:t>
       </w:r>
     </w:p>
     <w:p>
       <w:pPr>
-        <w:pStyle w:val="Heading3"/>
-      </w:pPr>
+        <w:pStyle w:val="ListBullet"/>
+      </w:pPr>
+      <w:r>
+        <w:rPr>
+          <w:rFonts w:ascii="Hiragino Kaku Gothic ProN" w:hAnsi="Hiragino Kaku Gothic ProN" w:eastAsia="Hiragino Kaku Gothic ProN" w:cs="Hiragino Kaku Gothic ProN"/>
+          <w:b w:val="0"/>
+          <w:i w:val="0"/>
+          <w:sz w:val="22"/>
+        </w:rPr>
+        <w:t>さらに下に「</w:t>
+      </w:r>
       <w:r>
         <w:rPr>
           <w:rFonts w:ascii="Hiragino Kaku Gothic ProN" w:hAnsi="Hiragino Kaku Gothic ProN" w:eastAsia="Hiragino Kaku Gothic ProN" w:cs="Hiragino Kaku Gothic ProN"/>
           <w:b/>
           <w:i w:val="0"/>
-          <w:sz w:val="28"/>
-        </w:rPr>
-        <w:t>発言例（司会）</w:t>
+          <w:sz w:val="22"/>
+        </w:rPr>
+        <w:t>退院予定入力カバレッジ</w:t>
+      </w:r>
+      <w:r>
+        <w:rPr>
+          <w:rFonts w:ascii="Hiragino Kaku Gothic ProN" w:hAnsi="Hiragino Kaku Gothic ProN" w:eastAsia="Hiragino Kaku Gothic ProN" w:cs="Hiragino Kaku Gothic ProN"/>
+          <w:b w:val="0"/>
+          <w:i w:val="0"/>
+          <w:sz w:val="22"/>
+        </w:rPr>
+        <w:t>」が 0〜100% で表示される</w:t>
       </w:r>
     </w:p>
     <w:p>
+      <w:pPr>
+        <w:pStyle w:val="ListBullet"/>
+      </w:pPr>
+      <w:r>
+        <w:rPr>
+          <w:rFonts w:ascii="Hiragino Kaku Gothic ProN" w:hAnsi="Hiragino Kaku Gothic ProN" w:eastAsia="Hiragino Kaku Gothic ProN" w:cs="Hiragino Kaku Gothic ProN"/>
+          <w:b w:val="0"/>
+          <w:i w:val="0"/>
+          <w:sz w:val="22"/>
+        </w:rPr>
+        <w:t>さらに下にステータス内訳（Block C で更新される値が自動集計される）</w:t>
+      </w:r>
+    </w:p>
+    <w:p>
+      <w:pPr>
+        <w:pStyle w:val="Heading3"/>
+      </w:pPr>
       <w:r>
         <w:rPr>
           <w:rFonts w:ascii="Hiragino Kaku Gothic ProN" w:hAnsi="Hiragino Kaku Gothic ProN" w:eastAsia="Hiragino Kaku Gothic ProN" w:cs="Hiragino Kaku Gothic ProN"/>
           <w:b/>
           <w:i w:val="0"/>
-          <w:sz w:val="22"/>
-        </w:rPr>
-        <w:t>通常モード時：</w:t>
+          <w:sz w:val="28"/>
+        </w:rPr>
+        <w:t>計算ロジック（副院長の理解用）</w:t>
+      </w:r>
+    </w:p>
+    <w:p>
+      <w:r>
+        <w:rPr>
+          <w:rFonts w:ascii="Hiragino Kaku Gothic ProN" w:hAnsi="Hiragino Kaku Gothic ProN" w:eastAsia="Hiragino Kaku Gothic ProN" w:cs="Hiragino Kaku Gothic ProN"/>
+          <w:b w:val="0"/>
+          <w:i w:val="0"/>
+          <w:sz w:val="22"/>
+        </w:rPr>
+        <w:t>各対象日について：</w:t>
+      </w:r>
+    </w:p>
+    <w:p>
+      <w:pPr>
+        <w:pStyle w:val="ListBullet"/>
+      </w:pPr>
+      <w:r>
+        <w:rPr>
+          <w:rFonts w:ascii="Hiragino Kaku Gothic ProN" w:hAnsi="Hiragino Kaku Gothic ProN" w:eastAsia="Hiragino Kaku Gothic ProN" w:cs="Hiragino Kaku Gothic ProN"/>
+          <w:b/>
+          <w:i w:val="0"/>
+          <w:sz w:val="22"/>
+        </w:rPr>
+        <w:t>退院予測</w:t>
+      </w:r>
+      <w:r>
+        <w:rPr>
+          <w:rFonts w:ascii="Hiragino Kaku Gothic ProN" w:hAnsi="Hiragino Kaku Gothic ProN" w:eastAsia="Hiragino Kaku Gothic ProN" w:cs="Hiragino Kaku Gothic ProN"/>
+          <w:b w:val="0"/>
+          <w:i w:val="0"/>
+          <w:sz w:val="22"/>
+        </w:rPr>
+        <w:t xml:space="preserve"> = 詳細入力に該当日の退院予定があればそれを採用、なければ </w:t>
+      </w:r>
+      <w:r>
+        <w:rPr>
+          <w:rFonts w:ascii="Hiragino Kaku Gothic ProN" w:hAnsi="Hiragino Kaku Gothic ProN" w:eastAsia="Hiragino Kaku Gothic ProN" w:cs="Hiragino Kaku Gothic ProN"/>
+          <w:b/>
+          <w:i w:val="0"/>
+          <w:sz w:val="22"/>
+        </w:rPr>
+        <w:t>同曜日×過去 8 週間の平均退院件数</w:t>
+      </w:r>
+    </w:p>
+    <w:p>
+      <w:pPr>
+        <w:pStyle w:val="ListBullet"/>
+      </w:pPr>
+      <w:r>
+        <w:rPr>
+          <w:rFonts w:ascii="Hiragino Kaku Gothic ProN" w:hAnsi="Hiragino Kaku Gothic ProN" w:eastAsia="Hiragino Kaku Gothic ProN" w:cs="Hiragino Kaku Gothic ProN"/>
+          <w:b/>
+          <w:i w:val="0"/>
+          <w:sz w:val="22"/>
+        </w:rPr>
+        <w:t>入院予測</w:t>
+      </w:r>
+      <w:r>
+        <w:rPr>
+          <w:rFonts w:ascii="Hiragino Kaku Gothic ProN" w:hAnsi="Hiragino Kaku Gothic ProN" w:eastAsia="Hiragino Kaku Gothic ProN" w:cs="Hiragino Kaku Gothic ProN"/>
+          <w:b w:val="0"/>
+          <w:i w:val="0"/>
+          <w:sz w:val="22"/>
+        </w:rPr>
+        <w:t xml:space="preserve"> = 同曜日×過去 8 週間の平均新規入院件数</w:t>
+      </w:r>
+    </w:p>
+    <w:p>
+      <w:pPr>
+        <w:pStyle w:val="ListBullet"/>
+      </w:pPr>
+      <w:r>
+        <w:rPr>
+          <w:rFonts w:ascii="Hiragino Kaku Gothic ProN" w:hAnsi="Hiragino Kaku Gothic ProN" w:eastAsia="Hiragino Kaku Gothic ProN" w:cs="Hiragino Kaku Gothic ProN"/>
+          <w:b/>
+          <w:i w:val="0"/>
+          <w:sz w:val="22"/>
+        </w:rPr>
+        <w:t>空床予測</w:t>
+      </w:r>
+      <w:r>
+        <w:rPr>
+          <w:rFonts w:ascii="Hiragino Kaku Gothic ProN" w:hAnsi="Hiragino Kaku Gothic ProN" w:eastAsia="Hiragino Kaku Gothic ProN" w:cs="Hiragino Kaku Gothic ProN"/>
+          <w:b w:val="0"/>
+          <w:i w:val="0"/>
+          <w:sz w:val="22"/>
+        </w:rPr>
+        <w:t xml:space="preserve"> = 現在空床 ＋ 累積(退院予測 − 入院予測)</w:t>
+      </w:r>
+    </w:p>
+    <w:p>
+      <w:pPr>
+        <w:pStyle w:val="ListBullet"/>
+      </w:pPr>
+      <w:r>
+        <w:rPr>
+          <w:rFonts w:ascii="Hiragino Kaku Gothic ProN" w:hAnsi="Hiragino Kaku Gothic ProN" w:eastAsia="Hiragino Kaku Gothic ProN" w:cs="Hiragino Kaku Gothic ProN"/>
+          <w:b/>
+          <w:i w:val="0"/>
+          <w:sz w:val="22"/>
+        </w:rPr>
+        <w:t>救急余力</w:t>
+      </w:r>
+      <w:r>
+        <w:rPr>
+          <w:rFonts w:ascii="Hiragino Kaku Gothic ProN" w:hAnsi="Hiragino Kaku Gothic ProN" w:eastAsia="Hiragino Kaku Gothic ProN" w:cs="Hiragino Kaku Gothic ProN"/>
+          <w:b w:val="0"/>
+          <w:i w:val="0"/>
+          <w:sz w:val="22"/>
+        </w:rPr>
+        <w:t xml:space="preserve"> = 空床予測 − </w:t>
+      </w:r>
+      <w:r>
+        <w:rPr>
+          <w:rFonts w:ascii="Hiragino Kaku Gothic ProN" w:hAnsi="Hiragino Kaku Gothic ProN" w:eastAsia="Hiragino Kaku Gothic ProN" w:cs="Hiragino Kaku Gothic ProN"/>
+          <w:b/>
+          <w:i w:val="0"/>
+          <w:sz w:val="22"/>
+        </w:rPr>
+        <w:t>同曜日×過去 12 週間の平均救急搬送件数</w:t>
+      </w:r>
+      <w:r>
+        <w:rPr>
+          <w:rFonts w:ascii="Hiragino Kaku Gothic ProN" w:hAnsi="Hiragino Kaku Gothic ProN" w:eastAsia="Hiragino Kaku Gothic ProN" w:cs="Hiragino Kaku Gothic ProN"/>
+          <w:b w:val="0"/>
+          <w:i w:val="0"/>
+          <w:sz w:val="22"/>
+        </w:rPr>
+        <w:t>（救急車 + 下り搬送）</w:t>
+      </w:r>
+    </w:p>
+    <w:p>
+      <w:pPr>
+        <w:pStyle w:val="ListBullet"/>
+      </w:pPr>
+      <w:r>
+        <w:rPr>
+          <w:rFonts w:ascii="Hiragino Kaku Gothic ProN" w:hAnsi="Hiragino Kaku Gothic ProN" w:eastAsia="Hiragino Kaku Gothic ProN" w:cs="Hiragino Kaku Gothic ProN"/>
+          <w:b/>
+          <w:i w:val="0"/>
+          <w:sz w:val="22"/>
+        </w:rPr>
+        <w:t>±バンド</w:t>
+      </w:r>
+      <w:r>
+        <w:rPr>
+          <w:rFonts w:ascii="Hiragino Kaku Gothic ProN" w:hAnsi="Hiragino Kaku Gothic ProN" w:eastAsia="Hiragino Kaku Gothic ProN" w:cs="Hiragino Kaku Gothic ProN"/>
+          <w:b w:val="0"/>
+          <w:i w:val="0"/>
+          <w:sz w:val="22"/>
+        </w:rPr>
+        <w:t xml:space="preserve"> = 過去の揺らぎ（標準偏差）から算出した 80% 信頼区間</w:t>
+      </w:r>
+    </w:p>
+    <w:p>
+      <w:r>
+        <w:rPr>
+          <w:rFonts w:ascii="Hiragino Kaku Gothic ProN" w:hAnsi="Hiragino Kaku Gothic ProN" w:eastAsia="Hiragino Kaku Gothic ProN" w:cs="Hiragino Kaku Gothic ProN"/>
+          <w:b/>
+          <w:i w:val="0"/>
+          <w:sz w:val="22"/>
+        </w:rPr>
+        <w:t>精度（2026FY デモデータでのバックテスト）:</w:t>
+      </w:r>
+    </w:p>
+    <w:tbl>
+      <w:tblPr>
+        <w:tblStyle w:val="LightGrid-Accent1"/>
+        <w:tblW w:type="auto" w:w="0"/>
+        <w:jc w:val="left"/>
+        <w:tblLook w:firstColumn="1" w:firstRow="1" w:lastColumn="0" w:lastRow="0" w:noHBand="0" w:noVBand="1" w:val="04A0"/>
+      </w:tblPr>
+      <w:tblGrid>
+        <w:gridCol w:w="3324"/>
+        <w:gridCol w:w="3324"/>
+        <w:gridCol w:w="3324"/>
+      </w:tblGrid>
+      <w:tr>
+        <w:tc>
+          <w:tcPr>
+            <w:tcW w:type="dxa" w:w="3324"/>
+            <w:vAlign w:val="center"/>
+          </w:tcPr>
+          <w:p>
+            <w:r>
+              <w:rPr>
+                <w:b/>
+              </w:rPr>
+            </w:r>
+            <w:r>
+              <w:rPr>
+                <w:rFonts w:ascii="Hiragino Kaku Gothic ProN" w:hAnsi="Hiragino Kaku Gothic ProN" w:eastAsia="Hiragino Kaku Gothic ProN" w:cs="Hiragino Kaku Gothic ProN"/>
+                <w:b/>
+                <w:i w:val="0"/>
+                <w:sz w:val="20"/>
+              </w:rPr>
+              <w:t>病棟</w:t>
+            </w:r>
+          </w:p>
+        </w:tc>
+        <w:tc>
+          <w:tcPr>
+            <w:tcW w:type="dxa" w:w="3324"/>
+            <w:vAlign w:val="center"/>
+          </w:tcPr>
+          <w:p>
+            <w:r>
+              <w:rPr>
+                <w:b/>
+              </w:rPr>
+            </w:r>
+            <w:r>
+              <w:rPr>
+                <w:rFonts w:ascii="Hiragino Kaku Gothic ProN" w:hAnsi="Hiragino Kaku Gothic ProN" w:eastAsia="Hiragino Kaku Gothic ProN" w:cs="Hiragino Kaku Gothic ProN"/>
+                <w:b/>
+                <w:i w:val="0"/>
+                <w:sz w:val="20"/>
+              </w:rPr>
+              <w:t>来週末 3 日合計の実績平均</w:t>
+            </w:r>
+          </w:p>
+        </w:tc>
+        <w:tc>
+          <w:tcPr>
+            <w:tcW w:type="dxa" w:w="3324"/>
+            <w:vAlign w:val="center"/>
+          </w:tcPr>
+          <w:p>
+            <w:r>
+              <w:rPr>
+                <w:b/>
+              </w:rPr>
+            </w:r>
+            <w:r>
+              <w:rPr>
+                <w:rFonts w:ascii="Hiragino Kaku Gothic ProN" w:hAnsi="Hiragino Kaku Gothic ProN" w:eastAsia="Hiragino Kaku Gothic ProN" w:cs="Hiragino Kaku Gothic ProN"/>
+                <w:b/>
+                <w:i w:val="0"/>
+                <w:sz w:val="20"/>
+              </w:rPr>
+              <w:t>MAE（平均絶対誤差）</w:t>
+            </w:r>
+          </w:p>
+        </w:tc>
+      </w:tr>
+      <w:tr>
+        <w:tc>
+          <w:tcPr>
+            <w:tcW w:type="dxa" w:w="3324"/>
+            <w:vAlign w:val="center"/>
+          </w:tcPr>
+          <w:p>
+            <w:r/>
+            <w:r>
+              <w:rPr>
+                <w:rFonts w:ascii="Hiragino Kaku Gothic ProN" w:hAnsi="Hiragino Kaku Gothic ProN" w:eastAsia="Hiragino Kaku Gothic ProN" w:cs="Hiragino Kaku Gothic ProN"/>
+                <w:b w:val="0"/>
+                <w:i w:val="0"/>
+                <w:sz w:val="20"/>
+              </w:rPr>
+              <w:t>5F</w:t>
+            </w:r>
+          </w:p>
+        </w:tc>
+        <w:tc>
+          <w:tcPr>
+            <w:tcW w:type="dxa" w:w="3324"/>
+            <w:vAlign w:val="center"/>
+          </w:tcPr>
+          <w:p>
+            <w:r/>
+            <w:r>
+              <w:rPr>
+                <w:rFonts w:ascii="Hiragino Kaku Gothic ProN" w:hAnsi="Hiragino Kaku Gothic ProN" w:eastAsia="Hiragino Kaku Gothic ProN" w:cs="Hiragino Kaku Gothic ProN"/>
+                <w:b w:val="0"/>
+                <w:i w:val="0"/>
+                <w:sz w:val="20"/>
+              </w:rPr>
+              <w:t>7.4 人</w:t>
+            </w:r>
+          </w:p>
+        </w:tc>
+        <w:tc>
+          <w:tcPr>
+            <w:tcW w:type="dxa" w:w="3324"/>
+            <w:vAlign w:val="center"/>
+          </w:tcPr>
+          <w:p>
+            <w:r/>
+            <w:r>
+              <w:rPr>
+                <w:rFonts w:ascii="Hiragino Kaku Gothic ProN" w:hAnsi="Hiragino Kaku Gothic ProN" w:eastAsia="Hiragino Kaku Gothic ProN" w:cs="Hiragino Kaku Gothic ProN"/>
+                <w:b w:val="0"/>
+                <w:i w:val="0"/>
+                <w:sz w:val="20"/>
+              </w:rPr>
+              <w:t>±1.35 人（約 19%）</w:t>
+            </w:r>
+          </w:p>
+        </w:tc>
+      </w:tr>
+      <w:tr>
+        <w:tc>
+          <w:tcPr>
+            <w:tcW w:type="dxa" w:w="3324"/>
+            <w:vAlign w:val="center"/>
+          </w:tcPr>
+          <w:p>
+            <w:r/>
+            <w:r>
+              <w:rPr>
+                <w:rFonts w:ascii="Hiragino Kaku Gothic ProN" w:hAnsi="Hiragino Kaku Gothic ProN" w:eastAsia="Hiragino Kaku Gothic ProN" w:cs="Hiragino Kaku Gothic ProN"/>
+                <w:b w:val="0"/>
+                <w:i w:val="0"/>
+                <w:sz w:val="20"/>
+              </w:rPr>
+              <w:t>6F</w:t>
+            </w:r>
+          </w:p>
+        </w:tc>
+        <w:tc>
+          <w:tcPr>
+            <w:tcW w:type="dxa" w:w="3324"/>
+            <w:vAlign w:val="center"/>
+          </w:tcPr>
+          <w:p>
+            <w:r/>
+            <w:r>
+              <w:rPr>
+                <w:rFonts w:ascii="Hiragino Kaku Gothic ProN" w:hAnsi="Hiragino Kaku Gothic ProN" w:eastAsia="Hiragino Kaku Gothic ProN" w:cs="Hiragino Kaku Gothic ProN"/>
+                <w:b w:val="0"/>
+                <w:i w:val="0"/>
+                <w:sz w:val="20"/>
+              </w:rPr>
+              <w:t>4.6 人</w:t>
+            </w:r>
+          </w:p>
+        </w:tc>
+        <w:tc>
+          <w:tcPr>
+            <w:tcW w:type="dxa" w:w="3324"/>
+            <w:vAlign w:val="center"/>
+          </w:tcPr>
+          <w:p>
+            <w:r/>
+            <w:r>
+              <w:rPr>
+                <w:rFonts w:ascii="Hiragino Kaku Gothic ProN" w:hAnsi="Hiragino Kaku Gothic ProN" w:eastAsia="Hiragino Kaku Gothic ProN" w:cs="Hiragino Kaku Gothic ProN"/>
+                <w:b w:val="0"/>
+                <w:i w:val="0"/>
+                <w:sz w:val="20"/>
+              </w:rPr>
+              <w:t>±1.49 人（約 32%）</w:t>
+            </w:r>
+          </w:p>
+        </w:tc>
+      </w:tr>
+    </w:tbl>
+    <w:p>
+      <w:r>
+        <w:rPr>
+          <w:rFonts w:ascii="Hiragino Kaku Gothic ProN" w:hAnsi="Hiragino Kaku Gothic ProN" w:eastAsia="Hiragino Kaku Gothic ProN" w:cs="Hiragino Kaku Gothic ProN"/>
+          <w:b w:val="0"/>
+          <w:i w:val="0"/>
+          <w:sz w:val="22"/>
+        </w:rPr>
+        <w:t>6F の誤差が大きいのは、</w:t>
+      </w:r>
+      <w:r>
+        <w:rPr>
+          <w:rFonts w:ascii="Hiragino Kaku Gothic ProN" w:hAnsi="Hiragino Kaku Gothic ProN" w:eastAsia="Hiragino Kaku Gothic ProN" w:cs="Hiragino Kaku Gothic ProN"/>
+          <w:b/>
+          <w:i w:val="0"/>
+          <w:sz w:val="22"/>
+        </w:rPr>
+        <w:t>退院数自体の本質的な曜日内変動が大きい</w:t>
+      </w:r>
+      <w:r>
+        <w:rPr>
+          <w:rFonts w:ascii="Hiragino Kaku Gothic ProN" w:hAnsi="Hiragino Kaku Gothic ProN" w:eastAsia="Hiragino Kaku Gothic ProN" w:cs="Hiragino Kaku Gothic ProN"/>
+          <w:b w:val="0"/>
+          <w:i w:val="0"/>
+          <w:sz w:val="22"/>
+        </w:rPr>
+        <w:t xml:space="preserve">ため。モデルの限界ではなく実態。UI 上の </w:t>
+      </w:r>
+      <w:r>
+        <w:rPr>
+          <w:rFonts w:ascii="Hiragino Kaku Gothic ProN" w:hAnsi="Hiragino Kaku Gothic ProN" w:eastAsia="Hiragino Kaku Gothic ProN" w:cs="Hiragino Kaku Gothic ProN"/>
+          <w:b/>
+          <w:i w:val="0"/>
+          <w:sz w:val="22"/>
+        </w:rPr>
+        <w:t>±バンドで不確実性を副院長に見せる</w:t>
+      </w:r>
+      <w:r>
+        <w:rPr>
+          <w:rFonts w:ascii="Hiragino Kaku Gothic ProN" w:hAnsi="Hiragino Kaku Gothic ProN" w:eastAsia="Hiragino Kaku Gothic ProN" w:cs="Hiragino Kaku Gothic ProN"/>
+          <w:b w:val="0"/>
+          <w:i w:val="0"/>
+          <w:sz w:val="22"/>
+        </w:rPr>
+        <w:t xml:space="preserve"> 設計にしている。</w:t>
+      </w:r>
+    </w:p>
+    <w:p>
+      <w:pPr>
+        <w:pStyle w:val="Heading3"/>
+      </w:pPr>
+      <w:r>
+        <w:rPr>
+          <w:rFonts w:ascii="Hiragino Kaku Gothic ProN" w:hAnsi="Hiragino Kaku Gothic ProN" w:eastAsia="Hiragino Kaku Gothic ProN" w:cs="Hiragino Kaku Gothic ProN"/>
+          <w:b/>
+          <w:i w:val="0"/>
+          <w:sz w:val="28"/>
+        </w:rPr>
+        <w:t>退院予定入力カバレッジの見方</w:t>
+      </w:r>
+    </w:p>
+    <w:tbl>
+      <w:tblPr>
+        <w:tblStyle w:val="LightGrid-Accent1"/>
+        <w:tblW w:type="auto" w:w="0"/>
+        <w:jc w:val="left"/>
+        <w:tblLook w:firstColumn="1" w:firstRow="1" w:lastColumn="0" w:lastRow="0" w:noHBand="0" w:noVBand="1" w:val="04A0"/>
+      </w:tblPr>
+      <w:tblGrid>
+        <w:gridCol w:w="2493"/>
+        <w:gridCol w:w="2493"/>
+        <w:gridCol w:w="2493"/>
+        <w:gridCol w:w="2493"/>
+      </w:tblGrid>
+      <w:tr>
+        <w:tc>
+          <w:tcPr>
+            <w:tcW w:type="dxa" w:w="2493"/>
+            <w:vAlign w:val="center"/>
+          </w:tcPr>
+          <w:p>
+            <w:r>
+              <w:rPr>
+                <w:b/>
+              </w:rPr>
+            </w:r>
+            <w:r>
+              <w:rPr>
+                <w:rFonts w:ascii="Hiragino Kaku Gothic ProN" w:hAnsi="Hiragino Kaku Gothic ProN" w:eastAsia="Hiragino Kaku Gothic ProN" w:cs="Hiragino Kaku Gothic ProN"/>
+                <w:b/>
+                <w:i w:val="0"/>
+                <w:sz w:val="20"/>
+              </w:rPr>
+              <w:t>カバレッジ</w:t>
+            </w:r>
+          </w:p>
+        </w:tc>
+        <w:tc>
+          <w:tcPr>
+            <w:tcW w:type="dxa" w:w="2493"/>
+            <w:vAlign w:val="center"/>
+          </w:tcPr>
+          <w:p>
+            <w:r>
+              <w:rPr>
+                <w:b/>
+              </w:rPr>
+            </w:r>
+            <w:r>
+              <w:rPr>
+                <w:rFonts w:ascii="Hiragino Kaku Gothic ProN" w:hAnsi="Hiragino Kaku Gothic ProN" w:eastAsia="Hiragino Kaku Gothic ProN" w:cs="Hiragino Kaku Gothic ProN"/>
+                <w:b/>
+                <w:i w:val="0"/>
+                <w:sz w:val="20"/>
+              </w:rPr>
+              <w:t>色</w:t>
+            </w:r>
+          </w:p>
+        </w:tc>
+        <w:tc>
+          <w:tcPr>
+            <w:tcW w:type="dxa" w:w="2493"/>
+            <w:vAlign w:val="center"/>
+          </w:tcPr>
+          <w:p>
+            <w:r>
+              <w:rPr>
+                <w:b/>
+              </w:rPr>
+            </w:r>
+            <w:r>
+              <w:rPr>
+                <w:rFonts w:ascii="Hiragino Kaku Gothic ProN" w:hAnsi="Hiragino Kaku Gothic ProN" w:eastAsia="Hiragino Kaku Gothic ProN" w:cs="Hiragino Kaku Gothic ProN"/>
+                <w:b/>
+                <w:i w:val="0"/>
+                <w:sz w:val="20"/>
+              </w:rPr>
+              <w:t>ラベル</w:t>
+            </w:r>
+          </w:p>
+        </w:tc>
+        <w:tc>
+          <w:tcPr>
+            <w:tcW w:type="dxa" w:w="2493"/>
+            <w:vAlign w:val="center"/>
+          </w:tcPr>
+          <w:p>
+            <w:r>
+              <w:rPr>
+                <w:b/>
+              </w:rPr>
+            </w:r>
+            <w:r>
+              <w:rPr>
+                <w:rFonts w:ascii="Hiragino Kaku Gothic ProN" w:hAnsi="Hiragino Kaku Gothic ProN" w:eastAsia="Hiragino Kaku Gothic ProN" w:cs="Hiragino Kaku Gothic ProN"/>
+                <w:b/>
+                <w:i w:val="0"/>
+                <w:sz w:val="20"/>
+              </w:rPr>
+              <w:t>判断</w:t>
+            </w:r>
+          </w:p>
+        </w:tc>
+      </w:tr>
+      <w:tr>
+        <w:tc>
+          <w:tcPr>
+            <w:tcW w:type="dxa" w:w="2493"/>
+            <w:vAlign w:val="center"/>
+          </w:tcPr>
+          <w:p>
+            <w:r/>
+            <w:r>
+              <w:rPr>
+                <w:rFonts w:ascii="Hiragino Kaku Gothic ProN" w:hAnsi="Hiragino Kaku Gothic ProN" w:eastAsia="Hiragino Kaku Gothic ProN" w:cs="Hiragino Kaku Gothic ProN"/>
+                <w:b w:val="0"/>
+                <w:i w:val="0"/>
+                <w:sz w:val="20"/>
+              </w:rPr>
+              <w:t>67% 以上</w:t>
+            </w:r>
+          </w:p>
+        </w:tc>
+        <w:tc>
+          <w:tcPr>
+            <w:tcW w:type="dxa" w:w="2493"/>
+            <w:vAlign w:val="center"/>
+          </w:tcPr>
+          <w:p>
+            <w:r/>
+            <w:r>
+              <w:rPr>
+                <w:rFonts w:ascii="Hiragino Kaku Gothic ProN" w:hAnsi="Hiragino Kaku Gothic ProN" w:eastAsia="Hiragino Kaku Gothic ProN" w:cs="Hiragino Kaku Gothic ProN"/>
+                <w:b w:val="0"/>
+                <w:i w:val="0"/>
+                <w:sz w:val="20"/>
+              </w:rPr>
+              <w:t>緑</w:t>
+            </w:r>
+          </w:p>
+        </w:tc>
+        <w:tc>
+          <w:tcPr>
+            <w:tcW w:type="dxa" w:w="2493"/>
+            <w:vAlign w:val="center"/>
+          </w:tcPr>
+          <w:p>
+            <w:r/>
+            <w:r>
+              <w:rPr>
+                <w:rFonts w:ascii="Hiragino Kaku Gothic ProN" w:hAnsi="Hiragino Kaku Gothic ProN" w:eastAsia="Hiragino Kaku Gothic ProN" w:cs="Hiragino Kaku Gothic ProN"/>
+                <w:b w:val="0"/>
+                <w:i w:val="0"/>
+                <w:sz w:val="20"/>
+              </w:rPr>
+              <w:t>精度高</w:t>
+            </w:r>
+          </w:p>
+        </w:tc>
+        <w:tc>
+          <w:tcPr>
+            <w:tcW w:type="dxa" w:w="2493"/>
+            <w:vAlign w:val="center"/>
+          </w:tcPr>
+          <w:p>
+            <w:r/>
+            <w:r>
+              <w:rPr>
+                <w:rFonts w:ascii="Hiragino Kaku Gothic ProN" w:hAnsi="Hiragino Kaku Gothic ProN" w:eastAsia="Hiragino Kaku Gothic ProN" w:cs="Hiragino Kaku Gothic ProN"/>
+                <w:b w:val="0"/>
+                <w:i w:val="0"/>
+                <w:sz w:val="20"/>
+              </w:rPr>
+              <w:t>予測値をそのまま信用してよい</w:t>
+            </w:r>
+          </w:p>
+        </w:tc>
+      </w:tr>
+      <w:tr>
+        <w:tc>
+          <w:tcPr>
+            <w:tcW w:type="dxa" w:w="2493"/>
+            <w:vAlign w:val="center"/>
+          </w:tcPr>
+          <w:p>
+            <w:r/>
+            <w:r>
+              <w:rPr>
+                <w:rFonts w:ascii="Hiragino Kaku Gothic ProN" w:hAnsi="Hiragino Kaku Gothic ProN" w:eastAsia="Hiragino Kaku Gothic ProN" w:cs="Hiragino Kaku Gothic ProN"/>
+                <w:b w:val="0"/>
+                <w:i w:val="0"/>
+                <w:sz w:val="20"/>
+              </w:rPr>
+              <w:t>33〜66%</w:t>
+            </w:r>
+          </w:p>
+        </w:tc>
+        <w:tc>
+          <w:tcPr>
+            <w:tcW w:type="dxa" w:w="2493"/>
+            <w:vAlign w:val="center"/>
+          </w:tcPr>
+          <w:p>
+            <w:r/>
+            <w:r>
+              <w:rPr>
+                <w:rFonts w:ascii="Hiragino Kaku Gothic ProN" w:hAnsi="Hiragino Kaku Gothic ProN" w:eastAsia="Hiragino Kaku Gothic ProN" w:cs="Hiragino Kaku Gothic ProN"/>
+                <w:b w:val="0"/>
+                <w:i w:val="0"/>
+                <w:sz w:val="20"/>
+              </w:rPr>
+              <w:t>橙</w:t>
+            </w:r>
+          </w:p>
+        </w:tc>
+        <w:tc>
+          <w:tcPr>
+            <w:tcW w:type="dxa" w:w="2493"/>
+            <w:vAlign w:val="center"/>
+          </w:tcPr>
+          <w:p>
+            <w:r/>
+            <w:r>
+              <w:rPr>
+                <w:rFonts w:ascii="Hiragino Kaku Gothic ProN" w:hAnsi="Hiragino Kaku Gothic ProN" w:eastAsia="Hiragino Kaku Gothic ProN" w:cs="Hiragino Kaku Gothic ProN"/>
+                <w:b w:val="0"/>
+                <w:i w:val="0"/>
+                <w:sz w:val="20"/>
+              </w:rPr>
+              <w:t>精度中</w:t>
+            </w:r>
+          </w:p>
+        </w:tc>
+        <w:tc>
+          <w:tcPr>
+            <w:tcW w:type="dxa" w:w="2493"/>
+            <w:vAlign w:val="center"/>
+          </w:tcPr>
+          <w:p>
+            <w:r/>
+            <w:r>
+              <w:rPr>
+                <w:rFonts w:ascii="Hiragino Kaku Gothic ProN" w:hAnsi="Hiragino Kaku Gothic ProN" w:eastAsia="Hiragino Kaku Gothic ProN" w:cs="Hiragino Kaku Gothic ProN"/>
+                <w:b w:val="0"/>
+                <w:i w:val="0"/>
+                <w:sz w:val="20"/>
+              </w:rPr>
+              <w:t>±バンドを意識して判断</w:t>
+            </w:r>
+          </w:p>
+        </w:tc>
+      </w:tr>
+      <w:tr>
+        <w:tc>
+          <w:tcPr>
+            <w:tcW w:type="dxa" w:w="2493"/>
+            <w:vAlign w:val="center"/>
+          </w:tcPr>
+          <w:p>
+            <w:r/>
+            <w:r>
+              <w:rPr>
+                <w:rFonts w:ascii="Hiragino Kaku Gothic ProN" w:hAnsi="Hiragino Kaku Gothic ProN" w:eastAsia="Hiragino Kaku Gothic ProN" w:cs="Hiragino Kaku Gothic ProN"/>
+                <w:b w:val="0"/>
+                <w:i w:val="0"/>
+                <w:sz w:val="20"/>
+              </w:rPr>
+              <w:t>33% 未満</w:t>
+            </w:r>
+          </w:p>
+        </w:tc>
+        <w:tc>
+          <w:tcPr>
+            <w:tcW w:type="dxa" w:w="2493"/>
+            <w:vAlign w:val="center"/>
+          </w:tcPr>
+          <w:p>
+            <w:r/>
+            <w:r>
+              <w:rPr>
+                <w:rFonts w:ascii="Hiragino Kaku Gothic ProN" w:hAnsi="Hiragino Kaku Gothic ProN" w:eastAsia="Hiragino Kaku Gothic ProN" w:cs="Hiragino Kaku Gothic ProN"/>
+                <w:b w:val="0"/>
+                <w:i w:val="0"/>
+                <w:sz w:val="20"/>
+              </w:rPr>
+              <w:t>赤</w:t>
+            </w:r>
+          </w:p>
+        </w:tc>
+        <w:tc>
+          <w:tcPr>
+            <w:tcW w:type="dxa" w:w="2493"/>
+            <w:vAlign w:val="center"/>
+          </w:tcPr>
+          <w:p>
+            <w:r/>
+            <w:r>
+              <w:rPr>
+                <w:rFonts w:ascii="Hiragino Kaku Gothic ProN" w:hAnsi="Hiragino Kaku Gothic ProN" w:eastAsia="Hiragino Kaku Gothic ProN" w:cs="Hiragino Kaku Gothic ProN"/>
+                <w:b w:val="0"/>
+                <w:i w:val="0"/>
+                <w:sz w:val="20"/>
+              </w:rPr>
+              <w:t>曜日平均で補完</w:t>
+            </w:r>
+          </w:p>
+        </w:tc>
+        <w:tc>
+          <w:tcPr>
+            <w:tcW w:type="dxa" w:w="2493"/>
+            <w:vAlign w:val="center"/>
+          </w:tcPr>
+          <w:p>
+            <w:r/>
+            <w:r>
+              <w:rPr>
+                <w:rFonts w:ascii="Hiragino Kaku Gothic ProN" w:hAnsi="Hiragino Kaku Gothic ProN" w:eastAsia="Hiragino Kaku Gothic ProN" w:cs="Hiragino Kaku Gothic ProN"/>
+                <w:b w:val="0"/>
+                <w:i w:val="0"/>
+                <w:sz w:val="20"/>
+              </w:rPr>
+              <w:t>「規模感の参考」扱い、実際の運用はカンファ後に再確認</w:t>
+            </w:r>
+          </w:p>
+        </w:tc>
+      </w:tr>
+    </w:tbl>
+    <w:p>
+      <w:r>
+        <w:rPr>
+          <w:rFonts w:ascii="Hiragino Kaku Gothic ProN" w:hAnsi="Hiragino Kaku Gothic ProN" w:eastAsia="Hiragino Kaku Gothic ProN" w:cs="Hiragino Kaku Gothic ProN"/>
+          <w:b/>
+          <w:i w:val="0"/>
+          <w:sz w:val="22"/>
+        </w:rPr>
+        <w:t>副院長への示唆:</w:t>
+      </w:r>
+      <w:r>
+        <w:rPr>
+          <w:rFonts w:ascii="Hiragino Kaku Gothic ProN" w:hAnsi="Hiragino Kaku Gothic ProN" w:eastAsia="Hiragino Kaku Gothic ProN" w:cs="Hiragino Kaku Gothic ProN"/>
+          <w:b w:val="0"/>
+          <w:i w:val="0"/>
+          <w:sz w:val="22"/>
+        </w:rPr>
+        <w:t xml:space="preserve"> カバレッジを上げれば予測精度が上がる → </w:t>
+      </w:r>
+      <w:r>
+        <w:rPr>
+          <w:rFonts w:ascii="Hiragino Kaku Gothic ProN" w:hAnsi="Hiragino Kaku Gothic ProN" w:eastAsia="Hiragino Kaku Gothic ProN" w:cs="Hiragino Kaku Gothic ProN"/>
+          <w:b/>
+          <w:i w:val="0"/>
+          <w:sz w:val="22"/>
+        </w:rPr>
+        <w:t>現場の退院予定入力が Block B の有用性を決める</w:t>
+      </w:r>
+      <w:r>
+        <w:rPr>
+          <w:rFonts w:ascii="Hiragino Kaku Gothic ProN" w:hAnsi="Hiragino Kaku Gothic ProN" w:eastAsia="Hiragino Kaku Gothic ProN" w:cs="Hiragino Kaku Gothic ProN"/>
+          <w:b w:val="0"/>
+          <w:i w:val="0"/>
+          <w:sz w:val="22"/>
+        </w:rPr>
+        <w:t xml:space="preserve"> という自動的なフィードバック。</w:t>
+      </w:r>
+    </w:p>
+    <w:p>
+      <w:pPr>
+        <w:pStyle w:val="Heading3"/>
+      </w:pPr>
+      <w:r>
+        <w:rPr>
+          <w:rFonts w:ascii="Hiragino Kaku Gothic ProN" w:hAnsi="Hiragino Kaku Gothic ProN" w:eastAsia="Hiragino Kaku Gothic ProN" w:cs="Hiragino Kaku Gothic ProN"/>
+          <w:b/>
+          <w:i w:val="0"/>
+          <w:sz w:val="28"/>
+        </w:rPr>
+        <w:t>発言例（司会）</w:t>
+      </w:r>
+    </w:p>
+    <w:p>
+      <w:r>
+        <w:rPr>
+          <w:rFonts w:ascii="Hiragino Kaku Gothic ProN" w:hAnsi="Hiragino Kaku Gothic ProN" w:eastAsia="Hiragino Kaku Gothic ProN" w:cs="Hiragino Kaku Gothic ProN"/>
+          <w:b/>
+          <w:i w:val="0"/>
+          <w:sz w:val="22"/>
+        </w:rPr>
+        <w:t>通常モード時（実データ計算時）：</w:t>
       </w:r>
     </w:p>
     <w:p>
@@ -1883,25 +2785,18 @@
           <w:color w:val="555555"/>
           <w:sz w:val="22"/>
         </w:rPr>
-        <w:t>「5F は今週末、金 4 床・土 8 床・日 7 床の空床見込み。土日の救急余力がマイナス 1、ほぼ埋まる前提です。応需可能だった患者機会は合計 19 床日」</w:t>
-      </w:r>
-    </w:p>
-    <w:p>
+        <w:t xml:space="preserve">「5F は </w:t>
+      </w:r>
       <w:r>
         <w:rPr>
           <w:rFonts w:ascii="Hiragino Kaku Gothic ProN" w:hAnsi="Hiragino Kaku Gothic ProN" w:eastAsia="Hiragino Kaku Gothic ProN" w:cs="Hiragino Kaku Gothic ProN"/>
           <w:b/>
-          <w:i w:val="0"/>
-          <w:sz w:val="22"/>
-        </w:rPr>
-        <w:t>連休対策モード時：</w:t>
-      </w:r>
-    </w:p>
-    <w:p>
-      <w:pPr>
-        <w:spacing w:before="60" w:after="60"/>
-        <w:ind w:left="397"/>
-      </w:pPr>
+          <w:i/>
+          <w:color w:val="555555"/>
+          <w:sz w:val="22"/>
+        </w:rPr>
+        <w:t>来週末</w:t>
+      </w:r>
       <w:r>
         <w:rPr>
           <w:rFonts w:ascii="Hiragino Kaku Gothic ProN" w:hAnsi="Hiragino Kaku Gothic ProN" w:eastAsia="Hiragino Kaku Gothic ProN" w:cs="Hiragino Kaku Gothic ProN"/>
@@ -1910,47 +2805,118 @@
           <w:color w:val="555555"/>
           <w:sz w:val="22"/>
         </w:rPr>
-        <w:t>「GW 5 日間で 5F の空床見込み合計 66 床日。連休中は入院がほぼ止まるので、連休前にどれだけ退院できるかがこの 66 床日を何床日まで減らせるかに直結します」</w:t>
+        <w:t>、金 5 床 [3〜7]・土 6 床 [4〜8]・日 7 床 [5〜9] の空床見込み。救急余力は金 +2 / 土 0 / 日 +1 でほぼ安定。</w:t>
+      </w:r>
+      <w:r>
+        <w:rPr>
+          <w:rFonts w:ascii="Hiragino Kaku Gothic ProN" w:hAnsi="Hiragino Kaku Gothic ProN" w:eastAsia="Hiragino Kaku Gothic ProN" w:cs="Hiragino Kaku Gothic ProN"/>
+          <w:b/>
+          <w:i/>
+          <w:color w:val="555555"/>
+          <w:sz w:val="22"/>
+        </w:rPr>
+        <w:t>来週末受入余力 合計 18 床日 (± 3 床日)</w:t>
+      </w:r>
+      <w:r>
+        <w:rPr>
+          <w:rFonts w:ascii="Hiragino Kaku Gothic ProN" w:hAnsi="Hiragino Kaku Gothic ProN" w:eastAsia="Hiragino Kaku Gothic ProN" w:cs="Hiragino Kaku Gothic ProN"/>
+          <w:b w:val="0"/>
+          <w:i/>
+          <w:color w:val="555555"/>
+          <w:sz w:val="22"/>
+        </w:rPr>
+        <w:t>。退院予定入力カバレッジは 67%（精度高）なので、この数字で動けます」</w:t>
       </w:r>
     </w:p>
     <w:p>
-      <w:pPr>
-        <w:pStyle w:val="Heading3"/>
-      </w:pPr>
       <w:r>
         <w:rPr>
           <w:rFonts w:ascii="Hiragino Kaku Gothic ProN" w:hAnsi="Hiragino Kaku Gothic ProN" w:eastAsia="Hiragino Kaku Gothic ProN" w:cs="Hiragino Kaku Gothic ProN"/>
           <w:b/>
           <w:i w:val="0"/>
-          <w:sz w:val="28"/>
-        </w:rPr>
-        <w:t>用語の意図</w:t>
+          <w:sz w:val="22"/>
+        </w:rPr>
+        <w:t>入力カバレッジが低いとき：</w:t>
       </w:r>
     </w:p>
     <w:p>
       <w:pPr>
-        <w:pStyle w:val="ListBullet"/>
-      </w:pPr>
+        <w:spacing w:before="60" w:after="60"/>
+        <w:ind w:left="397"/>
+      </w:pPr>
+      <w:r>
+        <w:rPr>
+          <w:rFonts w:ascii="Hiragino Kaku Gothic ProN" w:hAnsi="Hiragino Kaku Gothic ProN" w:eastAsia="Hiragino Kaku Gothic ProN" w:cs="Hiragino Kaku Gothic ProN"/>
+          <w:b w:val="0"/>
+          <w:i/>
+          <w:color w:val="555555"/>
+          <w:sz w:val="22"/>
+        </w:rPr>
+        <w:t>「今回は退院予定の入力がまだ薄い（カバレッジ 33%）ので、数字は曜日平均の推計です。</w:t>
+      </w:r>
       <w:r>
         <w:rPr>
           <w:rFonts w:ascii="Hiragino Kaku Gothic ProN" w:hAnsi="Hiragino Kaku Gothic ProN" w:eastAsia="Hiragino Kaku Gothic ProN" w:cs="Hiragino Kaku Gothic ProN"/>
           <w:b/>
-          <w:i w:val="0"/>
-          <w:sz w:val="22"/>
-        </w:rPr>
-        <w:t>受入余力</w:t>
+          <w:i/>
+          <w:color w:val="555555"/>
+          <w:sz w:val="22"/>
+        </w:rPr>
+        <w:t>規模感の参考として ±バンドの広めの値を見て判断</w:t>
       </w:r>
       <w:r>
         <w:rPr>
           <w:rFonts w:ascii="Hiragino Kaku Gothic ProN" w:hAnsi="Hiragino Kaku Gothic ProN" w:eastAsia="Hiragino Kaku Gothic ProN" w:cs="Hiragino Kaku Gothic ProN"/>
           <w:b w:val="0"/>
-          <w:i w:val="0"/>
-          <w:sz w:val="22"/>
-        </w:rPr>
-        <w:t>という言葉を使います。「空床コスト」「損失」という経営用語は避け、「受け入れられた可能性のある患者数」として可視化しています</w:t>
+          <w:i/>
+          <w:color w:val="555555"/>
+          <w:sz w:val="22"/>
+        </w:rPr>
+        <w:t xml:space="preserve"> しましょう」</w:t>
       </w:r>
     </w:p>
     <w:p>
+      <w:r>
+        <w:rPr>
+          <w:rFonts w:ascii="Hiragino Kaku Gothic ProN" w:hAnsi="Hiragino Kaku Gothic ProN" w:eastAsia="Hiragino Kaku Gothic ProN" w:cs="Hiragino Kaku Gothic ProN"/>
+          <w:b/>
+          <w:i w:val="0"/>
+          <w:sz w:val="22"/>
+        </w:rPr>
+        <w:t>連休対策モード時：</w:t>
+      </w:r>
+    </w:p>
+    <w:p>
+      <w:pPr>
+        <w:spacing w:before="60" w:after="60"/>
+        <w:ind w:left="397"/>
+      </w:pPr>
+      <w:r>
+        <w:rPr>
+          <w:rFonts w:ascii="Hiragino Kaku Gothic ProN" w:hAnsi="Hiragino Kaku Gothic ProN" w:eastAsia="Hiragino Kaku Gothic ProN" w:cs="Hiragino Kaku Gothic ProN"/>
+          <w:b w:val="0"/>
+          <w:i/>
+          <w:color w:val="555555"/>
+          <w:sz w:val="22"/>
+        </w:rPr>
+        <w:t>「GW 5 日間で 5F の空床見込み合計 66 床日。連休中は入院がほぼ止まるので、連休前にどれだけ退院できるかがこの 66 床日を何床日まで減らせるかに直結します」</w:t>
+      </w:r>
+    </w:p>
+    <w:p>
+      <w:pPr>
+        <w:pStyle w:val="Heading3"/>
+      </w:pPr>
+      <w:r>
+        <w:rPr>
+          <w:rFonts w:ascii="Hiragino Kaku Gothic ProN" w:hAnsi="Hiragino Kaku Gothic ProN" w:eastAsia="Hiragino Kaku Gothic ProN" w:cs="Hiragino Kaku Gothic ProN"/>
+          <w:b/>
+          <w:i w:val="0"/>
+          <w:sz w:val="28"/>
+        </w:rPr>
+        <w:t>用語の意図</w:t>
+      </w:r>
+    </w:p>
+    <w:p>
       <w:pPr>
         <w:pStyle w:val="ListBullet"/>
       </w:pPr>
@@ -1961,7 +2927,7 @@
           <w:i w:val="0"/>
           <w:sz w:val="22"/>
         </w:rPr>
-        <w:t>応需可能だった患者機会</w:t>
+        <w:t>受入余力</w:t>
       </w:r>
       <w:r>
         <w:rPr>
@@ -1970,7 +2936,76 @@
           <w:i w:val="0"/>
           <w:sz w:val="22"/>
         </w:rPr>
-        <w:t>は、医療倫理上の観点から「空いていた床を金額で語らない」ための表現です。理事会向けでは運営貢献額・空床の影響額として併記しますが、カンファ現場では床日ベースで話します</w:t>
+        <w:t>：「空床コスト」「損失」という経営用語は避け、「受け入れられた可能性のある患者数」として可視化</w:t>
+      </w:r>
+    </w:p>
+    <w:p>
+      <w:pPr>
+        <w:pStyle w:val="ListBullet"/>
+      </w:pPr>
+      <w:r>
+        <w:rPr>
+          <w:rFonts w:ascii="Hiragino Kaku Gothic ProN" w:hAnsi="Hiragino Kaku Gothic ProN" w:eastAsia="Hiragino Kaku Gothic ProN" w:cs="Hiragino Kaku Gothic ProN"/>
+          <w:b/>
+          <w:i w:val="0"/>
+          <w:sz w:val="22"/>
+        </w:rPr>
+        <w:t>応需可能な患者機会</w:t>
+      </w:r>
+      <w:r>
+        <w:rPr>
+          <w:rFonts w:ascii="Hiragino Kaku Gothic ProN" w:hAnsi="Hiragino Kaku Gothic ProN" w:eastAsia="Hiragino Kaku Gothic ProN" w:cs="Hiragino Kaku Gothic ProN"/>
+          <w:b w:val="0"/>
+          <w:i w:val="0"/>
+          <w:sz w:val="22"/>
+        </w:rPr>
+        <w:t>：医療倫理上の観点から「空いていた床を金額で語らない」表現。理事会向けでは運営貢献額・空床の影響額として併記するが、カンファ現場では床日ベース</w:t>
+      </w:r>
+    </w:p>
+    <w:p>
+      <w:pPr>
+        <w:pStyle w:val="ListBullet"/>
+      </w:pPr>
+      <w:r>
+        <w:rPr>
+          <w:rFonts w:ascii="Hiragino Kaku Gothic ProN" w:hAnsi="Hiragino Kaku Gothic ProN" w:eastAsia="Hiragino Kaku Gothic ProN" w:cs="Hiragino Kaku Gothic ProN"/>
+          <w:b/>
+          <w:i w:val="0"/>
+          <w:sz w:val="22"/>
+        </w:rPr>
+        <w:t>± バンド</w:t>
+      </w:r>
+      <w:r>
+        <w:rPr>
+          <w:rFonts w:ascii="Hiragino Kaku Gothic ProN" w:hAnsi="Hiragino Kaku Gothic ProN" w:eastAsia="Hiragino Kaku Gothic ProN" w:cs="Hiragino Kaku Gothic ProN"/>
+          <w:b w:val="0"/>
+          <w:i w:val="0"/>
+          <w:sz w:val="22"/>
+        </w:rPr>
+        <w:t>：予測の不確実性を隠さず見せることで、副院長が誤差を踏まえて判断できる</w:t>
+      </w:r>
+    </w:p>
+    <w:p>
+      <w:pPr>
+        <w:pStyle w:val="ListBullet"/>
+      </w:pPr>
+      <w:r>
+        <w:rPr>
+          <w:rFonts w:ascii="Hiragino Kaku Gothic ProN" w:hAnsi="Hiragino Kaku Gothic ProN" w:eastAsia="Hiragino Kaku Gothic ProN" w:cs="Hiragino Kaku Gothic ProN"/>
+          <w:b/>
+          <w:i w:val="0"/>
+          <w:sz w:val="22"/>
+        </w:rPr>
+        <w:t>カバレッジ %</w:t>
+      </w:r>
+      <w:r>
+        <w:rPr>
+          <w:rFonts w:ascii="Hiragino Kaku Gothic ProN" w:hAnsi="Hiragino Kaku Gothic ProN" w:eastAsia="Hiragino Kaku Gothic ProN" w:cs="Hiragino Kaku Gothic ProN"/>
+          <w:b w:val="0"/>
+          <w:i w:val="0"/>
+          <w:sz w:val="22"/>
+        </w:rPr>
+        <w:t>：現場の退院予定入力が予測精度に直結することを可視化し、入力のインセンティブを組み込む</w:t>
       </w:r>
     </w:p>
     <w:p>

--- a/docs/admin/scenario_scripts_v4/carnf_scenario_v4.docx
+++ b/docs/admin/scenario_scripts_v4/carnf_scenario_v4.docx
@@ -11,7 +11,7 @@
           <w:color w:val="888888"/>
           <w:sz w:val="18"/>
         </w:rPr>
-        <w:t>生成日: 2026-04-21    対応アプリ: v4    コミット: e107ee2</w:t>
+        <w:t>生成日: 2026-04-21    対応アプリ: v4    コミット: 089198e</w:t>
       </w:r>
     </w:p>
     <w:p>
@@ -5883,6 +5883,1144 @@
           <w:sz w:val="22"/>
         </w:rPr>
         <w:t>スクリーンショット 1 枚がそのまま行動計画書になる</w:t>
+      </w:r>
+    </w:p>
+    <w:p>
+      <w:pPr>
+        <w:pBdr>
+          <w:bottom w:val="single" w:sz="6" w:space="1" w:color="999999"/>
+        </w:pBdr>
+      </w:pPr>
+    </w:p>
+    <w:p>
+      <w:pPr>
+        <w:pStyle w:val="Heading2"/>
+      </w:pPr>
+      <w:r>
+        <w:rPr>
+          <w:rFonts w:ascii="Hiragino Kaku Gothic ProN" w:hAnsi="Hiragino Kaku Gothic ProN" w:eastAsia="Hiragino Kaku Gothic ProN" w:cs="Hiragino Kaku Gothic ProN"/>
+          <w:b/>
+          <w:i w:val="0"/>
+          <w:sz w:val="36"/>
+        </w:rPr>
+        <w:t>第4-5章：🗓 退院予定ヒートマップ（2026-04-21 新規・2 分）</w:t>
+      </w:r>
+    </w:p>
+    <w:p>
+      <w:pPr>
+        <w:pStyle w:val="Heading3"/>
+      </w:pPr>
+      <w:r>
+        <w:rPr>
+          <w:rFonts w:ascii="Hiragino Kaku Gothic ProN" w:hAnsi="Hiragino Kaku Gothic ProN" w:eastAsia="Hiragino Kaku Gothic ProN" w:cs="Hiragino Kaku Gothic ProN"/>
+          <w:b/>
+          <w:i w:val="0"/>
+          <w:sz w:val="28"/>
+        </w:rPr>
+        <w:t>見る場所：Block D の直下、折りたたみ式 expander</w:t>
+      </w:r>
+    </w:p>
+    <w:p>
+      <w:r>
+        <w:rPr>
+          <w:rFonts w:ascii="Hiragino Kaku Gothic ProN" w:hAnsi="Hiragino Kaku Gothic ProN" w:eastAsia="Hiragino Kaku Gothic ProN" w:cs="Hiragino Kaku Gothic ProN"/>
+          <w:b/>
+          <w:i w:val="0"/>
+          <w:sz w:val="22"/>
+        </w:rPr>
+        <w:t>副院長決定 2026-04-21:</w:t>
+      </w:r>
+      <w:r>
+        <w:rPr>
+          <w:rFonts w:ascii="Hiragino Kaku Gothic ProN" w:hAnsi="Hiragino Kaku Gothic ProN" w:eastAsia="Hiragino Kaku Gothic ProN" w:cs="Hiragino Kaku Gothic ProN"/>
+          <w:b w:val="0"/>
+          <w:i w:val="0"/>
+          <w:sz w:val="22"/>
+        </w:rPr>
+        <w:t xml:space="preserve"> カンファの第二のニーズ —「今後の退院予定日の集中 / 空白」を一目で把握 — に応えるための機能。</w:t>
+      </w:r>
+    </w:p>
+    <w:p>
+      <w:pPr>
+        <w:pStyle w:val="Heading3"/>
+      </w:pPr>
+      <w:r>
+        <w:rPr>
+          <w:rFonts w:ascii="Hiragino Kaku Gothic ProN" w:hAnsi="Hiragino Kaku Gothic ProN" w:eastAsia="Hiragino Kaku Gothic ProN" w:cs="Hiragino Kaku Gothic ProN"/>
+          <w:b/>
+          <w:i w:val="0"/>
+          <w:sz w:val="28"/>
+        </w:rPr>
+        <w:t>開き方</w:t>
+      </w:r>
+    </w:p>
+    <w:p>
+      <w:r>
+        <w:rPr>
+          <w:rFonts w:ascii="Hiragino Kaku Gothic ProN" w:hAnsi="Hiragino Kaku Gothic ProN" w:eastAsia="Hiragino Kaku Gothic ProN" w:cs="Hiragino Kaku Gothic ProN"/>
+          <w:b w:val="0"/>
+          <w:i w:val="0"/>
+          <w:sz w:val="22"/>
+        </w:rPr>
+        <w:t xml:space="preserve">見出し </w:t>
+      </w:r>
+      <w:r>
+        <w:rPr>
+          <w:rFonts w:ascii="Hiragino Kaku Gothic ProN" w:hAnsi="Hiragino Kaku Gothic ProN" w:eastAsia="Hiragino Kaku Gothic ProN" w:cs="Hiragino Kaku Gothic ProN"/>
+          <w:b w:val="0"/>
+          <w:i w:val="0"/>
+          <w:sz w:val="20"/>
+        </w:rPr>
+        <w:t>🗓 退院予定ヒートマップ — 14日先まで・🔴 集中日 N 日・計 M 名退院予定（うち C 群 K 名）</w:t>
+      </w:r>
+      <w:r>
+        <w:rPr>
+          <w:rFonts w:ascii="Hiragino Kaku Gothic ProN" w:hAnsi="Hiragino Kaku Gothic ProN" w:eastAsia="Hiragino Kaku Gothic ProN" w:cs="Hiragino Kaku Gothic ProN"/>
+          <w:b w:val="0"/>
+          <w:i w:val="0"/>
+          <w:sz w:val="22"/>
+        </w:rPr>
+        <w:t xml:space="preserve"> を </w:t>
+      </w:r>
+      <w:r>
+        <w:rPr>
+          <w:rFonts w:ascii="Hiragino Kaku Gothic ProN" w:hAnsi="Hiragino Kaku Gothic ProN" w:eastAsia="Hiragino Kaku Gothic ProN" w:cs="Hiragino Kaku Gothic ProN"/>
+          <w:b/>
+          <w:i w:val="0"/>
+          <w:sz w:val="22"/>
+        </w:rPr>
+        <w:t>クリックで展開</w:t>
+      </w:r>
+      <w:r>
+        <w:rPr>
+          <w:rFonts w:ascii="Hiragino Kaku Gothic ProN" w:hAnsi="Hiragino Kaku Gothic ProN" w:eastAsia="Hiragino Kaku Gothic ProN" w:cs="Hiragino Kaku Gothic ProN"/>
+          <w:b w:val="0"/>
+          <w:i w:val="0"/>
+          <w:sz w:val="22"/>
+        </w:rPr>
+        <w:t>。通常は閉じておき、議論したいときに開く（画面圧迫を避ける）。</w:t>
+      </w:r>
+    </w:p>
+    <w:p>
+      <w:pPr>
+        <w:pStyle w:val="Heading3"/>
+      </w:pPr>
+      <w:r>
+        <w:rPr>
+          <w:rFonts w:ascii="Hiragino Kaku Gothic ProN" w:hAnsi="Hiragino Kaku Gothic ProN" w:eastAsia="Hiragino Kaku Gothic ProN" w:cs="Hiragino Kaku Gothic ProN"/>
+          <w:b/>
+          <w:i w:val="0"/>
+          <w:sz w:val="28"/>
+        </w:rPr>
+        <w:t>表示内容</w:t>
+      </w:r>
+    </w:p>
+    <w:p>
+      <w:pPr>
+        <w:pStyle w:val="ListBullet"/>
+      </w:pPr>
+      <w:r>
+        <w:rPr>
+          <w:rFonts w:ascii="Hiragino Kaku Gothic ProN" w:hAnsi="Hiragino Kaku Gothic ProN" w:eastAsia="Hiragino Kaku Gothic ProN" w:cs="Hiragino Kaku Gothic ProN"/>
+          <w:b/>
+          <w:i w:val="0"/>
+          <w:sz w:val="22"/>
+        </w:rPr>
+        <w:t>7 列 × 複数週のグリッド</w:t>
+      </w:r>
+      <w:r>
+        <w:rPr>
+          <w:rFonts w:ascii="Hiragino Kaku Gothic ProN" w:hAnsi="Hiragino Kaku Gothic ProN" w:eastAsia="Hiragino Kaku Gothic ProN" w:cs="Hiragino Kaku Gothic ProN"/>
+          <w:b w:val="0"/>
+          <w:i w:val="0"/>
+          <w:sz w:val="22"/>
+        </w:rPr>
+        <w:t xml:space="preserve"> で今後 14 日間（連休があれば 21 日まで延長）を表示</w:t>
+      </w:r>
+    </w:p>
+    <w:p>
+      <w:pPr>
+        <w:pStyle w:val="ListBullet"/>
+      </w:pPr>
+      <w:r>
+        <w:rPr>
+          <w:rFonts w:ascii="Hiragino Kaku Gothic ProN" w:hAnsi="Hiragino Kaku Gothic ProN" w:eastAsia="Hiragino Kaku Gothic ProN" w:cs="Hiragino Kaku Gothic ProN"/>
+          <w:b w:val="0"/>
+          <w:i w:val="0"/>
+          <w:sz w:val="22"/>
+        </w:rPr>
+        <w:t>各マス：</w:t>
+      </w:r>
+    </w:p>
+    <w:p>
+      <w:pPr>
+        <w:pStyle w:val="ListBullet"/>
+        <w:ind w:left="794"/>
+      </w:pPr>
+      <w:r>
+        <w:rPr>
+          <w:rFonts w:ascii="Hiragino Kaku Gothic ProN" w:hAnsi="Hiragino Kaku Gothic ProN" w:eastAsia="Hiragino Kaku Gothic ProN" w:cs="Hiragino Kaku Gothic ProN"/>
+          <w:b w:val="0"/>
+          <w:i w:val="0"/>
+          <w:sz w:val="22"/>
+        </w:rPr>
+        <w:t>大きい数字：</w:t>
+      </w:r>
+      <w:r>
+        <w:rPr>
+          <w:rFonts w:ascii="Hiragino Kaku Gothic ProN" w:hAnsi="Hiragino Kaku Gothic ProN" w:eastAsia="Hiragino Kaku Gothic ProN" w:cs="Hiragino Kaku Gothic ProN"/>
+          <w:b/>
+          <w:i w:val="0"/>
+          <w:sz w:val="22"/>
+        </w:rPr>
+        <w:t>全退院件数</w:t>
+      </w:r>
+      <w:r>
+        <w:rPr>
+          <w:rFonts w:ascii="Hiragino Kaku Gothic ProN" w:hAnsi="Hiragino Kaku Gothic ProN" w:eastAsia="Hiragino Kaku Gothic ProN" w:cs="Hiragino Kaku Gothic ProN"/>
+          <w:b w:val="0"/>
+          <w:i w:val="0"/>
+          <w:sz w:val="22"/>
+        </w:rPr>
+        <w:t>（業務集中・稼働率観点）</w:t>
+      </w:r>
+    </w:p>
+    <w:p>
+      <w:pPr>
+        <w:pStyle w:val="ListBullet"/>
+        <w:ind w:left="794"/>
+      </w:pPr>
+      <w:r>
+        <w:rPr>
+          <w:rFonts w:ascii="Hiragino Kaku Gothic ProN" w:hAnsi="Hiragino Kaku Gothic ProN" w:eastAsia="Hiragino Kaku Gothic ProN" w:cs="Hiragino Kaku Gothic ProN"/>
+          <w:b w:val="0"/>
+          <w:i w:val="0"/>
+          <w:sz w:val="22"/>
+        </w:rPr>
+        <w:t>小字：</w:t>
+      </w:r>
+      <w:r>
+        <w:rPr>
+          <w:rFonts w:ascii="Hiragino Kaku Gothic ProN" w:hAnsi="Hiragino Kaku Gothic ProN" w:eastAsia="Hiragino Kaku Gothic ProN" w:cs="Hiragino Kaku Gothic ProN"/>
+          <w:b/>
+          <w:i w:val="0"/>
+          <w:sz w:val="22"/>
+        </w:rPr>
+        <w:t>うち C 群 N 名</w:t>
+      </w:r>
+      <w:r>
+        <w:rPr>
+          <w:rFonts w:ascii="Hiragino Kaku Gothic ProN" w:hAnsi="Hiragino Kaku Gothic ProN" w:eastAsia="Hiragino Kaku Gothic ProN" w:cs="Hiragino Kaku Gothic ProN"/>
+          <w:b w:val="0"/>
+          <w:i w:val="0"/>
+          <w:sz w:val="22"/>
+        </w:rPr>
+        <w:t>（LOS ≥ 15 日、カンファで動かせる対象）</w:t>
+      </w:r>
+    </w:p>
+    <w:p>
+      <w:pPr>
+        <w:pStyle w:val="ListBullet"/>
+        <w:ind w:left="794"/>
+      </w:pPr>
+      <w:r>
+        <w:rPr>
+          <w:rFonts w:ascii="Hiragino Kaku Gothic ProN" w:hAnsi="Hiragino Kaku Gothic ProN" w:eastAsia="Hiragino Kaku Gothic ProN" w:cs="Hiragino Kaku Gothic ProN"/>
+          <w:b w:val="0"/>
+          <w:i w:val="0"/>
+          <w:sz w:val="22"/>
+        </w:rPr>
+        <w:t>背景色で severity を表現</w:t>
+      </w:r>
+    </w:p>
+    <w:tbl>
+      <w:tblPr>
+        <w:tblStyle w:val="LightGrid-Accent1"/>
+        <w:tblW w:type="auto" w:w="0"/>
+        <w:jc w:val="left"/>
+        <w:tblLook w:firstColumn="1" w:firstRow="1" w:lastColumn="0" w:lastRow="0" w:noHBand="0" w:noVBand="1" w:val="04A0"/>
+      </w:tblPr>
+      <w:tblGrid>
+        <w:gridCol w:w="2493"/>
+        <w:gridCol w:w="2493"/>
+        <w:gridCol w:w="2493"/>
+        <w:gridCol w:w="2493"/>
+      </w:tblGrid>
+      <w:tr>
+        <w:tc>
+          <w:tcPr>
+            <w:tcW w:type="dxa" w:w="2493"/>
+            <w:vAlign w:val="center"/>
+          </w:tcPr>
+          <w:p>
+            <w:r>
+              <w:rPr>
+                <w:b/>
+              </w:rPr>
+            </w:r>
+            <w:r>
+              <w:rPr>
+                <w:rFonts w:ascii="Hiragino Kaku Gothic ProN" w:hAnsi="Hiragino Kaku Gothic ProN" w:eastAsia="Hiragino Kaku Gothic ProN" w:cs="Hiragino Kaku Gothic ProN"/>
+                <w:b/>
+                <w:i w:val="0"/>
+                <w:sz w:val="20"/>
+              </w:rPr>
+              <w:t>件数</w:t>
+            </w:r>
+          </w:p>
+        </w:tc>
+        <w:tc>
+          <w:tcPr>
+            <w:tcW w:type="dxa" w:w="2493"/>
+            <w:vAlign w:val="center"/>
+          </w:tcPr>
+          <w:p>
+            <w:r>
+              <w:rPr>
+                <w:b/>
+              </w:rPr>
+            </w:r>
+            <w:r>
+              <w:rPr>
+                <w:rFonts w:ascii="Hiragino Kaku Gothic ProN" w:hAnsi="Hiragino Kaku Gothic ProN" w:eastAsia="Hiragino Kaku Gothic ProN" w:cs="Hiragino Kaku Gothic ProN"/>
+                <w:b/>
+                <w:i w:val="0"/>
+                <w:sz w:val="20"/>
+              </w:rPr>
+              <w:t>色</w:t>
+            </w:r>
+          </w:p>
+        </w:tc>
+        <w:tc>
+          <w:tcPr>
+            <w:tcW w:type="dxa" w:w="2493"/>
+            <w:vAlign w:val="center"/>
+          </w:tcPr>
+          <w:p>
+            <w:r>
+              <w:rPr>
+                <w:b/>
+              </w:rPr>
+            </w:r>
+            <w:r>
+              <w:rPr>
+                <w:rFonts w:ascii="Hiragino Kaku Gothic ProN" w:hAnsi="Hiragino Kaku Gothic ProN" w:eastAsia="Hiragino Kaku Gothic ProN" w:cs="Hiragino Kaku Gothic ProN"/>
+                <w:b/>
+                <w:i w:val="0"/>
+                <w:sz w:val="20"/>
+              </w:rPr>
+              <w:t>意味</w:t>
+            </w:r>
+          </w:p>
+        </w:tc>
+        <w:tc>
+          <w:tcPr>
+            <w:tcW w:type="dxa" w:w="2493"/>
+            <w:vAlign w:val="center"/>
+          </w:tcPr>
+          <w:p>
+            <w:r>
+              <w:rPr>
+                <w:b/>
+              </w:rPr>
+            </w:r>
+            <w:r>
+              <w:rPr>
+                <w:rFonts w:ascii="Hiragino Kaku Gothic ProN" w:hAnsi="Hiragino Kaku Gothic ProN" w:eastAsia="Hiragino Kaku Gothic ProN" w:cs="Hiragino Kaku Gothic ProN"/>
+                <w:b/>
+                <w:i w:val="0"/>
+                <w:sz w:val="20"/>
+              </w:rPr>
+              <w:t>アクション</w:t>
+            </w:r>
+          </w:p>
+        </w:tc>
+      </w:tr>
+      <w:tr>
+        <w:tc>
+          <w:tcPr>
+            <w:tcW w:type="dxa" w:w="2493"/>
+            <w:vAlign w:val="center"/>
+          </w:tcPr>
+          <w:p>
+            <w:r/>
+            <w:r>
+              <w:rPr>
+                <w:rFonts w:ascii="Hiragino Kaku Gothic ProN" w:hAnsi="Hiragino Kaku Gothic ProN" w:eastAsia="Hiragino Kaku Gothic ProN" w:cs="Hiragino Kaku Gothic ProN"/>
+                <w:b w:val="0"/>
+                <w:i w:val="0"/>
+                <w:sz w:val="20"/>
+              </w:rPr>
+              <w:t>0 件</w:t>
+            </w:r>
+          </w:p>
+        </w:tc>
+        <w:tc>
+          <w:tcPr>
+            <w:tcW w:type="dxa" w:w="2493"/>
+            <w:vAlign w:val="center"/>
+          </w:tcPr>
+          <w:p>
+            <w:r/>
+            <w:r>
+              <w:rPr>
+                <w:rFonts w:ascii="Hiragino Kaku Gothic ProN" w:hAnsi="Hiragino Kaku Gothic ProN" w:eastAsia="Hiragino Kaku Gothic ProN" w:cs="Hiragino Kaku Gothic ProN"/>
+                <w:b w:val="0"/>
+                <w:i w:val="0"/>
+                <w:sz w:val="20"/>
+              </w:rPr>
+              <w:t>⚪ 灰</w:t>
+            </w:r>
+          </w:p>
+        </w:tc>
+        <w:tc>
+          <w:tcPr>
+            <w:tcW w:type="dxa" w:w="2493"/>
+            <w:vAlign w:val="center"/>
+          </w:tcPr>
+          <w:p>
+            <w:r/>
+            <w:r>
+              <w:rPr>
+                <w:rFonts w:ascii="Hiragino Kaku Gothic ProN" w:hAnsi="Hiragino Kaku Gothic ProN" w:eastAsia="Hiragino Kaku Gothic ProN" w:cs="Hiragino Kaku Gothic ProN"/>
+                <w:b w:val="0"/>
+                <w:i w:val="0"/>
+                <w:sz w:val="20"/>
+              </w:rPr>
+              <w:t>空白</w:t>
+            </w:r>
+          </w:p>
+        </w:tc>
+        <w:tc>
+          <w:tcPr>
+            <w:tcW w:type="dxa" w:w="2493"/>
+            <w:vAlign w:val="center"/>
+          </w:tcPr>
+          <w:p>
+            <w:r/>
+            <w:r>
+              <w:rPr>
+                <w:rFonts w:ascii="Hiragino Kaku Gothic ProN" w:hAnsi="Hiragino Kaku Gothic ProN" w:eastAsia="Hiragino Kaku Gothic ProN" w:cs="Hiragino Kaku Gothic ProN"/>
+                <w:b w:val="0"/>
+                <w:i w:val="0"/>
+                <w:sz w:val="20"/>
+              </w:rPr>
+              <w:t>週末なら稼働率低下リスク</w:t>
+            </w:r>
+          </w:p>
+        </w:tc>
+      </w:tr>
+      <w:tr>
+        <w:tc>
+          <w:tcPr>
+            <w:tcW w:type="dxa" w:w="2493"/>
+            <w:vAlign w:val="center"/>
+          </w:tcPr>
+          <w:p>
+            <w:r/>
+            <w:r>
+              <w:rPr>
+                <w:rFonts w:ascii="Hiragino Kaku Gothic ProN" w:hAnsi="Hiragino Kaku Gothic ProN" w:eastAsia="Hiragino Kaku Gothic ProN" w:cs="Hiragino Kaku Gothic ProN"/>
+                <w:b w:val="0"/>
+                <w:i w:val="0"/>
+                <w:sz w:val="20"/>
+              </w:rPr>
+              <w:t>1-3 件</w:t>
+            </w:r>
+          </w:p>
+        </w:tc>
+        <w:tc>
+          <w:tcPr>
+            <w:tcW w:type="dxa" w:w="2493"/>
+            <w:vAlign w:val="center"/>
+          </w:tcPr>
+          <w:p>
+            <w:r/>
+            <w:r>
+              <w:rPr>
+                <w:rFonts w:ascii="Hiragino Kaku Gothic ProN" w:hAnsi="Hiragino Kaku Gothic ProN" w:eastAsia="Hiragino Kaku Gothic ProN" w:cs="Hiragino Kaku Gothic ProN"/>
+                <w:b w:val="0"/>
+                <w:i w:val="0"/>
+                <w:sz w:val="20"/>
+              </w:rPr>
+              <w:t>🟢 緑</w:t>
+            </w:r>
+          </w:p>
+        </w:tc>
+        <w:tc>
+          <w:tcPr>
+            <w:tcW w:type="dxa" w:w="2493"/>
+            <w:vAlign w:val="center"/>
+          </w:tcPr>
+          <w:p>
+            <w:r/>
+            <w:r>
+              <w:rPr>
+                <w:rFonts w:ascii="Hiragino Kaku Gothic ProN" w:hAnsi="Hiragino Kaku Gothic ProN" w:eastAsia="Hiragino Kaku Gothic ProN" w:cs="Hiragino Kaku Gothic ProN"/>
+                <w:b w:val="0"/>
+                <w:i w:val="0"/>
+                <w:sz w:val="20"/>
+              </w:rPr>
+              <w:t>適正（平均域）</w:t>
+            </w:r>
+          </w:p>
+        </w:tc>
+        <w:tc>
+          <w:tcPr>
+            <w:tcW w:type="dxa" w:w="2493"/>
+            <w:vAlign w:val="center"/>
+          </w:tcPr>
+          <w:p>
+            <w:r/>
+            <w:r>
+              <w:rPr>
+                <w:rFonts w:ascii="Hiragino Kaku Gothic ProN" w:hAnsi="Hiragino Kaku Gothic ProN" w:eastAsia="Hiragino Kaku Gothic ProN" w:cs="Hiragino Kaku Gothic ProN"/>
+                <w:b w:val="0"/>
+                <w:i w:val="0"/>
+                <w:sz w:val="20"/>
+              </w:rPr>
+              <w:t>—</w:t>
+            </w:r>
+          </w:p>
+        </w:tc>
+      </w:tr>
+      <w:tr>
+        <w:tc>
+          <w:tcPr>
+            <w:tcW w:type="dxa" w:w="2493"/>
+            <w:vAlign w:val="center"/>
+          </w:tcPr>
+          <w:p>
+            <w:r/>
+            <w:r>
+              <w:rPr>
+                <w:rFonts w:ascii="Hiragino Kaku Gothic ProN" w:hAnsi="Hiragino Kaku Gothic ProN" w:eastAsia="Hiragino Kaku Gothic ProN" w:cs="Hiragino Kaku Gothic ProN"/>
+                <w:b w:val="0"/>
+                <w:i w:val="0"/>
+                <w:sz w:val="20"/>
+              </w:rPr>
+              <w:t>4 件</w:t>
+            </w:r>
+          </w:p>
+        </w:tc>
+        <w:tc>
+          <w:tcPr>
+            <w:tcW w:type="dxa" w:w="2493"/>
+            <w:vAlign w:val="center"/>
+          </w:tcPr>
+          <w:p>
+            <w:r/>
+            <w:r>
+              <w:rPr>
+                <w:rFonts w:ascii="Hiragino Kaku Gothic ProN" w:hAnsi="Hiragino Kaku Gothic ProN" w:eastAsia="Hiragino Kaku Gothic ProN" w:cs="Hiragino Kaku Gothic ProN"/>
+                <w:b w:val="0"/>
+                <w:i w:val="0"/>
+                <w:sz w:val="20"/>
+              </w:rPr>
+              <w:t>🟡 橙</w:t>
+            </w:r>
+          </w:p>
+        </w:tc>
+        <w:tc>
+          <w:tcPr>
+            <w:tcW w:type="dxa" w:w="2493"/>
+            <w:vAlign w:val="center"/>
+          </w:tcPr>
+          <w:p>
+            <w:r/>
+            <w:r>
+              <w:rPr>
+                <w:rFonts w:ascii="Hiragino Kaku Gothic ProN" w:hAnsi="Hiragino Kaku Gothic ProN" w:eastAsia="Hiragino Kaku Gothic ProN" w:cs="Hiragino Kaku Gothic ProN"/>
+                <w:b w:val="0"/>
+                <w:i w:val="0"/>
+                <w:sz w:val="20"/>
+              </w:rPr>
+              <w:t>注意（平均+1σ）</w:t>
+            </w:r>
+          </w:p>
+        </w:tc>
+        <w:tc>
+          <w:tcPr>
+            <w:tcW w:type="dxa" w:w="2493"/>
+            <w:vAlign w:val="center"/>
+          </w:tcPr>
+          <w:p>
+            <w:r/>
+            <w:r>
+              <w:rPr>
+                <w:rFonts w:ascii="Hiragino Kaku Gothic ProN" w:hAnsi="Hiragino Kaku Gothic ProN" w:eastAsia="Hiragino Kaku Gothic ProN" w:cs="Hiragino Kaku Gothic ProN"/>
+                <w:b w:val="0"/>
+                <w:i w:val="0"/>
+                <w:sz w:val="20"/>
+              </w:rPr>
+              <w:t>前倒し/後ろ倒し検討</w:t>
+            </w:r>
+          </w:p>
+        </w:tc>
+      </w:tr>
+      <w:tr>
+        <w:tc>
+          <w:tcPr>
+            <w:tcW w:type="dxa" w:w="2493"/>
+            <w:vAlign w:val="center"/>
+          </w:tcPr>
+          <w:p>
+            <w:r/>
+            <w:r>
+              <w:rPr>
+                <w:rFonts w:ascii="Hiragino Kaku Gothic ProN" w:hAnsi="Hiragino Kaku Gothic ProN" w:eastAsia="Hiragino Kaku Gothic ProN" w:cs="Hiragino Kaku Gothic ProN"/>
+                <w:b w:val="0"/>
+                <w:i w:val="0"/>
+                <w:sz w:val="20"/>
+              </w:rPr>
+              <w:t>5 件以上</w:t>
+            </w:r>
+          </w:p>
+        </w:tc>
+        <w:tc>
+          <w:tcPr>
+            <w:tcW w:type="dxa" w:w="2493"/>
+            <w:vAlign w:val="center"/>
+          </w:tcPr>
+          <w:p>
+            <w:r/>
+            <w:r>
+              <w:rPr>
+                <w:rFonts w:ascii="Hiragino Kaku Gothic ProN" w:hAnsi="Hiragino Kaku Gothic ProN" w:eastAsia="Hiragino Kaku Gothic ProN" w:cs="Hiragino Kaku Gothic ProN"/>
+                <w:b w:val="0"/>
+                <w:i w:val="0"/>
+                <w:sz w:val="20"/>
+              </w:rPr>
+              <w:t>🔴 赤</w:t>
+            </w:r>
+          </w:p>
+        </w:tc>
+        <w:tc>
+          <w:tcPr>
+            <w:tcW w:type="dxa" w:w="2493"/>
+            <w:vAlign w:val="center"/>
+          </w:tcPr>
+          <w:p>
+            <w:r/>
+            <w:r>
+              <w:rPr>
+                <w:rFonts w:ascii="Hiragino Kaku Gothic ProN" w:hAnsi="Hiragino Kaku Gothic ProN" w:eastAsia="Hiragino Kaku Gothic ProN" w:cs="Hiragino Kaku Gothic ProN"/>
+                <w:b w:val="0"/>
+                <w:i w:val="0"/>
+                <w:sz w:val="20"/>
+              </w:rPr>
+              <w:t>集中（平均+2σ）</w:t>
+            </w:r>
+          </w:p>
+        </w:tc>
+        <w:tc>
+          <w:tcPr>
+            <w:tcW w:type="dxa" w:w="2493"/>
+            <w:vAlign w:val="center"/>
+          </w:tcPr>
+          <w:p>
+            <w:r/>
+            <w:r>
+              <w:rPr>
+                <w:rFonts w:ascii="Hiragino Kaku Gothic ProN" w:hAnsi="Hiragino Kaku Gothic ProN" w:eastAsia="Hiragino Kaku Gothic ProN" w:cs="Hiragino Kaku Gothic ProN"/>
+                <w:b w:val="0"/>
+                <w:i w:val="0"/>
+                <w:sz w:val="20"/>
+              </w:rPr>
+              <w:t>カンファで議論</w:t>
+            </w:r>
+          </w:p>
+        </w:tc>
+      </w:tr>
+    </w:tbl>
+    <w:p>
+      <w:pPr>
+        <w:pStyle w:val="ListBullet"/>
+      </w:pPr>
+      <w:r>
+        <w:rPr>
+          <w:rFonts w:ascii="Hiragino Kaku Gothic ProN" w:hAnsi="Hiragino Kaku Gothic ProN" w:eastAsia="Hiragino Kaku Gothic ProN" w:cs="Hiragino Kaku Gothic ProN"/>
+          <w:b w:val="0"/>
+          <w:i w:val="0"/>
+          <w:sz w:val="22"/>
+        </w:rPr>
+        <w:t>土日は視覚的に分離（曜日ラベル）</w:t>
+      </w:r>
+    </w:p>
+    <w:p>
+      <w:pPr>
+        <w:pStyle w:val="ListBullet"/>
+      </w:pPr>
+      <w:r>
+        <w:rPr>
+          <w:rFonts w:ascii="Hiragino Kaku Gothic ProN" w:hAnsi="Hiragino Kaku Gothic ProN" w:eastAsia="Hiragino Kaku Gothic ProN" w:cs="Hiragino Kaku Gothic ProN"/>
+          <w:b w:val="0"/>
+          <w:i w:val="0"/>
+          <w:sz w:val="22"/>
+        </w:rPr>
+        <w:t>連休期間は 「連休」 タグ付き</w:t>
+      </w:r>
+    </w:p>
+    <w:p>
+      <w:pPr>
+        <w:pStyle w:val="Heading3"/>
+      </w:pPr>
+      <w:r>
+        <w:rPr>
+          <w:rFonts w:ascii="Hiragino Kaku Gothic ProN" w:hAnsi="Hiragino Kaku Gothic ProN" w:eastAsia="Hiragino Kaku Gothic ProN" w:cs="Hiragino Kaku Gothic ProN"/>
+          <w:b/>
+          <w:i w:val="0"/>
+          <w:sz w:val="28"/>
+        </w:rPr>
+        <w:t>2 つの視覚シグナル</w:t>
+      </w:r>
+    </w:p>
+    <w:p>
+      <w:pPr>
+        <w:pStyle w:val="ListNumber"/>
+      </w:pPr>
+      <w:r>
+        <w:rPr>
+          <w:rFonts w:ascii="Hiragino Kaku Gothic ProN" w:hAnsi="Hiragino Kaku Gothic ProN" w:eastAsia="Hiragino Kaku Gothic ProN" w:cs="Hiragino Kaku Gothic ProN"/>
+          <w:b/>
+          <w:i w:val="0"/>
+          <w:sz w:val="22"/>
+        </w:rPr>
+        <w:t>🔴 集中日バナー</w:t>
+      </w:r>
+      <w:r>
+        <w:rPr>
+          <w:rFonts w:ascii="Hiragino Kaku Gothic ProN" w:hAnsi="Hiragino Kaku Gothic ProN" w:eastAsia="Hiragino Kaku Gothic ProN" w:cs="Hiragino Kaku Gothic ProN"/>
+          <w:b w:val="0"/>
+          <w:i w:val="0"/>
+          <w:sz w:val="22"/>
+        </w:rPr>
+        <w:t>：5 名以上の日があれば上部に黄色バナーで警告</w:t>
+      </w:r>
+    </w:p>
+    <w:p>
+      <w:pPr>
+        <w:pStyle w:val="ListNumber"/>
+      </w:pPr>
+      <w:r>
+        <w:rPr>
+          <w:rFonts w:ascii="Hiragino Kaku Gothic ProN" w:hAnsi="Hiragino Kaku Gothic ProN" w:eastAsia="Hiragino Kaku Gothic ProN" w:cs="Hiragino Kaku Gothic ProN"/>
+          <w:b/>
+          <w:i w:val="0"/>
+          <w:sz w:val="22"/>
+        </w:rPr>
+        <w:t>⚪ 週末の退院ゼロ</w:t>
+      </w:r>
+      <w:r>
+        <w:rPr>
+          <w:rFonts w:ascii="Hiragino Kaku Gothic ProN" w:hAnsi="Hiragino Kaku Gothic ProN" w:eastAsia="Hiragino Kaku Gothic ProN" w:cs="Hiragino Kaku Gothic ProN"/>
+          <w:b w:val="0"/>
+          <w:i w:val="0"/>
+          <w:sz w:val="22"/>
+        </w:rPr>
+        <w:t>：稼働率低下リスクを右下カラムで列挙</w:t>
+      </w:r>
+    </w:p>
+    <w:p>
+      <w:pPr>
+        <w:pStyle w:val="Heading3"/>
+      </w:pPr>
+      <w:r>
+        <w:rPr>
+          <w:rFonts w:ascii="Hiragino Kaku Gothic ProN" w:hAnsi="Hiragino Kaku Gothic ProN" w:eastAsia="Hiragino Kaku Gothic ProN" w:cs="Hiragino Kaku Gothic ProN"/>
+          <w:b/>
+          <w:i w:val="0"/>
+          <w:sz w:val="28"/>
+        </w:rPr>
+        <w:t>クリック（選択）で Block C ハイライト</w:t>
+      </w:r>
+    </w:p>
+    <w:p>
+      <w:r>
+        <w:rPr>
+          <w:rFonts w:ascii="Hiragino Kaku Gothic ProN" w:hAnsi="Hiragino Kaku Gothic ProN" w:eastAsia="Hiragino Kaku Gothic ProN" w:cs="Hiragino Kaku Gothic ProN"/>
+          <w:b w:val="0"/>
+          <w:i w:val="0"/>
+          <w:sz w:val="22"/>
+        </w:rPr>
+        <w:t xml:space="preserve">「🎯 日付を選んで、Block C で C 群退院予定者をハイライト」セレクトボックスで日付を選ぶと、その日の C 群退院予定者の行が </w:t>
+      </w:r>
+      <w:r>
+        <w:rPr>
+          <w:rFonts w:ascii="Hiragino Kaku Gothic ProN" w:hAnsi="Hiragino Kaku Gothic ProN" w:eastAsia="Hiragino Kaku Gothic ProN" w:cs="Hiragino Kaku Gothic ProN"/>
+          <w:b/>
+          <w:i w:val="0"/>
+          <w:sz w:val="22"/>
+        </w:rPr>
+        <w:t>Block C で橙のハイライト</w:t>
+      </w:r>
+      <w:r>
+        <w:rPr>
+          <w:rFonts w:ascii="Hiragino Kaku Gothic ProN" w:hAnsi="Hiragino Kaku Gothic ProN" w:eastAsia="Hiragino Kaku Gothic ProN" w:cs="Hiragino Kaku Gothic ProN"/>
+          <w:b w:val="0"/>
+          <w:i w:val="0"/>
+          <w:sz w:val="22"/>
+        </w:rPr>
+        <w:t xml:space="preserve"> で点灯します。カンファの議論対象を一瞬で絞り込めます。</w:t>
+      </w:r>
+    </w:p>
+    <w:p>
+      <w:pPr>
+        <w:pStyle w:val="Heading3"/>
+      </w:pPr>
+      <w:r>
+        <w:rPr>
+          <w:rFonts w:ascii="Hiragino Kaku Gothic ProN" w:hAnsi="Hiragino Kaku Gothic ProN" w:eastAsia="Hiragino Kaku Gothic ProN" w:cs="Hiragino Kaku Gothic ProN"/>
+          <w:b/>
+          <w:i w:val="0"/>
+          <w:sz w:val="28"/>
+        </w:rPr>
+        <w:t>発言例（師長）</w:t>
+      </w:r>
+    </w:p>
+    <w:p>
+      <w:pPr>
+        <w:spacing w:before="60" w:after="60"/>
+        <w:ind w:left="397"/>
+      </w:pPr>
+      <w:r>
+        <w:rPr>
+          <w:rFonts w:ascii="Hiragino Kaku Gothic ProN" w:hAnsi="Hiragino Kaku Gothic ProN" w:eastAsia="Hiragino Kaku Gothic ProN" w:cs="Hiragino Kaku Gothic ProN"/>
+          <w:b w:val="0"/>
+          <w:i/>
+          <w:color w:val="555555"/>
+          <w:sz w:val="22"/>
+        </w:rPr>
+        <w:t>「ヒートマップを開きますね。</w:t>
+      </w:r>
+      <w:r>
+        <w:rPr>
+          <w:rFonts w:ascii="Hiragino Kaku Gothic ProN" w:hAnsi="Hiragino Kaku Gothic ProN" w:eastAsia="Hiragino Kaku Gothic ProN" w:cs="Hiragino Kaku Gothic ProN"/>
+          <w:b/>
+          <w:i/>
+          <w:color w:val="555555"/>
+          <w:sz w:val="22"/>
+        </w:rPr>
+        <w:t>5 月 1 日（金）に 5 名退院予定で集中</w:t>
+      </w:r>
+      <w:r>
+        <w:rPr>
+          <w:rFonts w:ascii="Hiragino Kaku Gothic ProN" w:hAnsi="Hiragino Kaku Gothic ProN" w:eastAsia="Hiragino Kaku Gothic ProN" w:cs="Hiragino Kaku Gothic ProN"/>
+          <w:b w:val="0"/>
+          <w:i/>
+          <w:color w:val="555555"/>
+          <w:sz w:val="22"/>
+        </w:rPr>
+        <w:t>、うち C 群 3 名です。この 3 名を 5 月 2 日（土）か 4 月 30 日（木）に振り分けられないか、Block C でハイライトしました。先生方、5 月 1 日退院の方で、1 日だけ後ろ倒せる方はいますか」</w:t>
+      </w:r>
+    </w:p>
+    <w:p>
+      <w:pPr>
+        <w:pStyle w:val="Heading3"/>
+      </w:pPr>
+      <w:r>
+        <w:rPr>
+          <w:rFonts w:ascii="Hiragino Kaku Gothic ProN" w:hAnsi="Hiragino Kaku Gothic ProN" w:eastAsia="Hiragino Kaku Gothic ProN" w:cs="Hiragino Kaku Gothic ProN"/>
+          <w:b/>
+          <w:i w:val="0"/>
+          <w:sz w:val="28"/>
+        </w:rPr>
+        <w:t>他タブとの役割分担</w:t>
+      </w:r>
+    </w:p>
+    <w:tbl>
+      <w:tblPr>
+        <w:tblStyle w:val="LightGrid-Accent1"/>
+        <w:tblW w:type="auto" w:w="0"/>
+        <w:jc w:val="left"/>
+        <w:tblLook w:firstColumn="1" w:firstRow="1" w:lastColumn="0" w:lastRow="0" w:noHBand="0" w:noVBand="1" w:val="04A0"/>
+      </w:tblPr>
+      <w:tblGrid>
+        <w:gridCol w:w="4986"/>
+        <w:gridCol w:w="4986"/>
+      </w:tblGrid>
+      <w:tr>
+        <w:tc>
+          <w:tcPr>
+            <w:tcW w:type="dxa" w:w="4986"/>
+            <w:vAlign w:val="center"/>
+          </w:tcPr>
+          <w:p>
+            <w:r>
+              <w:rPr>
+                <w:b/>
+              </w:rPr>
+            </w:r>
+            <w:r>
+              <w:rPr>
+                <w:rFonts w:ascii="Hiragino Kaku Gothic ProN" w:hAnsi="Hiragino Kaku Gothic ProN" w:eastAsia="Hiragino Kaku Gothic ProN" w:cs="Hiragino Kaku Gothic ProN"/>
+                <w:b/>
+                <w:i w:val="0"/>
+                <w:sz w:val="20"/>
+              </w:rPr>
+              <w:t>タブ / 機能</w:t>
+            </w:r>
+          </w:p>
+        </w:tc>
+        <w:tc>
+          <w:tcPr>
+            <w:tcW w:type="dxa" w:w="4986"/>
+            <w:vAlign w:val="center"/>
+          </w:tcPr>
+          <w:p>
+            <w:r>
+              <w:rPr>
+                <w:b/>
+              </w:rPr>
+            </w:r>
+            <w:r>
+              <w:rPr>
+                <w:rFonts w:ascii="Hiragino Kaku Gothic ProN" w:hAnsi="Hiragino Kaku Gothic ProN" w:eastAsia="Hiragino Kaku Gothic ProN" w:cs="Hiragino Kaku Gothic ProN"/>
+                <w:b/>
+                <w:i w:val="0"/>
+                <w:sz w:val="20"/>
+              </w:rPr>
+              <w:t>担当</w:t>
+            </w:r>
+          </w:p>
+        </w:tc>
+      </w:tr>
+      <w:tr>
+        <w:tc>
+          <w:tcPr>
+            <w:tcW w:type="dxa" w:w="4986"/>
+            <w:vAlign w:val="center"/>
+          </w:tcPr>
+          <w:p>
+            <w:r/>
+            <w:r>
+              <w:rPr>
+                <w:rFonts w:ascii="Hiragino Kaku Gothic ProN" w:hAnsi="Hiragino Kaku Gothic ProN" w:eastAsia="Hiragino Kaku Gothic ProN" w:cs="Hiragino Kaku Gothic ProN"/>
+                <w:b/>
+                <w:i w:val="0"/>
+                <w:sz w:val="20"/>
+              </w:rPr>
+              <w:t>カンファ資料 → 退院予定ヒートマップ</w:t>
+            </w:r>
+            <w:r>
+              <w:rPr>
+                <w:rFonts w:ascii="Hiragino Kaku Gothic ProN" w:hAnsi="Hiragino Kaku Gothic ProN" w:eastAsia="Hiragino Kaku Gothic ProN" w:cs="Hiragino Kaku Gothic ProN"/>
+                <w:b w:val="0"/>
+                <w:i w:val="0"/>
+                <w:sz w:val="20"/>
+              </w:rPr>
+              <w:t>（本章）</w:t>
+            </w:r>
+          </w:p>
+        </w:tc>
+        <w:tc>
+          <w:tcPr>
+            <w:tcW w:type="dxa" w:w="4986"/>
+            <w:vAlign w:val="center"/>
+          </w:tcPr>
+          <w:p>
+            <w:r/>
+            <w:r>
+              <w:rPr>
+                <w:rFonts w:ascii="Hiragino Kaku Gothic ProN" w:hAnsi="Hiragino Kaku Gothic ProN" w:eastAsia="Hiragino Kaku Gothic ProN" w:cs="Hiragino Kaku Gothic ProN"/>
+                <w:b/>
+                <w:i w:val="0"/>
+                <w:sz w:val="20"/>
+              </w:rPr>
+              <w:t>退院分布の集中/空白を一目で</w:t>
+            </w:r>
+            <w:r>
+              <w:rPr>
+                <w:rFonts w:ascii="Hiragino Kaku Gothic ProN" w:hAnsi="Hiragino Kaku Gothic ProN" w:eastAsia="Hiragino Kaku Gothic ProN" w:cs="Hiragino Kaku Gothic ProN"/>
+                <w:b w:val="0"/>
+                <w:i w:val="0"/>
+                <w:sz w:val="20"/>
+              </w:rPr>
+              <w:t>（NEW）</w:t>
+            </w:r>
+          </w:p>
+        </w:tc>
+      </w:tr>
+      <w:tr>
+        <w:tc>
+          <w:tcPr>
+            <w:tcW w:type="dxa" w:w="4986"/>
+            <w:vAlign w:val="center"/>
+          </w:tcPr>
+          <w:p>
+            <w:r/>
+            <w:r>
+              <w:rPr>
+                <w:rFonts w:ascii="Hiragino Kaku Gothic ProN" w:hAnsi="Hiragino Kaku Gothic ProN" w:eastAsia="Hiragino Kaku Gothic ProN" w:cs="Hiragino Kaku Gothic ProN"/>
+                <w:b w:val="0"/>
+                <w:i w:val="0"/>
+                <w:sz w:val="20"/>
+              </w:rPr>
+              <w:t>退院タイミング</w:t>
+            </w:r>
+          </w:p>
+        </w:tc>
+        <w:tc>
+          <w:tcPr>
+            <w:tcW w:type="dxa" w:w="4986"/>
+            <w:vAlign w:val="center"/>
+          </w:tcPr>
+          <w:p>
+            <w:r/>
+            <w:r>
+              <w:rPr>
+                <w:rFonts w:ascii="Hiragino Kaku Gothic ProN" w:hAnsi="Hiragino Kaku Gothic ProN" w:eastAsia="Hiragino Kaku Gothic ProN" w:cs="Hiragino Kaku Gothic ProN"/>
+                <w:b w:val="0"/>
+                <w:i w:val="0"/>
+                <w:sz w:val="20"/>
+              </w:rPr>
+              <w:t>日曜退院の個別調整</w:t>
+            </w:r>
+          </w:p>
+        </w:tc>
+      </w:tr>
+      <w:tr>
+        <w:tc>
+          <w:tcPr>
+            <w:tcW w:type="dxa" w:w="4986"/>
+            <w:vAlign w:val="center"/>
+          </w:tcPr>
+          <w:p>
+            <w:r/>
+            <w:r>
+              <w:rPr>
+                <w:rFonts w:ascii="Hiragino Kaku Gothic ProN" w:hAnsi="Hiragino Kaku Gothic ProN" w:eastAsia="Hiragino Kaku Gothic ProN" w:cs="Hiragino Kaku Gothic ProN"/>
+                <w:b w:val="0"/>
+                <w:i w:val="0"/>
+                <w:sz w:val="20"/>
+              </w:rPr>
+              <w:t>今週の需要予測</w:t>
+            </w:r>
+          </w:p>
+        </w:tc>
+        <w:tc>
+          <w:tcPr>
+            <w:tcW w:type="dxa" w:w="4986"/>
+            <w:vAlign w:val="center"/>
+          </w:tcPr>
+          <w:p>
+            <w:r/>
+            <w:r>
+              <w:rPr>
+                <w:rFonts w:ascii="Hiragino Kaku Gothic ProN" w:hAnsi="Hiragino Kaku Gothic ProN" w:eastAsia="Hiragino Kaku Gothic ProN" w:cs="Hiragino Kaku Gothic ProN"/>
+                <w:b/>
+                <w:i w:val="0"/>
+                <w:sz w:val="20"/>
+              </w:rPr>
+              <w:t>入院側</w:t>
+            </w:r>
+            <w:r>
+              <w:rPr>
+                <w:rFonts w:ascii="Hiragino Kaku Gothic ProN" w:hAnsi="Hiragino Kaku Gothic ProN" w:eastAsia="Hiragino Kaku Gothic ProN" w:cs="Hiragino Kaku Gothic ProN"/>
+                <w:b w:val="0"/>
+                <w:i w:val="0"/>
+                <w:sz w:val="20"/>
+              </w:rPr>
+              <w:t>の週間予測</w:t>
+            </w:r>
+          </w:p>
+        </w:tc>
+      </w:tr>
+      <w:tr>
+        <w:tc>
+          <w:tcPr>
+            <w:tcW w:type="dxa" w:w="4986"/>
+            <w:vAlign w:val="center"/>
+          </w:tcPr>
+          <w:p>
+            <w:r/>
+            <w:r>
+              <w:rPr>
+                <w:rFonts w:ascii="Hiragino Kaku Gothic ProN" w:hAnsi="Hiragino Kaku Gothic ProN" w:eastAsia="Hiragino Kaku Gothic ProN" w:cs="Hiragino Kaku Gothic ProN"/>
+                <w:b w:val="0"/>
+                <w:i w:val="0"/>
+                <w:sz w:val="20"/>
+              </w:rPr>
+              <w:t>退院候補リスト</w:t>
+            </w:r>
+          </w:p>
+        </w:tc>
+        <w:tc>
+          <w:tcPr>
+            <w:tcW w:type="dxa" w:w="4986"/>
+            <w:vAlign w:val="center"/>
+          </w:tcPr>
+          <w:p>
+            <w:r/>
+            <w:r>
+              <w:rPr>
+                <w:rFonts w:ascii="Hiragino Kaku Gothic ProN" w:hAnsi="Hiragino Kaku Gothic ProN" w:eastAsia="Hiragino Kaku Gothic ProN" w:cs="Hiragino Kaku Gothic ProN"/>
+                <w:b w:val="0"/>
+                <w:i w:val="0"/>
+                <w:sz w:val="20"/>
+              </w:rPr>
+              <w:t>患者別の退院区分</w:t>
+            </w:r>
+          </w:p>
+        </w:tc>
+      </w:tr>
+      <w:tr>
+        <w:tc>
+          <w:tcPr>
+            <w:tcW w:type="dxa" w:w="4986"/>
+            <w:vAlign w:val="center"/>
+          </w:tcPr>
+          <w:p>
+            <w:r/>
+            <w:r>
+              <w:rPr>
+                <w:rFonts w:ascii="Hiragino Kaku Gothic ProN" w:hAnsi="Hiragino Kaku Gothic ProN" w:eastAsia="Hiragino Kaku Gothic ProN" w:cs="Hiragino Kaku Gothic ProN"/>
+                <w:b w:val="0"/>
+                <w:i w:val="0"/>
+                <w:sz w:val="20"/>
+              </w:rPr>
+              <w:t>予約可能枠</w:t>
+            </w:r>
+          </w:p>
+        </w:tc>
+        <w:tc>
+          <w:tcPr>
+            <w:tcW w:type="dxa" w:w="4986"/>
+            <w:vAlign w:val="center"/>
+          </w:tcPr>
+          <w:p>
+            <w:r/>
+            <w:r>
+              <w:rPr>
+                <w:rFonts w:ascii="Hiragino Kaku Gothic ProN" w:hAnsi="Hiragino Kaku Gothic ProN" w:eastAsia="Hiragino Kaku Gothic ProN" w:cs="Hiragino Kaku Gothic ProN"/>
+                <w:b/>
+                <w:i w:val="0"/>
+                <w:sz w:val="20"/>
+              </w:rPr>
+              <w:t>入院側</w:t>
+            </w:r>
+            <w:r>
+              <w:rPr>
+                <w:rFonts w:ascii="Hiragino Kaku Gothic ProN" w:hAnsi="Hiragino Kaku Gothic ProN" w:eastAsia="Hiragino Kaku Gothic ProN" w:cs="Hiragino Kaku Gothic ProN"/>
+                <w:b w:val="0"/>
+                <w:i w:val="0"/>
+                <w:sz w:val="20"/>
+              </w:rPr>
+              <w:t>のカレンダー</w:t>
+            </w:r>
+          </w:p>
+        </w:tc>
+      </w:tr>
+    </w:tbl>
+    <w:p>
+      <w:r>
+        <w:rPr>
+          <w:rFonts w:ascii="Hiragino Kaku Gothic ProN" w:hAnsi="Hiragino Kaku Gothic ProN" w:eastAsia="Hiragino Kaku Gothic ProN" w:cs="Hiragino Kaku Gothic ProN"/>
+          <w:b w:val="0"/>
+          <w:i w:val="0"/>
+          <w:sz w:val="22"/>
+        </w:rPr>
+        <w:t>退院側の「日別分布」はヒートマップが担当、他は入院側または個別患者に特化。</w:t>
       </w:r>
     </w:p>
     <w:p>

--- a/docs/admin/scenario_scripts_v4/carnf_scenario_v4.docx
+++ b/docs/admin/scenario_scripts_v4/carnf_scenario_v4.docx
@@ -11,7 +11,7 @@
           <w:color w:val="888888"/>
           <w:sz w:val="18"/>
         </w:rPr>
-        <w:t>生成日: 2026-04-21    対応アプリ: v4    コミット: 089198e</w:t>
+        <w:t>生成日: 2026-04-21    対応アプリ: v4    コミット: b9cec1b</w:t>
       </w:r>
     </w:p>
     <w:p>
@@ -269,7 +269,7 @@
           <w:i w:val="0"/>
           <w:sz w:val="22"/>
         </w:rPr>
-        <w:t xml:space="preserve"> への「寄り道」（第6章）と </w:t>
+        <w:t xml:space="preserve"> への「寄り道」（第7章）、</w:t>
       </w:r>
       <w:r>
         <w:rPr>
@@ -287,7 +287,25 @@
           <w:i w:val="0"/>
           <w:sz w:val="22"/>
         </w:rPr>
-        <w:t xml:space="preserve"> が加わっています</w:t>
+        <w:t xml:space="preserve">、そして </w:t>
+      </w:r>
+      <w:r>
+        <w:rPr>
+          <w:rFonts w:ascii="Hiragino Kaku Gothic ProN" w:hAnsi="Hiragino Kaku Gothic ProN" w:eastAsia="Hiragino Kaku Gothic ProN" w:cs="Hiragino Kaku Gothic ProN"/>
+          <w:b/>
+          <w:i w:val="0"/>
+          <w:sz w:val="22"/>
+        </w:rPr>
+        <w:t>🗓 退院予定ヒートマップ</w:t>
+      </w:r>
+      <w:r>
+        <w:rPr>
+          <w:rFonts w:ascii="Hiragino Kaku Gothic ProN" w:hAnsi="Hiragino Kaku Gothic ProN" w:eastAsia="Hiragino Kaku Gothic ProN" w:cs="Hiragino Kaku Gothic ProN"/>
+          <w:b w:val="0"/>
+          <w:i w:val="0"/>
+          <w:sz w:val="22"/>
+        </w:rPr>
+        <w:t>（第5章、2026-04-21 追加）が加わっています</w:t>
       </w:r>
     </w:p>
     <w:p>
@@ -5903,7 +5921,7 @@
           <w:i w:val="0"/>
           <w:sz w:val="36"/>
         </w:rPr>
-        <w:t>第4-5章：🗓 退院予定ヒートマップ（2026-04-21 新規・2 分）</w:t>
+        <w:t>第5章：🗓 退院予定ヒートマップ（2026-04-21 新規・2 分）</w:t>
       </w:r>
     </w:p>
     <w:p>
@@ -7041,7 +7059,7 @@
           <w:i w:val="0"/>
           <w:sz w:val="36"/>
         </w:rPr>
-        <w:t>第5章：エビデンスバー（ローテーション 12 件・1 分）</w:t>
+        <w:t>第6章：エビデンスバー（ローテーション 12 件・1 分）</w:t>
       </w:r>
     </w:p>
     <w:p>
@@ -7301,7 +7319,7 @@
           <w:i w:val="0"/>
           <w:sz w:val="36"/>
         </w:rPr>
-        <w:t>第6章：過去実績タブへの寄り道（v4 新機能、2 分）</w:t>
+        <w:t>第7章：過去実績タブへの寄り道（v4 新機能、2 分）</w:t>
       </w:r>
     </w:p>
     <w:p>
@@ -7870,7 +7888,7 @@
           <w:i w:val="0"/>
           <w:sz w:val="36"/>
         </w:rPr>
-        <w:t>第7章：通常モード ⇔ 連休対策モード切替（v4 分散退院型）</w:t>
+        <w:t>第8章：通常モード ⇔ 連休対策モード切替（v4 分散退院型）</w:t>
       </w:r>
     </w:p>
     <w:p>
@@ -9562,7 +9580,7 @@
           <w:i w:val="0"/>
           <w:sz w:val="22"/>
         </w:rPr>
-        <w:t>v4 で追加した寄り道（第6章）</w:t>
+        <w:t>v4 で追加した寄り道（第7章）</w:t>
       </w:r>
       <w:r>
         <w:rPr>
@@ -11026,7 +11044,128 @@
                 <w:i w:val="0"/>
                 <w:sz w:val="20"/>
               </w:rPr>
-              <w:t>章立てを Block A-D 構造に再整理／第6章「過去実績分析タブへの寄り道」新設／患者ステータス履歴の差分表示を第0・3章に組み込み／エビデンスバー 80 件検証済記述を追加／通常 vs 連休対策モードの使い分け表を第7章に新設／1 画面 16:9 + 125% ズーム原則を Appendix C に追記</w:t>
+              <w:t>章立てを Block A-D 構造に再整理／過去実績分析タブ寄り道を新設／患者ステータス履歴の差分表示を第0・3章に組み込み／エビデンスバー 80 件検証済記述を追加／通常 vs 連休対策モードの使い分け表を新設／1 画面 16:9 + 125% ズーム原則を Appendix C に追記</w:t>
+            </w:r>
+          </w:p>
+        </w:tc>
+      </w:tr>
+      <w:tr>
+        <w:tc>
+          <w:tcPr>
+            <w:tcW w:type="dxa" w:w="3324"/>
+            <w:vAlign w:val="center"/>
+          </w:tcPr>
+          <w:p>
+            <w:r/>
+            <w:r>
+              <w:rPr>
+                <w:rFonts w:ascii="Hiragino Kaku Gothic ProN" w:hAnsi="Hiragino Kaku Gothic ProN" w:eastAsia="Hiragino Kaku Gothic ProN" w:cs="Hiragino Kaku Gothic ProN"/>
+                <w:b w:val="0"/>
+                <w:i w:val="0"/>
+                <w:sz w:val="20"/>
+              </w:rPr>
+              <w:t>2026-04-20</w:t>
+            </w:r>
+          </w:p>
+        </w:tc>
+        <w:tc>
+          <w:tcPr>
+            <w:tcW w:type="dxa" w:w="3324"/>
+            <w:vAlign w:val="center"/>
+          </w:tcPr>
+          <w:p>
+            <w:r/>
+            <w:r>
+              <w:rPr>
+                <w:rFonts w:ascii="Hiragino Kaku Gothic ProN" w:hAnsi="Hiragino Kaku Gothic ProN" w:eastAsia="Hiragino Kaku Gothic ProN" w:cs="Hiragino Kaku Gothic ProN"/>
+                <w:b w:val="0"/>
+                <w:i w:val="0"/>
+                <w:sz w:val="20"/>
+              </w:rPr>
+              <w:t>v4.1</w:t>
+            </w:r>
+          </w:p>
+        </w:tc>
+        <w:tc>
+          <w:tcPr>
+            <w:tcW w:type="dxa" w:w="3324"/>
+            <w:vAlign w:val="center"/>
+          </w:tcPr>
+          <w:p>
+            <w:r/>
+            <w:r>
+              <w:rPr>
+                <w:rFonts w:ascii="Hiragino Kaku Gothic ProN" w:hAnsi="Hiragino Kaku Gothic ProN" w:eastAsia="Hiragino Kaku Gothic ProN" w:cs="Hiragino Kaku Gothic ProN"/>
+                <w:b w:val="0"/>
+                <w:i w:val="0"/>
+                <w:sz w:val="20"/>
+              </w:rPr>
+              <w:t>Block A 数値を実アプリ表示に一致（86% / 17.7日 / 22%）／第3項目の「3.5〜4.1 倍」表記を撤回（2025FY 事務データは予定外入院率で、制度上の救急搬送後とは別概念であることを明記）／「なぜこの共有が必要か」を入口×ALOS×出口の3軸判断に再構成／Block B「今週末」→「来週末」にシフト（カンファの議論レバーと結果指標を同期）／同曜日×8週平均モデル採用・±誤差バンド・入力カバレッジ表示を追加</w:t>
+            </w:r>
+          </w:p>
+        </w:tc>
+      </w:tr>
+      <w:tr>
+        <w:tc>
+          <w:tcPr>
+            <w:tcW w:type="dxa" w:w="3324"/>
+            <w:vAlign w:val="center"/>
+          </w:tcPr>
+          <w:p>
+            <w:r/>
+            <w:r>
+              <w:rPr>
+                <w:rFonts w:ascii="Hiragino Kaku Gothic ProN" w:hAnsi="Hiragino Kaku Gothic ProN" w:eastAsia="Hiragino Kaku Gothic ProN" w:cs="Hiragino Kaku Gothic ProN"/>
+                <w:b w:val="0"/>
+                <w:i w:val="0"/>
+                <w:sz w:val="20"/>
+              </w:rPr>
+              <w:t>2026-04-21</w:t>
+            </w:r>
+          </w:p>
+        </w:tc>
+        <w:tc>
+          <w:tcPr>
+            <w:tcW w:type="dxa" w:w="3324"/>
+            <w:vAlign w:val="center"/>
+          </w:tcPr>
+          <w:p>
+            <w:r/>
+            <w:r>
+              <w:rPr>
+                <w:rFonts w:ascii="Hiragino Kaku Gothic ProN" w:hAnsi="Hiragino Kaku Gothic ProN" w:eastAsia="Hiragino Kaku Gothic ProN" w:cs="Hiragino Kaku Gothic ProN"/>
+                <w:b w:val="0"/>
+                <w:i w:val="0"/>
+                <w:sz w:val="20"/>
+              </w:rPr>
+              <w:t>v4.2</w:t>
+            </w:r>
+          </w:p>
+        </w:tc>
+        <w:tc>
+          <w:tcPr>
+            <w:tcW w:type="dxa" w:w="3324"/>
+            <w:vAlign w:val="center"/>
+          </w:tcPr>
+          <w:p>
+            <w:r/>
+            <w:r>
+              <w:rPr>
+                <w:rFonts w:ascii="Hiragino Kaku Gothic ProN" w:hAnsi="Hiragino Kaku Gothic ProN" w:eastAsia="Hiragino Kaku Gothic ProN" w:cs="Hiragino Kaku Gothic ProN"/>
+                <w:b/>
+                <w:i w:val="0"/>
+                <w:sz w:val="20"/>
+              </w:rPr>
+              <w:t>第5章 退院予定ヒートマップを新設</w:t>
+            </w:r>
+            <w:r>
+              <w:rPr>
+                <w:rFonts w:ascii="Hiragino Kaku Gothic ProN" w:hAnsi="Hiragino Kaku Gothic ProN" w:eastAsia="Hiragino Kaku Gothic ProN" w:cs="Hiragino Kaku Gothic ProN"/>
+                <w:b w:val="0"/>
+                <w:i w:val="0"/>
+                <w:sz w:val="20"/>
+              </w:rPr>
+              <w:t>（14日先まで、連休時 21日延長。全退院+C群別、閾値 0/1-3/4/5+ で ⚪🟢🟡🔴 色分け、クリックで Block C にハイライト）。章番号を第5-8章にリナンバー</w:t>
             </w:r>
           </w:p>
         </w:tc>
@@ -11056,7 +11195,7 @@
           <w:i w:val="0"/>
           <w:sz w:val="22"/>
         </w:rPr>
-        <w:t xml:space="preserve"> 2026-04-19 </w:t>
+        <w:t xml:space="preserve"> 2026-04-21 </w:t>
       </w:r>
       <w:r>
         <w:rPr>
@@ -11074,7 +11213,7 @@
           <w:i w:val="0"/>
           <w:sz w:val="22"/>
         </w:rPr>
-        <w:t xml:space="preserve"> v3.5i 以降（カンファ画面＋📉 過去実績分析タブ＋ステータス履歴差分）</w:t>
+        <w:t xml:space="preserve"> v3.5i 以降（カンファ画面＋📉 過去実績分析タブ＋ステータス履歴差分＋退院予定ヒートマップ）</w:t>
       </w:r>
     </w:p>
     <w:sectPr>

--- a/docs/admin/scenario_scripts_v4/carnf_scenario_v4.docx
+++ b/docs/admin/scenario_scripts_v4/carnf_scenario_v4.docx
@@ -11,7 +11,7 @@
           <w:color w:val="888888"/>
           <w:sz w:val="18"/>
         </w:rPr>
-        <w:t>生成日: 2026-04-21    対応アプリ: v4    コミット: b9cec1b</w:t>
+        <w:t>生成日: 2026-04-21    対応アプリ: v4    コミット: 6b45fb8</w:t>
       </w:r>
     </w:p>
     <w:p>
@@ -2083,6 +2083,29 @@
           <w:i w:val="0"/>
           <w:sz w:val="22"/>
         </w:rPr>
+        <w:t>予測稼働率</w:t>
+      </w:r>
+      <w:r>
+        <w:rPr>
+          <w:rFonts w:ascii="Hiragino Kaku Gothic ProN" w:hAnsi="Hiragino Kaku Gothic ProN" w:eastAsia="Hiragino Kaku Gothic ProN" w:cs="Hiragino Kaku Gothic ProN"/>
+          <w:b w:val="0"/>
+          <w:i w:val="0"/>
+          <w:sz w:val="22"/>
+        </w:rPr>
+        <w:t xml:space="preserve"> = (病床数 − 予測空床) / 病床数 × 100</w:t>
+      </w:r>
+    </w:p>
+    <w:p>
+      <w:pPr>
+        <w:pStyle w:val="ListBullet"/>
+      </w:pPr>
+      <w:r>
+        <w:rPr>
+          <w:rFonts w:ascii="Hiragino Kaku Gothic ProN" w:hAnsi="Hiragino Kaku Gothic ProN" w:eastAsia="Hiragino Kaku Gothic ProN" w:cs="Hiragino Kaku Gothic ProN"/>
+          <w:b/>
+          <w:i w:val="0"/>
+          <w:sz w:val="22"/>
+        </w:rPr>
         <w:t>救急余力</w:t>
       </w:r>
       <w:r>
@@ -2398,7 +2421,88 @@
           <w:i w:val="0"/>
           <w:sz w:val="28"/>
         </w:rPr>
-        <w:t>退院予定入力カバレッジの見方</w:t>
+        <w:t>退院予定の入力状況 と 予測稼働率（2026-04-21 刷新）</w:t>
+      </w:r>
+    </w:p>
+    <w:p>
+      <w:r>
+        <w:rPr>
+          <w:rFonts w:ascii="Hiragino Kaku Gothic ProN" w:hAnsi="Hiragino Kaku Gothic ProN" w:eastAsia="Hiragino Kaku Gothic ProN" w:cs="Hiragino Kaku Gothic ProN"/>
+          <w:b/>
+          <w:i w:val="0"/>
+          <w:sz w:val="22"/>
+        </w:rPr>
+        <w:t>経緯:</w:t>
+      </w:r>
+      <w:r>
+        <w:rPr>
+          <w:rFonts w:ascii="Hiragino Kaku Gothic ProN" w:hAnsi="Hiragino Kaku Gothic ProN" w:eastAsia="Hiragino Kaku Gothic ProN" w:cs="Hiragino Kaku Gothic ProN"/>
+          <w:b w:val="0"/>
+          <w:i w:val="0"/>
+          <w:sz w:val="22"/>
+        </w:rPr>
+        <w:t xml:space="preserve"> 当初「カバレッジ %」という指標を置いていたが、</w:t>
+      </w:r>
+      <w:r>
+        <w:rPr>
+          <w:rFonts w:ascii="Hiragino Kaku Gothic ProN" w:hAnsi="Hiragino Kaku Gothic ProN" w:eastAsia="Hiragino Kaku Gothic ProN" w:cs="Hiragino Kaku Gothic ProN"/>
+          <w:b/>
+          <w:i w:val="0"/>
+          <w:sz w:val="22"/>
+        </w:rPr>
+        <w:t>分母（未来の全体退院数）が予測値そのものであり、循環参照で意味を持たない</w:t>
+      </w:r>
+      <w:r>
+        <w:rPr>
+          <w:rFonts w:ascii="Hiragino Kaku Gothic ProN" w:hAnsi="Hiragino Kaku Gothic ProN" w:eastAsia="Hiragino Kaku Gothic ProN" w:cs="Hiragino Kaku Gothic ProN"/>
+          <w:b w:val="0"/>
+          <w:i w:val="0"/>
+          <w:sz w:val="22"/>
+        </w:rPr>
+        <w:t xml:space="preserve"> ことが判明。副院長指摘により、</w:t>
+      </w:r>
+      <w:r>
+        <w:rPr>
+          <w:rFonts w:ascii="Hiragino Kaku Gothic ProN" w:hAnsi="Hiragino Kaku Gothic ProN" w:eastAsia="Hiragino Kaku Gothic ProN" w:cs="Hiragino Kaku Gothic ProN"/>
+          <w:b/>
+          <w:i w:val="0"/>
+          <w:sz w:val="22"/>
+        </w:rPr>
+        <w:t>カバレッジ % を廃止</w:t>
+      </w:r>
+      <w:r>
+        <w:rPr>
+          <w:rFonts w:ascii="Hiragino Kaku Gothic ProN" w:hAnsi="Hiragino Kaku Gothic ProN" w:eastAsia="Hiragino Kaku Gothic ProN" w:cs="Hiragino Kaku Gothic ProN"/>
+          <w:b w:val="0"/>
+          <w:i w:val="0"/>
+          <w:sz w:val="22"/>
+        </w:rPr>
+        <w:t xml:space="preserve"> し、素直な実数表示に変更した。</w:t>
+      </w:r>
+    </w:p>
+    <w:p>
+      <w:r>
+        <w:rPr>
+          <w:rFonts w:ascii="Hiragino Kaku Gothic ProN" w:hAnsi="Hiragino Kaku Gothic ProN" w:eastAsia="Hiragino Kaku Gothic ProN" w:cs="Hiragino Kaku Gothic ProN"/>
+          <w:b/>
+          <w:i w:val="0"/>
+          <w:sz w:val="22"/>
+        </w:rPr>
+        <w:t>新しい表示（2 つの小テーブル）:</w:t>
+      </w:r>
+    </w:p>
+    <w:p>
+      <w:pPr>
+        <w:pStyle w:val="Heading4"/>
+      </w:pPr>
+      <w:r>
+        <w:rPr>
+          <w:rFonts w:ascii="Hiragino Kaku Gothic ProN" w:hAnsi="Hiragino Kaku Gothic ProN" w:eastAsia="Hiragino Kaku Gothic ProN" w:cs="Hiragino Kaku Gothic ProN"/>
+          <w:b/>
+          <w:i w:val="0"/>
+          <w:sz w:val="24"/>
+        </w:rPr>
+        <w:t>① 退院予定 入力状況（vs 過去 8 週同曜日平均）</w:t>
       </w:r>
     </w:p>
     <w:tbl>
@@ -2433,7 +2537,7 @@
                 <w:i w:val="0"/>
                 <w:sz w:val="20"/>
               </w:rPr>
-              <w:t>カバレッジ</w:t>
+              <w:t>曜日</w:t>
             </w:r>
           </w:p>
         </w:tc>
@@ -2455,7 +2559,7 @@
                 <w:i w:val="0"/>
                 <w:sz w:val="20"/>
               </w:rPr>
-              <w:t>色</w:t>
+              <w:t>入力</w:t>
             </w:r>
           </w:p>
         </w:tc>
@@ -2477,7 +2581,7 @@
                 <w:i w:val="0"/>
                 <w:sz w:val="20"/>
               </w:rPr>
-              <w:t>ラベル</w:t>
+              <w:t>平均</w:t>
             </w:r>
           </w:p>
         </w:tc>
@@ -2499,7 +2603,7 @@
                 <w:i w:val="0"/>
                 <w:sz w:val="20"/>
               </w:rPr>
-              <w:t>判断</w:t>
+              <w:t>判定</w:t>
             </w:r>
           </w:p>
         </w:tc>
@@ -2519,7 +2623,7 @@
                 <w:i w:val="0"/>
                 <w:sz w:val="20"/>
               </w:rPr>
-              <w:t>67% 以上</w:t>
+              <w:t>金</w:t>
             </w:r>
           </w:p>
         </w:tc>
@@ -2537,7 +2641,7 @@
                 <w:i w:val="0"/>
                 <w:sz w:val="20"/>
               </w:rPr>
-              <w:t>緑</w:t>
+              <w:t>3名</w:t>
             </w:r>
           </w:p>
         </w:tc>
@@ -2555,7 +2659,7 @@
                 <w:i w:val="0"/>
                 <w:sz w:val="20"/>
               </w:rPr>
-              <w:t>精度高</w:t>
+              <w:t>2.0名</w:t>
             </w:r>
           </w:p>
         </w:tc>
@@ -2573,7 +2677,7 @@
                 <w:i w:val="0"/>
                 <w:sz w:val="20"/>
               </w:rPr>
-              <w:t>予測値をそのまま信用してよい</w:t>
+              <w:t>🟢 平均並</w:t>
             </w:r>
           </w:p>
         </w:tc>
@@ -2593,7 +2697,7 @@
                 <w:i w:val="0"/>
                 <w:sz w:val="20"/>
               </w:rPr>
-              <w:t>33〜66%</w:t>
+              <w:t>土</w:t>
             </w:r>
           </w:p>
         </w:tc>
@@ -2611,7 +2715,7 @@
                 <w:i w:val="0"/>
                 <w:sz w:val="20"/>
               </w:rPr>
-              <w:t>橙</w:t>
+              <w:t>0名</w:t>
             </w:r>
           </w:p>
         </w:tc>
@@ -2629,7 +2733,7 @@
                 <w:i w:val="0"/>
                 <w:sz w:val="20"/>
               </w:rPr>
-              <w:t>精度中</w:t>
+              <w:t>1.0名</w:t>
             </w:r>
           </w:p>
         </w:tc>
@@ -2647,7 +2751,7 @@
                 <w:i w:val="0"/>
                 <w:sz w:val="20"/>
               </w:rPr>
-              <w:t>±バンドを意識して判断</w:t>
+              <w:t>🔴 未入力</w:t>
             </w:r>
           </w:p>
         </w:tc>
@@ -2667,7 +2771,7 @@
                 <w:i w:val="0"/>
                 <w:sz w:val="20"/>
               </w:rPr>
-              <w:t>33% 未満</w:t>
+              <w:t>日</w:t>
             </w:r>
           </w:p>
         </w:tc>
@@ -2685,7 +2789,7 @@
                 <w:i w:val="0"/>
                 <w:sz w:val="20"/>
               </w:rPr>
-              <w:t>赤</w:t>
+              <w:t>0名</w:t>
             </w:r>
           </w:p>
         </w:tc>
@@ -2703,7 +2807,7 @@
                 <w:i w:val="0"/>
                 <w:sz w:val="20"/>
               </w:rPr>
-              <w:t>曜日平均で補完</w:t>
+              <w:t>1.0名</w:t>
             </w:r>
           </w:p>
         </w:tc>
@@ -2721,13 +2825,25 @@
                 <w:i w:val="0"/>
                 <w:sz w:val="20"/>
               </w:rPr>
-              <w:t>「規模感の参考」扱い、実際の運用はカンファ後に再確認</w:t>
+              <w:t>🔴 未入力</w:t>
             </w:r>
           </w:p>
         </w:tc>
       </w:tr>
     </w:tbl>
     <w:p>
+      <w:pPr>
+        <w:pStyle w:val="ListBullet"/>
+      </w:pPr>
+      <w:r>
+        <w:rPr>
+          <w:rFonts w:ascii="Hiragino Kaku Gothic ProN" w:hAnsi="Hiragino Kaku Gothic ProN" w:eastAsia="Hiragino Kaku Gothic ProN" w:cs="Hiragino Kaku Gothic ProN"/>
+          <w:b w:val="0"/>
+          <w:i w:val="0"/>
+          <w:sz w:val="22"/>
+        </w:rPr>
+        <w:t xml:space="preserve">🟢 </w:t>
+      </w:r>
       <w:r>
         <w:rPr>
           <w:rFonts w:ascii="Hiragino Kaku Gothic ProN" w:hAnsi="Hiragino Kaku Gothic ProN" w:eastAsia="Hiragino Kaku Gothic ProN" w:cs="Hiragino Kaku Gothic ProN"/>
@@ -2735,7 +2851,7 @@
           <w:i w:val="0"/>
           <w:sz w:val="22"/>
         </w:rPr>
-        <w:t>副院長への示唆:</w:t>
+        <w:t>平均並</w:t>
       </w:r>
       <w:r>
         <w:rPr>
@@ -2744,7 +2860,21 @@
           <w:i w:val="0"/>
           <w:sz w:val="22"/>
         </w:rPr>
-        <w:t xml:space="preserve"> カバレッジを上げれば予測精度が上がる → </w:t>
+        <w:t>：入力数 ≥ 曜日平均 × 80%</w:t>
+      </w:r>
+    </w:p>
+    <w:p>
+      <w:pPr>
+        <w:pStyle w:val="ListBullet"/>
+      </w:pPr>
+      <w:r>
+        <w:rPr>
+          <w:rFonts w:ascii="Hiragino Kaku Gothic ProN" w:hAnsi="Hiragino Kaku Gothic ProN" w:eastAsia="Hiragino Kaku Gothic ProN" w:cs="Hiragino Kaku Gothic ProN"/>
+          <w:b w:val="0"/>
+          <w:i w:val="0"/>
+          <w:sz w:val="22"/>
+        </w:rPr>
+        <w:t xml:space="preserve">🟡 </w:t>
       </w:r>
       <w:r>
         <w:rPr>
@@ -2753,7 +2883,7 @@
           <w:i w:val="0"/>
           <w:sz w:val="22"/>
         </w:rPr>
-        <w:t>現場の退院予定入力が Block B の有用性を決める</w:t>
+        <w:t>薄い</w:t>
       </w:r>
       <w:r>
         <w:rPr>
@@ -2762,32 +2892,418 @@
           <w:i w:val="0"/>
           <w:sz w:val="22"/>
         </w:rPr>
-        <w:t xml:space="preserve"> という自動的なフィードバック。</w:t>
-      </w:r>
-    </w:p>
-    <w:p>
-      <w:pPr>
-        <w:pStyle w:val="Heading3"/>
-      </w:pPr>
+        <w:t>：入力あり、ただし曜日平均より少ない</w:t>
+      </w:r>
+    </w:p>
+    <w:p>
+      <w:pPr>
+        <w:pStyle w:val="ListBullet"/>
+      </w:pPr>
+      <w:r>
+        <w:rPr>
+          <w:rFonts w:ascii="Hiragino Kaku Gothic ProN" w:hAnsi="Hiragino Kaku Gothic ProN" w:eastAsia="Hiragino Kaku Gothic ProN" w:cs="Hiragino Kaku Gothic ProN"/>
+          <w:b w:val="0"/>
+          <w:i w:val="0"/>
+          <w:sz w:val="22"/>
+        </w:rPr>
+        <w:t xml:space="preserve">🔴 </w:t>
+      </w:r>
       <w:r>
         <w:rPr>
           <w:rFonts w:ascii="Hiragino Kaku Gothic ProN" w:hAnsi="Hiragino Kaku Gothic ProN" w:eastAsia="Hiragino Kaku Gothic ProN" w:cs="Hiragino Kaku Gothic ProN"/>
           <w:b/>
           <w:i w:val="0"/>
-          <w:sz w:val="28"/>
-        </w:rPr>
-        <w:t>発言例（司会）</w:t>
-      </w:r>
-    </w:p>
-    <w:p>
+          <w:sz w:val="22"/>
+        </w:rPr>
+        <w:t>未入力</w:t>
+      </w:r>
+      <w:r>
+        <w:rPr>
+          <w:rFonts w:ascii="Hiragino Kaku Gothic ProN" w:hAnsi="Hiragino Kaku Gothic ProN" w:eastAsia="Hiragino Kaku Gothic ProN" w:cs="Hiragino Kaku Gothic ProN"/>
+          <w:b w:val="0"/>
+          <w:i w:val="0"/>
+          <w:sz w:val="22"/>
+        </w:rPr>
+        <w:t>：入力 0、曜日平均ではある</w:t>
+      </w:r>
+    </w:p>
+    <w:p>
+      <w:pPr>
+        <w:pStyle w:val="Heading4"/>
+      </w:pPr>
       <w:r>
         <w:rPr>
           <w:rFonts w:ascii="Hiragino Kaku Gothic ProN" w:hAnsi="Hiragino Kaku Gothic ProN" w:eastAsia="Hiragino Kaku Gothic ProN" w:cs="Hiragino Kaku Gothic ProN"/>
           <w:b/>
           <w:i w:val="0"/>
-          <w:sz w:val="22"/>
-        </w:rPr>
-        <w:t>通常モード時（実データ計算時）：</w:t>
+          <w:sz w:val="24"/>
+        </w:rPr>
+        <w:t>② 予測稼働率（目標 90%）</w:t>
+      </w:r>
+    </w:p>
+    <w:tbl>
+      <w:tblPr>
+        <w:tblStyle w:val="LightGrid-Accent1"/>
+        <w:tblW w:type="auto" w:w="0"/>
+        <w:jc w:val="left"/>
+        <w:tblLook w:firstColumn="1" w:firstRow="1" w:lastColumn="0" w:lastRow="0" w:noHBand="0" w:noVBand="1" w:val="04A0"/>
+      </w:tblPr>
+      <w:tblGrid>
+        <w:gridCol w:w="3324"/>
+        <w:gridCol w:w="3324"/>
+        <w:gridCol w:w="3324"/>
+      </w:tblGrid>
+      <w:tr>
+        <w:tc>
+          <w:tcPr>
+            <w:tcW w:type="dxa" w:w="3324"/>
+            <w:vAlign w:val="center"/>
+          </w:tcPr>
+          <w:p>
+            <w:r>
+              <w:rPr>
+                <w:b/>
+              </w:rPr>
+            </w:r>
+            <w:r>
+              <w:rPr>
+                <w:rFonts w:ascii="Hiragino Kaku Gothic ProN" w:hAnsi="Hiragino Kaku Gothic ProN" w:eastAsia="Hiragino Kaku Gothic ProN" w:cs="Hiragino Kaku Gothic ProN"/>
+                <w:b/>
+                <w:i w:val="0"/>
+                <w:sz w:val="20"/>
+              </w:rPr>
+              <w:t>曜日</w:t>
+            </w:r>
+          </w:p>
+        </w:tc>
+        <w:tc>
+          <w:tcPr>
+            <w:tcW w:type="dxa" w:w="3324"/>
+            <w:vAlign w:val="center"/>
+          </w:tcPr>
+          <w:p>
+            <w:r>
+              <w:rPr>
+                <w:b/>
+              </w:rPr>
+            </w:r>
+            <w:r>
+              <w:rPr>
+                <w:rFonts w:ascii="Hiragino Kaku Gothic ProN" w:hAnsi="Hiragino Kaku Gothic ProN" w:eastAsia="Hiragino Kaku Gothic ProN" w:cs="Hiragino Kaku Gothic ProN"/>
+                <w:b/>
+                <w:i w:val="0"/>
+                <w:sz w:val="20"/>
+              </w:rPr>
+              <w:t>稼働率</w:t>
+            </w:r>
+          </w:p>
+        </w:tc>
+        <w:tc>
+          <w:tcPr>
+            <w:tcW w:type="dxa" w:w="3324"/>
+            <w:vAlign w:val="center"/>
+          </w:tcPr>
+          <w:p>
+            <w:r>
+              <w:rPr>
+                <w:b/>
+              </w:rPr>
+            </w:r>
+            <w:r>
+              <w:rPr>
+                <w:rFonts w:ascii="Hiragino Kaku Gothic ProN" w:hAnsi="Hiragino Kaku Gothic ProN" w:eastAsia="Hiragino Kaku Gothic ProN" w:cs="Hiragino Kaku Gothic ProN"/>
+                <w:b/>
+                <w:i w:val="0"/>
+                <w:sz w:val="20"/>
+              </w:rPr>
+              <w:t>判定</w:t>
+            </w:r>
+          </w:p>
+        </w:tc>
+      </w:tr>
+      <w:tr>
+        <w:tc>
+          <w:tcPr>
+            <w:tcW w:type="dxa" w:w="3324"/>
+            <w:vAlign w:val="center"/>
+          </w:tcPr>
+          <w:p>
+            <w:r/>
+            <w:r>
+              <w:rPr>
+                <w:rFonts w:ascii="Hiragino Kaku Gothic ProN" w:hAnsi="Hiragino Kaku Gothic ProN" w:eastAsia="Hiragino Kaku Gothic ProN" w:cs="Hiragino Kaku Gothic ProN"/>
+                <w:b w:val="0"/>
+                <w:i w:val="0"/>
+                <w:sz w:val="20"/>
+              </w:rPr>
+              <w:t>金</w:t>
+            </w:r>
+          </w:p>
+        </w:tc>
+        <w:tc>
+          <w:tcPr>
+            <w:tcW w:type="dxa" w:w="3324"/>
+            <w:vAlign w:val="center"/>
+          </w:tcPr>
+          <w:p>
+            <w:r/>
+            <w:r>
+              <w:rPr>
+                <w:rFonts w:ascii="Hiragino Kaku Gothic ProN" w:hAnsi="Hiragino Kaku Gothic ProN" w:eastAsia="Hiragino Kaku Gothic ProN" w:cs="Hiragino Kaku Gothic ProN"/>
+                <w:b w:val="0"/>
+                <w:i w:val="0"/>
+                <w:sz w:val="20"/>
+              </w:rPr>
+              <w:t>85%</w:t>
+            </w:r>
+          </w:p>
+        </w:tc>
+        <w:tc>
+          <w:tcPr>
+            <w:tcW w:type="dxa" w:w="3324"/>
+            <w:vAlign w:val="center"/>
+          </w:tcPr>
+          <w:p>
+            <w:r/>
+            <w:r>
+              <w:rPr>
+                <w:rFonts w:ascii="Hiragino Kaku Gothic ProN" w:hAnsi="Hiragino Kaku Gothic ProN" w:eastAsia="Hiragino Kaku Gothic ProN" w:cs="Hiragino Kaku Gothic ProN"/>
+                <w:b w:val="0"/>
+                <w:i w:val="0"/>
+                <w:sz w:val="20"/>
+              </w:rPr>
+              <w:t>🟢 正常範囲</w:t>
+            </w:r>
+          </w:p>
+        </w:tc>
+      </w:tr>
+      <w:tr>
+        <w:tc>
+          <w:tcPr>
+            <w:tcW w:type="dxa" w:w="3324"/>
+            <w:vAlign w:val="center"/>
+          </w:tcPr>
+          <w:p>
+            <w:r/>
+            <w:r>
+              <w:rPr>
+                <w:rFonts w:ascii="Hiragino Kaku Gothic ProN" w:hAnsi="Hiragino Kaku Gothic ProN" w:eastAsia="Hiragino Kaku Gothic ProN" w:cs="Hiragino Kaku Gothic ProN"/>
+                <w:b w:val="0"/>
+                <w:i w:val="0"/>
+                <w:sz w:val="20"/>
+              </w:rPr>
+              <w:t>土</w:t>
+            </w:r>
+          </w:p>
+        </w:tc>
+        <w:tc>
+          <w:tcPr>
+            <w:tcW w:type="dxa" w:w="3324"/>
+            <w:vAlign w:val="center"/>
+          </w:tcPr>
+          <w:p>
+            <w:r/>
+            <w:r>
+              <w:rPr>
+                <w:rFonts w:ascii="Hiragino Kaku Gothic ProN" w:hAnsi="Hiragino Kaku Gothic ProN" w:eastAsia="Hiragino Kaku Gothic ProN" w:cs="Hiragino Kaku Gothic ProN"/>
+                <w:b w:val="0"/>
+                <w:i w:val="0"/>
+                <w:sz w:val="20"/>
+              </w:rPr>
+              <w:t>78%</w:t>
+            </w:r>
+          </w:p>
+        </w:tc>
+        <w:tc>
+          <w:tcPr>
+            <w:tcW w:type="dxa" w:w="3324"/>
+            <w:vAlign w:val="center"/>
+          </w:tcPr>
+          <w:p>
+            <w:r/>
+            <w:r>
+              <w:rPr>
+                <w:rFonts w:ascii="Hiragino Kaku Gothic ProN" w:hAnsi="Hiragino Kaku Gothic ProN" w:eastAsia="Hiragino Kaku Gothic ProN" w:cs="Hiragino Kaku Gothic ProN"/>
+                <w:b w:val="0"/>
+                <w:i w:val="0"/>
+                <w:sz w:val="20"/>
+              </w:rPr>
+              <w:t>🟡 低下気味</w:t>
+            </w:r>
+          </w:p>
+        </w:tc>
+      </w:tr>
+      <w:tr>
+        <w:tc>
+          <w:tcPr>
+            <w:tcW w:type="dxa" w:w="3324"/>
+            <w:vAlign w:val="center"/>
+          </w:tcPr>
+          <w:p>
+            <w:r/>
+            <w:r>
+              <w:rPr>
+                <w:rFonts w:ascii="Hiragino Kaku Gothic ProN" w:hAnsi="Hiragino Kaku Gothic ProN" w:eastAsia="Hiragino Kaku Gothic ProN" w:cs="Hiragino Kaku Gothic ProN"/>
+                <w:b w:val="0"/>
+                <w:i w:val="0"/>
+                <w:sz w:val="20"/>
+              </w:rPr>
+              <w:t>日</w:t>
+            </w:r>
+          </w:p>
+        </w:tc>
+        <w:tc>
+          <w:tcPr>
+            <w:tcW w:type="dxa" w:w="3324"/>
+            <w:vAlign w:val="center"/>
+          </w:tcPr>
+          <w:p>
+            <w:r/>
+            <w:r>
+              <w:rPr>
+                <w:rFonts w:ascii="Hiragino Kaku Gothic ProN" w:hAnsi="Hiragino Kaku Gothic ProN" w:eastAsia="Hiragino Kaku Gothic ProN" w:cs="Hiragino Kaku Gothic ProN"/>
+                <w:b w:val="0"/>
+                <w:i w:val="0"/>
+                <w:sz w:val="20"/>
+              </w:rPr>
+              <w:t>72%</w:t>
+            </w:r>
+          </w:p>
+        </w:tc>
+        <w:tc>
+          <w:tcPr>
+            <w:tcW w:type="dxa" w:w="3324"/>
+            <w:vAlign w:val="center"/>
+          </w:tcPr>
+          <w:p>
+            <w:r/>
+            <w:r>
+              <w:rPr>
+                <w:rFonts w:ascii="Hiragino Kaku Gothic ProN" w:hAnsi="Hiragino Kaku Gothic ProN" w:eastAsia="Hiragino Kaku Gothic ProN" w:cs="Hiragino Kaku Gothic ProN"/>
+                <w:b w:val="0"/>
+                <w:i w:val="0"/>
+                <w:sz w:val="20"/>
+              </w:rPr>
+              <w:t>🟡 低下気味</w:t>
+            </w:r>
+          </w:p>
+        </w:tc>
+      </w:tr>
+    </w:tbl>
+    <w:p>
+      <w:pPr>
+        <w:pStyle w:val="ListBullet"/>
+      </w:pPr>
+      <w:r>
+        <w:rPr>
+          <w:rFonts w:ascii="Hiragino Kaku Gothic ProN" w:hAnsi="Hiragino Kaku Gothic ProN" w:eastAsia="Hiragino Kaku Gothic ProN" w:cs="Hiragino Kaku Gothic ProN"/>
+          <w:b w:val="0"/>
+          <w:i w:val="0"/>
+          <w:sz w:val="22"/>
+        </w:rPr>
+        <w:t xml:space="preserve">🟢 </w:t>
+      </w:r>
+      <w:r>
+        <w:rPr>
+          <w:rFonts w:ascii="Hiragino Kaku Gothic ProN" w:hAnsi="Hiragino Kaku Gothic ProN" w:eastAsia="Hiragino Kaku Gothic ProN" w:cs="Hiragino Kaku Gothic ProN"/>
+          <w:b/>
+          <w:i w:val="0"/>
+          <w:sz w:val="22"/>
+        </w:rPr>
+        <w:t>正常範囲</w:t>
+      </w:r>
+      <w:r>
+        <w:rPr>
+          <w:rFonts w:ascii="Hiragino Kaku Gothic ProN" w:hAnsi="Hiragino Kaku Gothic ProN" w:eastAsia="Hiragino Kaku Gothic ProN" w:cs="Hiragino Kaku Gothic ProN"/>
+          <w:b w:val="0"/>
+          <w:i w:val="0"/>
+          <w:sz w:val="22"/>
+        </w:rPr>
+        <w:t>：80% 以上</w:t>
+      </w:r>
+    </w:p>
+    <w:p>
+      <w:pPr>
+        <w:pStyle w:val="ListBullet"/>
+      </w:pPr>
+      <w:r>
+        <w:rPr>
+          <w:rFonts w:ascii="Hiragino Kaku Gothic ProN" w:hAnsi="Hiragino Kaku Gothic ProN" w:eastAsia="Hiragino Kaku Gothic ProN" w:cs="Hiragino Kaku Gothic ProN"/>
+          <w:b w:val="0"/>
+          <w:i w:val="0"/>
+          <w:sz w:val="22"/>
+        </w:rPr>
+        <w:t xml:space="preserve">🟡 </w:t>
+      </w:r>
+      <w:r>
+        <w:rPr>
+          <w:rFonts w:ascii="Hiragino Kaku Gothic ProN" w:hAnsi="Hiragino Kaku Gothic ProN" w:eastAsia="Hiragino Kaku Gothic ProN" w:cs="Hiragino Kaku Gothic ProN"/>
+          <w:b/>
+          <w:i w:val="0"/>
+          <w:sz w:val="22"/>
+        </w:rPr>
+        <w:t>低下気味</w:t>
+      </w:r>
+      <w:r>
+        <w:rPr>
+          <w:rFonts w:ascii="Hiragino Kaku Gothic ProN" w:hAnsi="Hiragino Kaku Gothic ProN" w:eastAsia="Hiragino Kaku Gothic ProN" w:cs="Hiragino Kaku Gothic ProN"/>
+          <w:b w:val="0"/>
+          <w:i w:val="0"/>
+          <w:sz w:val="22"/>
+        </w:rPr>
+        <w:t>：70〜80%</w:t>
+      </w:r>
+    </w:p>
+    <w:p>
+      <w:pPr>
+        <w:pStyle w:val="ListBullet"/>
+      </w:pPr>
+      <w:r>
+        <w:rPr>
+          <w:rFonts w:ascii="Hiragino Kaku Gothic ProN" w:hAnsi="Hiragino Kaku Gothic ProN" w:eastAsia="Hiragino Kaku Gothic ProN" w:cs="Hiragino Kaku Gothic ProN"/>
+          <w:b w:val="0"/>
+          <w:i w:val="0"/>
+          <w:sz w:val="22"/>
+        </w:rPr>
+        <w:t xml:space="preserve">🔴 </w:t>
+      </w:r>
+      <w:r>
+        <w:rPr>
+          <w:rFonts w:ascii="Hiragino Kaku Gothic ProN" w:hAnsi="Hiragino Kaku Gothic ProN" w:eastAsia="Hiragino Kaku Gothic ProN" w:cs="Hiragino Kaku Gothic ProN"/>
+          <w:b/>
+          <w:i w:val="0"/>
+          <w:sz w:val="22"/>
+        </w:rPr>
+        <w:t>極端に低い</w:t>
+      </w:r>
+      <w:r>
+        <w:rPr>
+          <w:rFonts w:ascii="Hiragino Kaku Gothic ProN" w:hAnsi="Hiragino Kaku Gothic ProN" w:eastAsia="Hiragino Kaku Gothic ProN" w:cs="Hiragino Kaku Gothic ProN"/>
+          <w:b w:val="0"/>
+          <w:i w:val="0"/>
+          <w:sz w:val="22"/>
+        </w:rPr>
+        <w:t>：70% 未満</w:t>
+      </w:r>
+    </w:p>
+    <w:p>
+      <w:r>
+        <w:rPr>
+          <w:rFonts w:ascii="Hiragino Kaku Gothic ProN" w:hAnsi="Hiragino Kaku Gothic ProN" w:eastAsia="Hiragino Kaku Gothic ProN" w:cs="Hiragino Kaku Gothic ProN"/>
+          <w:b/>
+          <w:i w:val="0"/>
+          <w:sz w:val="22"/>
+        </w:rPr>
+        <w:t>低稼働警告</w:t>
+      </w:r>
+      <w:r>
+        <w:rPr>
+          <w:rFonts w:ascii="Hiragino Kaku Gothic ProN" w:hAnsi="Hiragino Kaku Gothic ProN" w:eastAsia="Hiragino Kaku Gothic ProN" w:cs="Hiragino Kaku Gothic ProN"/>
+          <w:b w:val="0"/>
+          <w:i w:val="0"/>
+          <w:sz w:val="22"/>
+        </w:rPr>
+        <w:t>: 目標 90% を大きく下回る日があれば、画面下部にバナーで注意喚起：</w:t>
       </w:r>
     </w:p>
     <w:p>
@@ -2803,6 +3319,104 @@
           <w:color w:val="555555"/>
           <w:sz w:val="22"/>
         </w:rPr>
+        <w:t>⚠️ 稼働率が目標 90% を大きく下回る見込み: 土曜 78%、日曜 72% — 退院を前倒しせず平準化するか、緊急入院の受入でバランス</w:t>
+      </w:r>
+    </w:p>
+    <w:p>
+      <w:r>
+        <w:rPr>
+          <w:rFonts w:ascii="Hiragino Kaku Gothic ProN" w:hAnsi="Hiragino Kaku Gothic ProN" w:eastAsia="Hiragino Kaku Gothic ProN" w:cs="Hiragino Kaku Gothic ProN"/>
+          <w:b/>
+          <w:i w:val="0"/>
+          <w:sz w:val="22"/>
+        </w:rPr>
+        <w:t>副院長への示唆:</w:t>
+      </w:r>
+    </w:p>
+    <w:p>
+      <w:pPr>
+        <w:pStyle w:val="ListBullet"/>
+      </w:pPr>
+      <w:r>
+        <w:rPr>
+          <w:rFonts w:ascii="Hiragino Kaku Gothic ProN" w:hAnsi="Hiragino Kaku Gothic ProN" w:eastAsia="Hiragino Kaku Gothic ProN" w:cs="Hiragino Kaku Gothic ProN"/>
+          <w:b/>
+          <w:i w:val="0"/>
+          <w:sz w:val="22"/>
+        </w:rPr>
+        <w:t>入力が薄い日</w:t>
+      </w:r>
+      <w:r>
+        <w:rPr>
+          <w:rFonts w:ascii="Hiragino Kaku Gothic ProN" w:hAnsi="Hiragino Kaku Gothic ProN" w:eastAsia="Hiragino Kaku Gothic ProN" w:cs="Hiragino Kaku Gothic ProN"/>
+          <w:b w:val="0"/>
+          <w:i w:val="0"/>
+          <w:sz w:val="22"/>
+        </w:rPr>
+        <w:t>は曜日平均で補完しているので、実際の退院数はこの上下にブレる。退院予定の入力を進めることで予測精度が上がる</w:t>
+      </w:r>
+    </w:p>
+    <w:p>
+      <w:pPr>
+        <w:pStyle w:val="ListBullet"/>
+      </w:pPr>
+      <w:r>
+        <w:rPr>
+          <w:rFonts w:ascii="Hiragino Kaku Gothic ProN" w:hAnsi="Hiragino Kaku Gothic ProN" w:eastAsia="Hiragino Kaku Gothic ProN" w:cs="Hiragino Kaku Gothic ProN"/>
+          <w:b/>
+          <w:i w:val="0"/>
+          <w:sz w:val="22"/>
+        </w:rPr>
+        <w:t>週末・連休の稼働率が極端に下がる見込み</w:t>
+      </w:r>
+      <w:r>
+        <w:rPr>
+          <w:rFonts w:ascii="Hiragino Kaku Gothic ProN" w:hAnsi="Hiragino Kaku Gothic ProN" w:eastAsia="Hiragino Kaku Gothic ProN" w:cs="Hiragino Kaku Gothic ProN"/>
+          <w:b w:val="0"/>
+          <w:i w:val="0"/>
+          <w:sz w:val="22"/>
+        </w:rPr>
+        <w:t>なら、退院を他曜日に分散させるか、入院受入でバランスを取る判断材料になる</w:t>
+      </w:r>
+    </w:p>
+    <w:p>
+      <w:pPr>
+        <w:pStyle w:val="Heading3"/>
+      </w:pPr>
+      <w:r>
+        <w:rPr>
+          <w:rFonts w:ascii="Hiragino Kaku Gothic ProN" w:hAnsi="Hiragino Kaku Gothic ProN" w:eastAsia="Hiragino Kaku Gothic ProN" w:cs="Hiragino Kaku Gothic ProN"/>
+          <w:b/>
+          <w:i w:val="0"/>
+          <w:sz w:val="28"/>
+        </w:rPr>
+        <w:t>発言例（司会）</w:t>
+      </w:r>
+    </w:p>
+    <w:p>
+      <w:r>
+        <w:rPr>
+          <w:rFonts w:ascii="Hiragino Kaku Gothic ProN" w:hAnsi="Hiragino Kaku Gothic ProN" w:eastAsia="Hiragino Kaku Gothic ProN" w:cs="Hiragino Kaku Gothic ProN"/>
+          <w:b/>
+          <w:i w:val="0"/>
+          <w:sz w:val="22"/>
+        </w:rPr>
+        <w:t>通常モード時（退院予定の入力が進んでいるケース）：</w:t>
+      </w:r>
+    </w:p>
+    <w:p>
+      <w:pPr>
+        <w:spacing w:before="60" w:after="60"/>
+        <w:ind w:left="397"/>
+      </w:pPr>
+      <w:r>
+        <w:rPr>
+          <w:rFonts w:ascii="Hiragino Kaku Gothic ProN" w:hAnsi="Hiragino Kaku Gothic ProN" w:eastAsia="Hiragino Kaku Gothic ProN" w:cs="Hiragino Kaku Gothic ProN"/>
+          <w:b w:val="0"/>
+          <w:i/>
+          <w:color w:val="555555"/>
+          <w:sz w:val="22"/>
+        </w:rPr>
         <w:t xml:space="preserve">「5F は </w:t>
       </w:r>
       <w:r>
@@ -2843,25 +3457,18 @@
           <w:color w:val="555555"/>
           <w:sz w:val="22"/>
         </w:rPr>
-        <w:t>。退院予定入力カバレッジは 67%（精度高）なので、この数字で動けます」</w:t>
-      </w:r>
-    </w:p>
-    <w:p>
+        <w:t xml:space="preserve">。退院予定は </w:t>
+      </w:r>
       <w:r>
         <w:rPr>
           <w:rFonts w:ascii="Hiragino Kaku Gothic ProN" w:hAnsi="Hiragino Kaku Gothic ProN" w:eastAsia="Hiragino Kaku Gothic ProN" w:cs="Hiragino Kaku Gothic ProN"/>
           <w:b/>
-          <w:i w:val="0"/>
-          <w:sz w:val="22"/>
-        </w:rPr>
-        <w:t>入力カバレッジが低いとき：</w:t>
-      </w:r>
-    </w:p>
-    <w:p>
-      <w:pPr>
-        <w:spacing w:before="60" w:after="60"/>
-        <w:ind w:left="397"/>
-      </w:pPr>
+          <w:i/>
+          <w:color w:val="555555"/>
+          <w:sz w:val="22"/>
+        </w:rPr>
+        <w:t>金 3 名入力済み（曜日平均 2 名で平均並）、土日は未入力</w:t>
+      </w:r>
       <w:r>
         <w:rPr>
           <w:rFonts w:ascii="Hiragino Kaku Gothic ProN" w:hAnsi="Hiragino Kaku Gothic ProN" w:eastAsia="Hiragino Kaku Gothic ProN" w:cs="Hiragino Kaku Gothic ProN"/>
@@ -2870,7 +3477,7 @@
           <w:color w:val="555555"/>
           <w:sz w:val="22"/>
         </w:rPr>
-        <w:t>「今回は退院予定の入力がまだ薄い（カバレッジ 33%）ので、数字は曜日平均の推計です。</w:t>
+        <w:t>。予測稼働率は金 85%・土 78%・日 72% で、</w:t>
       </w:r>
       <w:r>
         <w:rPr>
@@ -2880,7 +3487,7 @@
           <w:color w:val="555555"/>
           <w:sz w:val="22"/>
         </w:rPr>
-        <w:t>規模感の参考として ±バンドの広めの値を見て判断</w:t>
+        <w:t>土日は低下気味</w:t>
       </w:r>
       <w:r>
         <w:rPr>
@@ -2890,7 +3497,121 @@
           <w:color w:val="555555"/>
           <w:sz w:val="22"/>
         </w:rPr>
-        <w:t xml:space="preserve"> しましょう」</w:t>
+        <w:t xml:space="preserve"> です。土日の退院予定を入力いただけば予測が締まります」</w:t>
+      </w:r>
+    </w:p>
+    <w:p>
+      <w:r>
+        <w:rPr>
+          <w:rFonts w:ascii="Hiragino Kaku Gothic ProN" w:hAnsi="Hiragino Kaku Gothic ProN" w:eastAsia="Hiragino Kaku Gothic ProN" w:cs="Hiragino Kaku Gothic ProN"/>
+          <w:b/>
+          <w:i w:val="0"/>
+          <w:sz w:val="22"/>
+        </w:rPr>
+        <w:t>入力が薄いとき：</w:t>
+      </w:r>
+    </w:p>
+    <w:p>
+      <w:pPr>
+        <w:spacing w:before="60" w:after="60"/>
+        <w:ind w:left="397"/>
+      </w:pPr>
+      <w:r>
+        <w:rPr>
+          <w:rFonts w:ascii="Hiragino Kaku Gothic ProN" w:hAnsi="Hiragino Kaku Gothic ProN" w:eastAsia="Hiragino Kaku Gothic ProN" w:cs="Hiragino Kaku Gothic ProN"/>
+          <w:b w:val="0"/>
+          <w:i/>
+          <w:color w:val="555555"/>
+          <w:sz w:val="22"/>
+        </w:rPr>
+        <w:t>「今回は退院予定の入力が薄い（金以外は未入力）ので、数字は曜日平均の推計です。</w:t>
+      </w:r>
+      <w:r>
+        <w:rPr>
+          <w:rFonts w:ascii="Hiragino Kaku Gothic ProN" w:hAnsi="Hiragino Kaku Gothic ProN" w:eastAsia="Hiragino Kaku Gothic ProN" w:cs="Hiragino Kaku Gothic ProN"/>
+          <w:b/>
+          <w:i/>
+          <w:color w:val="555555"/>
+          <w:sz w:val="22"/>
+        </w:rPr>
+        <w:t>±バンドの広めの値で判断</w:t>
+      </w:r>
+      <w:r>
+        <w:rPr>
+          <w:rFonts w:ascii="Hiragino Kaku Gothic ProN" w:hAnsi="Hiragino Kaku Gothic ProN" w:eastAsia="Hiragino Kaku Gothic ProN" w:cs="Hiragino Kaku Gothic ProN"/>
+          <w:b w:val="0"/>
+          <w:i/>
+          <w:color w:val="555555"/>
+          <w:sz w:val="22"/>
+        </w:rPr>
+        <w:t xml:space="preserve"> しましょう。今日のカンファで土日退院の可能性を洗い出しておきたいですね」</w:t>
+      </w:r>
+    </w:p>
+    <w:p>
+      <w:r>
+        <w:rPr>
+          <w:rFonts w:ascii="Hiragino Kaku Gothic ProN" w:hAnsi="Hiragino Kaku Gothic ProN" w:eastAsia="Hiragino Kaku Gothic ProN" w:cs="Hiragino Kaku Gothic ProN"/>
+          <w:b/>
+          <w:i w:val="0"/>
+          <w:sz w:val="22"/>
+        </w:rPr>
+        <w:t>週末の稼働率低下が見込まれるとき：</w:t>
+      </w:r>
+    </w:p>
+    <w:p>
+      <w:pPr>
+        <w:spacing w:before="60" w:after="60"/>
+        <w:ind w:left="397"/>
+      </w:pPr>
+      <w:r>
+        <w:rPr>
+          <w:rFonts w:ascii="Hiragino Kaku Gothic ProN" w:hAnsi="Hiragino Kaku Gothic ProN" w:eastAsia="Hiragino Kaku Gothic ProN" w:cs="Hiragino Kaku Gothic ProN"/>
+          <w:b w:val="0"/>
+          <w:i/>
+          <w:color w:val="555555"/>
+          <w:sz w:val="22"/>
+        </w:rPr>
+        <w:t xml:space="preserve">「予測稼働率が土曜 78%・日曜 72% と </w:t>
+      </w:r>
+      <w:r>
+        <w:rPr>
+          <w:rFonts w:ascii="Hiragino Kaku Gothic ProN" w:hAnsi="Hiragino Kaku Gothic ProN" w:eastAsia="Hiragino Kaku Gothic ProN" w:cs="Hiragino Kaku Gothic ProN"/>
+          <w:b/>
+          <w:i/>
+          <w:color w:val="555555"/>
+          <w:sz w:val="22"/>
+        </w:rPr>
+        <w:t>目標 90% を大きく下回る見込み</w:t>
+      </w:r>
+      <w:r>
+        <w:rPr>
+          <w:rFonts w:ascii="Hiragino Kaku Gothic ProN" w:hAnsi="Hiragino Kaku Gothic ProN" w:eastAsia="Hiragino Kaku Gothic ProN" w:cs="Hiragino Kaku Gothic ProN"/>
+          <w:b w:val="0"/>
+          <w:i/>
+          <w:color w:val="555555"/>
+          <w:sz w:val="22"/>
+        </w:rPr>
+        <w:t>。退院を金曜に集中させすぎると週末に空床ができすぎるので、</w:t>
+      </w:r>
+      <w:r>
+        <w:rPr>
+          <w:rFonts w:ascii="Hiragino Kaku Gothic ProN" w:hAnsi="Hiragino Kaku Gothic ProN" w:eastAsia="Hiragino Kaku Gothic ProN" w:cs="Hiragino Kaku Gothic ProN"/>
+          <w:b/>
+          <w:i/>
+          <w:color w:val="555555"/>
+          <w:sz w:val="22"/>
+        </w:rPr>
+        <w:t>土日退院を 1 名ずつ分散</w:t>
+      </w:r>
+      <w:r>
+        <w:rPr>
+          <w:rFonts w:ascii="Hiragino Kaku Gothic ProN" w:hAnsi="Hiragino Kaku Gothic ProN" w:eastAsia="Hiragino Kaku Gothic ProN" w:cs="Hiragino Kaku Gothic ProN"/>
+          <w:b w:val="0"/>
+          <w:i/>
+          <w:color w:val="555555"/>
+          <w:sz w:val="22"/>
+        </w:rPr>
+        <w:t>できないか議論しましょう」</w:t>
       </w:r>
     </w:p>
     <w:p>
@@ -11170,6 +11891,71 @@
           </w:p>
         </w:tc>
       </w:tr>
+      <w:tr>
+        <w:tc>
+          <w:tcPr>
+            <w:tcW w:type="dxa" w:w="3324"/>
+            <w:vAlign w:val="center"/>
+          </w:tcPr>
+          <w:p>
+            <w:r/>
+            <w:r>
+              <w:rPr>
+                <w:rFonts w:ascii="Hiragino Kaku Gothic ProN" w:hAnsi="Hiragino Kaku Gothic ProN" w:eastAsia="Hiragino Kaku Gothic ProN" w:cs="Hiragino Kaku Gothic ProN"/>
+                <w:b w:val="0"/>
+                <w:i w:val="0"/>
+                <w:sz w:val="20"/>
+              </w:rPr>
+              <w:t>2026-04-21</w:t>
+            </w:r>
+          </w:p>
+        </w:tc>
+        <w:tc>
+          <w:tcPr>
+            <w:tcW w:type="dxa" w:w="3324"/>
+            <w:vAlign w:val="center"/>
+          </w:tcPr>
+          <w:p>
+            <w:r/>
+            <w:r>
+              <w:rPr>
+                <w:rFonts w:ascii="Hiragino Kaku Gothic ProN" w:hAnsi="Hiragino Kaku Gothic ProN" w:eastAsia="Hiragino Kaku Gothic ProN" w:cs="Hiragino Kaku Gothic ProN"/>
+                <w:b w:val="0"/>
+                <w:i w:val="0"/>
+                <w:sz w:val="20"/>
+              </w:rPr>
+              <w:t>v4.3</w:t>
+            </w:r>
+          </w:p>
+        </w:tc>
+        <w:tc>
+          <w:tcPr>
+            <w:tcW w:type="dxa" w:w="3324"/>
+            <w:vAlign w:val="center"/>
+          </w:tcPr>
+          <w:p>
+            <w:r/>
+            <w:r>
+              <w:rPr>
+                <w:rFonts w:ascii="Hiragino Kaku Gothic ProN" w:hAnsi="Hiragino Kaku Gothic ProN" w:eastAsia="Hiragino Kaku Gothic ProN" w:cs="Hiragino Kaku Gothic ProN"/>
+                <w:b/>
+                <w:i w:val="0"/>
+                <w:sz w:val="20"/>
+              </w:rPr>
+              <w:t>Block B のカバレッジ % を廃止</w:t>
+            </w:r>
+            <w:r>
+              <w:rPr>
+                <w:rFonts w:ascii="Hiragino Kaku Gothic ProN" w:hAnsi="Hiragino Kaku Gothic ProN" w:eastAsia="Hiragino Kaku Gothic ProN" w:cs="Hiragino Kaku Gothic ProN"/>
+                <w:b w:val="0"/>
+                <w:i w:val="0"/>
+                <w:sz w:val="20"/>
+              </w:rPr>
+              <w:t>（分母が予測値で循環参照のため意味なし、副院長指摘）。代わりに「退院予定 入力数 vs 過去 8 週同曜日平均」の実数比較と「予測稼働率」の 2 段表示に変更。週末・連休の稼働率が 70% / 80% を下回る日には低稼働警告バナーを表示</w:t>
+            </w:r>
+          </w:p>
+        </w:tc>
+      </w:tr>
     </w:tbl>
     <w:p>
       <w:pPr>
@@ -11195,7 +11981,7 @@
           <w:i w:val="0"/>
           <w:sz w:val="22"/>
         </w:rPr>
-        <w:t xml:space="preserve"> 2026-04-21 </w:t>
+        <w:t xml:space="preserve"> 2026-04-21 (v4.3) </w:t>
       </w:r>
       <w:r>
         <w:rPr>
@@ -11213,7 +11999,7 @@
           <w:i w:val="0"/>
           <w:sz w:val="22"/>
         </w:rPr>
-        <w:t xml:space="preserve"> v3.5i 以降（カンファ画面＋📉 過去実績分析タブ＋ステータス履歴差分＋退院予定ヒートマップ）</w:t>
+        <w:t xml:space="preserve"> v3.5i 以降（カンファ画面＋📉 過去実績分析タブ＋ステータス履歴差分＋退院予定ヒートマップ＋Block B 入力状況・稼働率予測）</w:t>
       </w:r>
     </w:p>
     <w:sectPr>
